--- a/06_PDA03/PDA03 - Revision Notes.docx
+++ b/06_PDA03/PDA03 - Revision Notes.docx
@@ -4,6 +4,9 @@
   <w:body>
     <w:p>
       <w:r>
+        <w:rPr>
+          <w:noProof/>
+        </w:rPr>
         <w:drawing>
           <wp:inline distT="0" distB="0" distL="0" distR="0" wp14:anchorId="1B325738" wp14:editId="7548B9EF">
             <wp:extent cx="3477110" cy="4706007"/>
@@ -29,6 +32,788 @@
                     <a:xfrm>
                       <a:off x="0" y="0"/>
                       <a:ext cx="3477110" cy="4706007"/>
+                    </a:xfrm>
+                    <a:prstGeom prst="rect">
+                      <a:avLst/>
+                    </a:prstGeom>
+                  </pic:spPr>
+                </pic:pic>
+              </a:graphicData>
+            </a:graphic>
+          </wp:inline>
+        </w:drawing>
+      </w:r>
+    </w:p>
+    <w:p>
+      <w:r>
+        <w:rPr>
+          <w:noProof/>
+        </w:rPr>
+        <w:lastRenderedPageBreak/>
+        <w:drawing>
+          <wp:inline distT="0" distB="0" distL="0" distR="0" wp14:anchorId="19BAF3F3" wp14:editId="3996407A">
+            <wp:extent cx="5731510" cy="5883910"/>
+            <wp:effectExtent l="0" t="0" r="2540" b="2540"/>
+            <wp:docPr id="1689879574" name="Picture 1"/>
+            <wp:cNvGraphicFramePr>
+              <a:graphicFrameLocks xmlns:a="http://schemas.openxmlformats.org/drawingml/2006/main" noChangeAspect="1"/>
+            </wp:cNvGraphicFramePr>
+            <a:graphic xmlns:a="http://schemas.openxmlformats.org/drawingml/2006/main">
+              <a:graphicData uri="http://schemas.openxmlformats.org/drawingml/2006/picture">
+                <pic:pic xmlns:pic="http://schemas.openxmlformats.org/drawingml/2006/picture">
+                  <pic:nvPicPr>
+                    <pic:cNvPr id="1689879574" name=""/>
+                    <pic:cNvPicPr/>
+                  </pic:nvPicPr>
+                  <pic:blipFill>
+                    <a:blip r:embed="rId5"/>
+                    <a:stretch>
+                      <a:fillRect/>
+                    </a:stretch>
+                  </pic:blipFill>
+                  <pic:spPr>
+                    <a:xfrm>
+                      <a:off x="0" y="0"/>
+                      <a:ext cx="5731510" cy="5883910"/>
+                    </a:xfrm>
+                    <a:prstGeom prst="rect">
+                      <a:avLst/>
+                    </a:prstGeom>
+                  </pic:spPr>
+                </pic:pic>
+              </a:graphicData>
+            </a:graphic>
+          </wp:inline>
+        </w:drawing>
+      </w:r>
+    </w:p>
+    <w:p>
+      <w:r>
+        <w:t>1/ Anaconda</w:t>
+      </w:r>
+    </w:p>
+    <w:p>
+      <w:r>
+        <w:t xml:space="preserve">2/ </w:t>
+      </w:r>
+      <w:r>
+        <w:t>To communicate with the computer</w:t>
+      </w:r>
+    </w:p>
+    <w:p>
+      <w:r>
+        <w:t>3/ To store data</w:t>
+      </w:r>
+    </w:p>
+    <w:p>
+      <w:r>
+        <w:t>4/ All of the above: Float, Character, String</w:t>
+      </w:r>
+    </w:p>
+    <w:p>
+      <w:r>
+        <w:t xml:space="preserve">5/ </w:t>
+      </w:r>
+      <w:r>
+        <w:t>To manage packages and environments</w:t>
+      </w:r>
+    </w:p>
+    <w:p>
+      <w:r>
+        <w:rPr>
+          <w:noProof/>
+        </w:rPr>
+        <w:lastRenderedPageBreak/>
+        <w:drawing>
+          <wp:inline distT="0" distB="0" distL="0" distR="0" wp14:anchorId="4BF905A8" wp14:editId="7DBBD2D7">
+            <wp:extent cx="5731510" cy="5849620"/>
+            <wp:effectExtent l="0" t="0" r="2540" b="0"/>
+            <wp:docPr id="235185398" name="Picture 1"/>
+            <wp:cNvGraphicFramePr>
+              <a:graphicFrameLocks xmlns:a="http://schemas.openxmlformats.org/drawingml/2006/main" noChangeAspect="1"/>
+            </wp:cNvGraphicFramePr>
+            <a:graphic xmlns:a="http://schemas.openxmlformats.org/drawingml/2006/main">
+              <a:graphicData uri="http://schemas.openxmlformats.org/drawingml/2006/picture">
+                <pic:pic xmlns:pic="http://schemas.openxmlformats.org/drawingml/2006/picture">
+                  <pic:nvPicPr>
+                    <pic:cNvPr id="235185398" name=""/>
+                    <pic:cNvPicPr/>
+                  </pic:nvPicPr>
+                  <pic:blipFill>
+                    <a:blip r:embed="rId6"/>
+                    <a:stretch>
+                      <a:fillRect/>
+                    </a:stretch>
+                  </pic:blipFill>
+                  <pic:spPr>
+                    <a:xfrm>
+                      <a:off x="0" y="0"/>
+                      <a:ext cx="5731510" cy="5849620"/>
+                    </a:xfrm>
+                    <a:prstGeom prst="rect">
+                      <a:avLst/>
+                    </a:prstGeom>
+                  </pic:spPr>
+                </pic:pic>
+              </a:graphicData>
+            </a:graphic>
+          </wp:inline>
+        </w:drawing>
+      </w:r>
+    </w:p>
+    <w:p>
+      <w:r>
+        <w:t xml:space="preserve">6/ </w:t>
+      </w:r>
+      <w:r>
+        <w:t>A piece of code that performs a specific task</w:t>
+      </w:r>
+    </w:p>
+    <w:p>
+      <w:r>
+        <w:t xml:space="preserve">7/ </w:t>
+      </w:r>
+      <w:r>
+        <w:t xml:space="preserve">Using the keyword </w:t>
+      </w:r>
+      <w:r>
+        <w:rPr>
+          <w:b/>
+          <w:bCs/>
+        </w:rPr>
+        <w:t>def</w:t>
+      </w:r>
+    </w:p>
+    <w:p>
+      <w:r>
+        <w:t xml:space="preserve">8/ </w:t>
+      </w:r>
+      <w:r>
+        <w:t>To specify inputs to the function</w:t>
+      </w:r>
+    </w:p>
+    <w:p>
+      <w:r>
+        <w:t xml:space="preserve">9/ </w:t>
+      </w:r>
+      <w:r>
+        <w:t>To return a value from the function</w:t>
+      </w:r>
+    </w:p>
+    <w:p>
+      <w:pPr>
+        <w:rPr>
+          <w:b/>
+          <w:bCs/>
+        </w:rPr>
+      </w:pPr>
+      <w:r>
+        <w:t xml:space="preserve">10/ </w:t>
+      </w:r>
+      <w:r>
+        <w:rPr>
+          <w:b/>
+          <w:bCs/>
+        </w:rPr>
+        <w:t>print()</w:t>
+      </w:r>
+    </w:p>
+    <w:p>
+      <w:pPr>
+        <w:rPr>
+          <w:b/>
+          <w:bCs/>
+        </w:rPr>
+      </w:pPr>
+      <w:r>
+        <w:rPr>
+          <w:b/>
+          <w:bCs/>
+          <w:noProof/>
+        </w:rPr>
+        <w:lastRenderedPageBreak/>
+        <w:drawing>
+          <wp:inline distT="0" distB="0" distL="0" distR="0" wp14:anchorId="02567368" wp14:editId="4C55BD0E">
+            <wp:extent cx="5731510" cy="5890895"/>
+            <wp:effectExtent l="0" t="0" r="2540" b="0"/>
+            <wp:docPr id="262821575" name="Picture 1"/>
+            <wp:cNvGraphicFramePr>
+              <a:graphicFrameLocks xmlns:a="http://schemas.openxmlformats.org/drawingml/2006/main" noChangeAspect="1"/>
+            </wp:cNvGraphicFramePr>
+            <a:graphic xmlns:a="http://schemas.openxmlformats.org/drawingml/2006/main">
+              <a:graphicData uri="http://schemas.openxmlformats.org/drawingml/2006/picture">
+                <pic:pic xmlns:pic="http://schemas.openxmlformats.org/drawingml/2006/picture">
+                  <pic:nvPicPr>
+                    <pic:cNvPr id="262821575" name=""/>
+                    <pic:cNvPicPr/>
+                  </pic:nvPicPr>
+                  <pic:blipFill>
+                    <a:blip r:embed="rId7"/>
+                    <a:stretch>
+                      <a:fillRect/>
+                    </a:stretch>
+                  </pic:blipFill>
+                  <pic:spPr>
+                    <a:xfrm>
+                      <a:off x="0" y="0"/>
+                      <a:ext cx="5731510" cy="5890895"/>
+                    </a:xfrm>
+                    <a:prstGeom prst="rect">
+                      <a:avLst/>
+                    </a:prstGeom>
+                  </pic:spPr>
+                </pic:pic>
+              </a:graphicData>
+            </a:graphic>
+          </wp:inline>
+        </w:drawing>
+      </w:r>
+    </w:p>
+    <w:p>
+      <w:pPr>
+        <w:rPr>
+          <w:b/>
+          <w:bCs/>
+        </w:rPr>
+      </w:pPr>
+      <w:r>
+        <w:t>11/</w:t>
+      </w:r>
+      <w:r>
+        <w:rPr>
+          <w:b/>
+          <w:bCs/>
+        </w:rPr>
+        <w:t xml:space="preserve"> </w:t>
+      </w:r>
+      <w:proofErr w:type="spellStart"/>
+      <w:r>
+        <w:rPr>
+          <w:b/>
+          <w:bCs/>
+        </w:rPr>
+        <w:t>function_name</w:t>
+      </w:r>
+      <w:proofErr w:type="spellEnd"/>
+      <w:r>
+        <w:rPr>
+          <w:b/>
+          <w:bCs/>
+        </w:rPr>
+        <w:t>()</w:t>
+      </w:r>
+    </w:p>
+    <w:p>
+      <w:r>
+        <w:t>12/ 6</w:t>
+      </w:r>
+    </w:p>
+    <w:p>
+      <w:r>
+        <w:t>13/ Local to the function</w:t>
+      </w:r>
+    </w:p>
+    <w:p>
+      <w:r>
+        <w:t>14/ Indicates an empty block of code</w:t>
+      </w:r>
+    </w:p>
+    <w:p>
+      <w:r>
+        <w:t xml:space="preserve">15/ </w:t>
+      </w:r>
+      <w:r>
+        <w:t>To document the function's behaviour</w:t>
+      </w:r>
+    </w:p>
+    <w:p/>
+    <w:p>
+      <w:r>
+        <w:rPr>
+          <w:noProof/>
+        </w:rPr>
+        <w:lastRenderedPageBreak/>
+        <w:drawing>
+          <wp:inline distT="0" distB="0" distL="0" distR="0" wp14:anchorId="1104E3A6" wp14:editId="2390D041">
+            <wp:extent cx="3008617" cy="2143125"/>
+            <wp:effectExtent l="0" t="0" r="1905" b="0"/>
+            <wp:docPr id="1798117126" name="Picture 1"/>
+            <wp:cNvGraphicFramePr>
+              <a:graphicFrameLocks xmlns:a="http://schemas.openxmlformats.org/drawingml/2006/main" noChangeAspect="1"/>
+            </wp:cNvGraphicFramePr>
+            <a:graphic xmlns:a="http://schemas.openxmlformats.org/drawingml/2006/main">
+              <a:graphicData uri="http://schemas.openxmlformats.org/drawingml/2006/picture">
+                <pic:pic xmlns:pic="http://schemas.openxmlformats.org/drawingml/2006/picture">
+                  <pic:nvPicPr>
+                    <pic:cNvPr id="1798117126" name=""/>
+                    <pic:cNvPicPr/>
+                  </pic:nvPicPr>
+                  <pic:blipFill>
+                    <a:blip r:embed="rId8"/>
+                    <a:stretch>
+                      <a:fillRect/>
+                    </a:stretch>
+                  </pic:blipFill>
+                  <pic:spPr>
+                    <a:xfrm>
+                      <a:off x="0" y="0"/>
+                      <a:ext cx="3010943" cy="2144782"/>
+                    </a:xfrm>
+                    <a:prstGeom prst="rect">
+                      <a:avLst/>
+                    </a:prstGeom>
+                  </pic:spPr>
+                </pic:pic>
+              </a:graphicData>
+            </a:graphic>
+          </wp:inline>
+        </w:drawing>
+      </w:r>
+    </w:p>
+    <w:p>
+      <w:r>
+        <w:rPr>
+          <w:noProof/>
+        </w:rPr>
+        <w:drawing>
+          <wp:inline distT="0" distB="0" distL="0" distR="0" wp14:anchorId="576CC8B0" wp14:editId="496B21E3">
+            <wp:extent cx="5731510" cy="6076315"/>
+            <wp:effectExtent l="0" t="0" r="2540" b="635"/>
+            <wp:docPr id="941663031" name="Picture 1"/>
+            <wp:cNvGraphicFramePr>
+              <a:graphicFrameLocks xmlns:a="http://schemas.openxmlformats.org/drawingml/2006/main" noChangeAspect="1"/>
+            </wp:cNvGraphicFramePr>
+            <a:graphic xmlns:a="http://schemas.openxmlformats.org/drawingml/2006/main">
+              <a:graphicData uri="http://schemas.openxmlformats.org/drawingml/2006/picture">
+                <pic:pic xmlns:pic="http://schemas.openxmlformats.org/drawingml/2006/picture">
+                  <pic:nvPicPr>
+                    <pic:cNvPr id="941663031" name=""/>
+                    <pic:cNvPicPr/>
+                  </pic:nvPicPr>
+                  <pic:blipFill>
+                    <a:blip r:embed="rId9"/>
+                    <a:stretch>
+                      <a:fillRect/>
+                    </a:stretch>
+                  </pic:blipFill>
+                  <pic:spPr>
+                    <a:xfrm>
+                      <a:off x="0" y="0"/>
+                      <a:ext cx="5731510" cy="6076315"/>
+                    </a:xfrm>
+                    <a:prstGeom prst="rect">
+                      <a:avLst/>
+                    </a:prstGeom>
+                  </pic:spPr>
+                </pic:pic>
+              </a:graphicData>
+            </a:graphic>
+          </wp:inline>
+        </w:drawing>
+      </w:r>
+    </w:p>
+    <w:p>
+      <w:r>
+        <w:t xml:space="preserve">1/ </w:t>
+      </w:r>
+      <w:r>
+        <w:t>A library for creating visualizations in Python</w:t>
+      </w:r>
+    </w:p>
+    <w:p>
+      <w:r>
+        <w:t xml:space="preserve">2/ </w:t>
+      </w:r>
+      <w:r>
+        <w:t>Histogram</w:t>
+      </w:r>
+    </w:p>
+    <w:p>
+      <w:r>
+        <w:t xml:space="preserve">3/ </w:t>
+      </w:r>
+      <w:r>
+        <w:rPr>
+          <w:b/>
+          <w:bCs/>
+        </w:rPr>
+        <w:t xml:space="preserve">import </w:t>
+      </w:r>
+      <w:proofErr w:type="spellStart"/>
+      <w:r>
+        <w:rPr>
+          <w:b/>
+          <w:bCs/>
+        </w:rPr>
+        <w:t>matplotlib.pyplot</w:t>
+      </w:r>
+      <w:proofErr w:type="spellEnd"/>
+      <w:r>
+        <w:rPr>
+          <w:b/>
+          <w:bCs/>
+        </w:rPr>
+        <w:t xml:space="preserve"> as </w:t>
+      </w:r>
+      <w:proofErr w:type="spellStart"/>
+      <w:r>
+        <w:rPr>
+          <w:b/>
+          <w:bCs/>
+        </w:rPr>
+        <w:t>plt</w:t>
+      </w:r>
+      <w:proofErr w:type="spellEnd"/>
+    </w:p>
+    <w:p>
+      <w:r>
+        <w:t xml:space="preserve">4/ </w:t>
+      </w:r>
+      <w:r>
+        <w:rPr>
+          <w:b/>
+          <w:bCs/>
+        </w:rPr>
+        <w:t>plot()</w:t>
+      </w:r>
+    </w:p>
+    <w:p>
+      <w:r>
+        <w:t xml:space="preserve">5/ </w:t>
+      </w:r>
+      <w:r>
+        <w:t>To label the x-axis and y-axis, respectively</w:t>
+      </w:r>
+    </w:p>
+    <w:p>
+      <w:r>
+        <w:rPr>
+          <w:noProof/>
+        </w:rPr>
+        <w:lastRenderedPageBreak/>
+        <w:drawing>
+          <wp:inline distT="0" distB="0" distL="0" distR="0" wp14:anchorId="3947DB61" wp14:editId="1974153D">
+            <wp:extent cx="5731510" cy="6057900"/>
+            <wp:effectExtent l="0" t="0" r="2540" b="0"/>
+            <wp:docPr id="1790233853" name="Picture 1"/>
+            <wp:cNvGraphicFramePr>
+              <a:graphicFrameLocks xmlns:a="http://schemas.openxmlformats.org/drawingml/2006/main" noChangeAspect="1"/>
+            </wp:cNvGraphicFramePr>
+            <a:graphic xmlns:a="http://schemas.openxmlformats.org/drawingml/2006/main">
+              <a:graphicData uri="http://schemas.openxmlformats.org/drawingml/2006/picture">
+                <pic:pic xmlns:pic="http://schemas.openxmlformats.org/drawingml/2006/picture">
+                  <pic:nvPicPr>
+                    <pic:cNvPr id="1790233853" name=""/>
+                    <pic:cNvPicPr/>
+                  </pic:nvPicPr>
+                  <pic:blipFill>
+                    <a:blip r:embed="rId10"/>
+                    <a:stretch>
+                      <a:fillRect/>
+                    </a:stretch>
+                  </pic:blipFill>
+                  <pic:spPr>
+                    <a:xfrm>
+                      <a:off x="0" y="0"/>
+                      <a:ext cx="5731510" cy="6057900"/>
+                    </a:xfrm>
+                    <a:prstGeom prst="rect">
+                      <a:avLst/>
+                    </a:prstGeom>
+                  </pic:spPr>
+                </pic:pic>
+              </a:graphicData>
+            </a:graphic>
+          </wp:inline>
+        </w:drawing>
+      </w:r>
+    </w:p>
+    <w:p>
+      <w:r>
+        <w:t xml:space="preserve">6/ </w:t>
+      </w:r>
+      <w:r>
+        <w:rPr>
+          <w:b/>
+          <w:bCs/>
+        </w:rPr>
+        <w:t>scatter()</w:t>
+      </w:r>
+    </w:p>
+    <w:p>
+      <w:r>
+        <w:t xml:space="preserve">7/ </w:t>
+      </w:r>
+      <w:r>
+        <w:t>To set the title of the plot</w:t>
+      </w:r>
+    </w:p>
+    <w:p>
+      <w:r>
+        <w:t xml:space="preserve">8/ </w:t>
+      </w:r>
+      <w:r>
+        <w:rPr>
+          <w:b/>
+          <w:bCs/>
+        </w:rPr>
+        <w:t>subplots()</w:t>
+      </w:r>
+    </w:p>
+    <w:p>
+      <w:r>
+        <w:t xml:space="preserve">9/ </w:t>
+      </w:r>
+      <w:r>
+        <w:t>To create a legend for the plot</w:t>
+      </w:r>
+    </w:p>
+    <w:p>
+      <w:r>
+        <w:t xml:space="preserve">10/ </w:t>
+      </w:r>
+      <w:proofErr w:type="spellStart"/>
+      <w:r>
+        <w:rPr>
+          <w:b/>
+          <w:bCs/>
+        </w:rPr>
+        <w:t>savefig</w:t>
+      </w:r>
+      <w:proofErr w:type="spellEnd"/>
+      <w:r>
+        <w:rPr>
+          <w:b/>
+          <w:bCs/>
+        </w:rPr>
+        <w:t>()</w:t>
+      </w:r>
+    </w:p>
+    <w:p>
+      <w:r>
+        <w:rPr>
+          <w:noProof/>
+        </w:rPr>
+        <w:lastRenderedPageBreak/>
+        <w:drawing>
+          <wp:inline distT="0" distB="0" distL="0" distR="0" wp14:anchorId="6B1B2C23" wp14:editId="62CC8F0A">
+            <wp:extent cx="5731510" cy="6084570"/>
+            <wp:effectExtent l="0" t="0" r="2540" b="0"/>
+            <wp:docPr id="447033478" name="Picture 1"/>
+            <wp:cNvGraphicFramePr>
+              <a:graphicFrameLocks xmlns:a="http://schemas.openxmlformats.org/drawingml/2006/main" noChangeAspect="1"/>
+            </wp:cNvGraphicFramePr>
+            <a:graphic xmlns:a="http://schemas.openxmlformats.org/drawingml/2006/main">
+              <a:graphicData uri="http://schemas.openxmlformats.org/drawingml/2006/picture">
+                <pic:pic xmlns:pic="http://schemas.openxmlformats.org/drawingml/2006/picture">
+                  <pic:nvPicPr>
+                    <pic:cNvPr id="447033478" name=""/>
+                    <pic:cNvPicPr/>
+                  </pic:nvPicPr>
+                  <pic:blipFill>
+                    <a:blip r:embed="rId11"/>
+                    <a:stretch>
+                      <a:fillRect/>
+                    </a:stretch>
+                  </pic:blipFill>
+                  <pic:spPr>
+                    <a:xfrm>
+                      <a:off x="0" y="0"/>
+                      <a:ext cx="5731510" cy="6084570"/>
+                    </a:xfrm>
+                    <a:prstGeom prst="rect">
+                      <a:avLst/>
+                    </a:prstGeom>
+                  </pic:spPr>
+                </pic:pic>
+              </a:graphicData>
+            </a:graphic>
+          </wp:inline>
+        </w:drawing>
+      </w:r>
+    </w:p>
+    <w:p>
+      <w:r>
+        <w:t xml:space="preserve">11/ </w:t>
+      </w:r>
+      <w:r>
+        <w:t>A library for statistical data visualization</w:t>
+      </w:r>
+    </w:p>
+    <w:p>
+      <w:r>
+        <w:t xml:space="preserve">12/ </w:t>
+      </w:r>
+      <w:r>
+        <w:rPr>
+          <w:b/>
+          <w:bCs/>
+        </w:rPr>
+        <w:t xml:space="preserve">import seaborn as </w:t>
+      </w:r>
+      <w:proofErr w:type="spellStart"/>
+      <w:r>
+        <w:rPr>
+          <w:b/>
+          <w:bCs/>
+        </w:rPr>
+        <w:t>sns</w:t>
+      </w:r>
+      <w:proofErr w:type="spellEnd"/>
+    </w:p>
+    <w:p>
+      <w:r>
+        <w:t xml:space="preserve">13/ </w:t>
+      </w:r>
+      <w:r>
+        <w:t>Scatter plot</w:t>
+      </w:r>
+    </w:p>
+    <w:p>
+      <w:r>
+        <w:t xml:space="preserve">14/ </w:t>
+      </w:r>
+      <w:r>
+        <w:t>To add a legend based on a categorical variable</w:t>
+      </w:r>
+    </w:p>
+    <w:p>
+      <w:r>
+        <w:t xml:space="preserve">15/ </w:t>
+      </w:r>
+      <w:r>
+        <w:rPr>
+          <w:b/>
+          <w:bCs/>
+        </w:rPr>
+        <w:t>boxplot()</w:t>
+      </w:r>
+    </w:p>
+    <w:p>
+      <w:r>
+        <w:rPr>
+          <w:noProof/>
+        </w:rPr>
+        <w:lastRenderedPageBreak/>
+        <w:drawing>
+          <wp:inline distT="0" distB="0" distL="0" distR="0" wp14:anchorId="3B301359" wp14:editId="58731107">
+            <wp:extent cx="5731510" cy="5890260"/>
+            <wp:effectExtent l="0" t="0" r="2540" b="0"/>
+            <wp:docPr id="311881917" name="Picture 1"/>
+            <wp:cNvGraphicFramePr>
+              <a:graphicFrameLocks xmlns:a="http://schemas.openxmlformats.org/drawingml/2006/main" noChangeAspect="1"/>
+            </wp:cNvGraphicFramePr>
+            <a:graphic xmlns:a="http://schemas.openxmlformats.org/drawingml/2006/main">
+              <a:graphicData uri="http://schemas.openxmlformats.org/drawingml/2006/picture">
+                <pic:pic xmlns:pic="http://schemas.openxmlformats.org/drawingml/2006/picture">
+                  <pic:nvPicPr>
+                    <pic:cNvPr id="311881917" name=""/>
+                    <pic:cNvPicPr/>
+                  </pic:nvPicPr>
+                  <pic:blipFill>
+                    <a:blip r:embed="rId12"/>
+                    <a:stretch>
+                      <a:fillRect/>
+                    </a:stretch>
+                  </pic:blipFill>
+                  <pic:spPr>
+                    <a:xfrm>
+                      <a:off x="0" y="0"/>
+                      <a:ext cx="5731510" cy="5890260"/>
+                    </a:xfrm>
+                    <a:prstGeom prst="rect">
+                      <a:avLst/>
+                    </a:prstGeom>
+                  </pic:spPr>
+                </pic:pic>
+              </a:graphicData>
+            </a:graphic>
+          </wp:inline>
+        </w:drawing>
+      </w:r>
+    </w:p>
+    <w:p>
+      <w:r>
+        <w:t xml:space="preserve">16/ </w:t>
+      </w:r>
+      <w:r>
+        <w:t>Creates a matrix of scatter plots for each pair of variables in a dataset</w:t>
+      </w:r>
+    </w:p>
+    <w:p>
+      <w:r>
+        <w:t xml:space="preserve">17/ </w:t>
+      </w:r>
+      <w:r>
+        <w:rPr>
+          <w:b/>
+          <w:bCs/>
+        </w:rPr>
+        <w:t>heatmap()</w:t>
+      </w:r>
+    </w:p>
+    <w:p>
+      <w:r>
+        <w:t xml:space="preserve">18/ </w:t>
+      </w:r>
+      <w:r>
+        <w:t>To control the size of elements in the plot, such as points or lines</w:t>
+      </w:r>
+    </w:p>
+    <w:p>
+      <w:r>
+        <w:t xml:space="preserve">19/ </w:t>
+      </w:r>
+      <w:r>
+        <w:t>Creates a scatter plot with a regression line</w:t>
+      </w:r>
+    </w:p>
+    <w:p>
+      <w:pPr>
+        <w:rPr>
+          <w:b/>
+          <w:bCs/>
+        </w:rPr>
+      </w:pPr>
+      <w:r>
+        <w:t xml:space="preserve">20/ </w:t>
+      </w:r>
+      <w:r>
+        <w:rPr>
+          <w:b/>
+          <w:bCs/>
+        </w:rPr>
+        <w:t>style</w:t>
+      </w:r>
+    </w:p>
+    <w:p>
+      <w:r>
+        <w:lastRenderedPageBreak/>
+        <w:drawing>
+          <wp:inline distT="0" distB="0" distL="0" distR="0" wp14:anchorId="2E5CCD4F" wp14:editId="393D2DBC">
+            <wp:extent cx="3496163" cy="2514951"/>
+            <wp:effectExtent l="0" t="0" r="9525" b="0"/>
+            <wp:docPr id="597439393" name="Picture 1"/>
+            <wp:cNvGraphicFramePr>
+              <a:graphicFrameLocks xmlns:a="http://schemas.openxmlformats.org/drawingml/2006/main" noChangeAspect="1"/>
+            </wp:cNvGraphicFramePr>
+            <a:graphic xmlns:a="http://schemas.openxmlformats.org/drawingml/2006/main">
+              <a:graphicData uri="http://schemas.openxmlformats.org/drawingml/2006/picture">
+                <pic:pic xmlns:pic="http://schemas.openxmlformats.org/drawingml/2006/picture">
+                  <pic:nvPicPr>
+                    <pic:cNvPr id="597439393" name=""/>
+                    <pic:cNvPicPr/>
+                  </pic:nvPicPr>
+                  <pic:blipFill>
+                    <a:blip r:embed="rId13"/>
+                    <a:stretch>
+                      <a:fillRect/>
+                    </a:stretch>
+                  </pic:blipFill>
+                  <pic:spPr>
+                    <a:xfrm>
+                      <a:off x="0" y="0"/>
+                      <a:ext cx="3496163" cy="2514951"/>
                     </a:xfrm>
                     <a:prstGeom prst="rect">
                       <a:avLst/>
@@ -655,7 +1440,6 @@
   <w:style w:type="character" w:default="1" w:styleId="DefaultParagraphFont">
     <w:name w:val="Default Paragraph Font"/>
     <w:uiPriority w:val="1"/>
-    <w:semiHidden/>
     <w:unhideWhenUsed/>
   </w:style>
   <w:style w:type="table" w:default="1" w:styleId="TableNormal">

--- a/06_PDA03/PDA03 - Revision Notes.docx
+++ b/06_PDA03/PDA03 - Revision Notes.docx
@@ -788,9 +788,12 @@
     </w:p>
     <w:p>
       <w:r>
+        <w:rPr>
+          <w:noProof/>
+        </w:rPr>
         <w:lastRenderedPageBreak/>
         <w:drawing>
-          <wp:inline distT="0" distB="0" distL="0" distR="0" wp14:anchorId="2E5CCD4F" wp14:editId="393D2DBC">
+          <wp:inline distT="0" distB="0" distL="0" distR="0" wp14:anchorId="2E5CCD4F" wp14:editId="4F099B4E">
             <wp:extent cx="3496163" cy="2514951"/>
             <wp:effectExtent l="0" t="0" r="9525" b="0"/>
             <wp:docPr id="597439393" name="Picture 1"/>
@@ -826,7 +829,999 @@
         </w:drawing>
       </w:r>
     </w:p>
-    <w:p/>
+    <w:p>
+      <w:r>
+        <w:rPr>
+          <w:noProof/>
+        </w:rPr>
+        <w:drawing>
+          <wp:inline distT="0" distB="0" distL="0" distR="0" wp14:anchorId="5AD5B545" wp14:editId="41ED385D">
+            <wp:extent cx="5463020" cy="5581650"/>
+            <wp:effectExtent l="0" t="0" r="4445" b="0"/>
+            <wp:docPr id="1558324137" name="Picture 1"/>
+            <wp:cNvGraphicFramePr>
+              <a:graphicFrameLocks xmlns:a="http://schemas.openxmlformats.org/drawingml/2006/main" noChangeAspect="1"/>
+            </wp:cNvGraphicFramePr>
+            <a:graphic xmlns:a="http://schemas.openxmlformats.org/drawingml/2006/main">
+              <a:graphicData uri="http://schemas.openxmlformats.org/drawingml/2006/picture">
+                <pic:pic xmlns:pic="http://schemas.openxmlformats.org/drawingml/2006/picture">
+                  <pic:nvPicPr>
+                    <pic:cNvPr id="1558324137" name=""/>
+                    <pic:cNvPicPr/>
+                  </pic:nvPicPr>
+                  <pic:blipFill>
+                    <a:blip r:embed="rId14"/>
+                    <a:stretch>
+                      <a:fillRect/>
+                    </a:stretch>
+                  </pic:blipFill>
+                  <pic:spPr>
+                    <a:xfrm>
+                      <a:off x="0" y="0"/>
+                      <a:ext cx="5464696" cy="5583362"/>
+                    </a:xfrm>
+                    <a:prstGeom prst="rect">
+                      <a:avLst/>
+                    </a:prstGeom>
+                  </pic:spPr>
+                </pic:pic>
+              </a:graphicData>
+            </a:graphic>
+          </wp:inline>
+        </w:drawing>
+      </w:r>
+    </w:p>
+    <w:p>
+      <w:r>
+        <w:t xml:space="preserve">1/ </w:t>
+      </w:r>
+      <w:r>
+        <w:t>A series of data points indexed in time order</w:t>
+      </w:r>
+    </w:p>
+    <w:p>
+      <w:r>
+        <w:t xml:space="preserve">2/ </w:t>
+      </w:r>
+      <w:r>
+        <w:t>Pandas</w:t>
+      </w:r>
+    </w:p>
+    <w:p>
+      <w:r>
+        <w:t xml:space="preserve">3/ </w:t>
+      </w:r>
+      <w:r>
+        <w:t>Series</w:t>
+      </w:r>
+    </w:p>
+    <w:p>
+      <w:r>
+        <w:t xml:space="preserve">4/ </w:t>
+      </w:r>
+      <w:r>
+        <w:t>The intervals at which the data is collected</w:t>
+      </w:r>
+    </w:p>
+    <w:p>
+      <w:r>
+        <w:t xml:space="preserve">5/ </w:t>
+      </w:r>
+      <w:proofErr w:type="spellStart"/>
+      <w:r>
+        <w:rPr>
+          <w:b/>
+          <w:bCs/>
+        </w:rPr>
+        <w:t>to_datetime</w:t>
+      </w:r>
+      <w:proofErr w:type="spellEnd"/>
+      <w:r>
+        <w:rPr>
+          <w:b/>
+          <w:bCs/>
+        </w:rPr>
+        <w:t>()</w:t>
+      </w:r>
+    </w:p>
+    <w:p>
+      <w:r>
+        <w:rPr>
+          <w:noProof/>
+        </w:rPr>
+        <w:lastRenderedPageBreak/>
+        <w:drawing>
+          <wp:inline distT="0" distB="0" distL="0" distR="0" wp14:anchorId="5B1A859F" wp14:editId="0A157281">
+            <wp:extent cx="5731510" cy="6085840"/>
+            <wp:effectExtent l="0" t="0" r="2540" b="0"/>
+            <wp:docPr id="2102953100" name="Picture 1"/>
+            <wp:cNvGraphicFramePr>
+              <a:graphicFrameLocks xmlns:a="http://schemas.openxmlformats.org/drawingml/2006/main" noChangeAspect="1"/>
+            </wp:cNvGraphicFramePr>
+            <a:graphic xmlns:a="http://schemas.openxmlformats.org/drawingml/2006/main">
+              <a:graphicData uri="http://schemas.openxmlformats.org/drawingml/2006/picture">
+                <pic:pic xmlns:pic="http://schemas.openxmlformats.org/drawingml/2006/picture">
+                  <pic:nvPicPr>
+                    <pic:cNvPr id="2102953100" name=""/>
+                    <pic:cNvPicPr/>
+                  </pic:nvPicPr>
+                  <pic:blipFill>
+                    <a:blip r:embed="rId15"/>
+                    <a:stretch>
+                      <a:fillRect/>
+                    </a:stretch>
+                  </pic:blipFill>
+                  <pic:spPr>
+                    <a:xfrm>
+                      <a:off x="0" y="0"/>
+                      <a:ext cx="5731510" cy="6085840"/>
+                    </a:xfrm>
+                    <a:prstGeom prst="rect">
+                      <a:avLst/>
+                    </a:prstGeom>
+                  </pic:spPr>
+                </pic:pic>
+              </a:graphicData>
+            </a:graphic>
+          </wp:inline>
+        </w:drawing>
+      </w:r>
+    </w:p>
+    <w:p>
+      <w:r>
+        <w:t xml:space="preserve">6/ </w:t>
+      </w:r>
+      <w:r>
+        <w:t>Converting a time series to a different frequency</w:t>
+      </w:r>
+    </w:p>
+    <w:p>
+      <w:r>
+        <w:t xml:space="preserve">7/ </w:t>
+      </w:r>
+      <w:r>
+        <w:t>Upsampling increases the frequency of the data, while downsampling decreases it</w:t>
+      </w:r>
+    </w:p>
+    <w:p>
+      <w:r>
+        <w:t xml:space="preserve">8/ </w:t>
+      </w:r>
+      <w:proofErr w:type="spellStart"/>
+      <w:r>
+        <w:rPr>
+          <w:b/>
+          <w:bCs/>
+        </w:rPr>
+        <w:t>fillna</w:t>
+      </w:r>
+      <w:proofErr w:type="spellEnd"/>
+      <w:r>
+        <w:rPr>
+          <w:b/>
+          <w:bCs/>
+        </w:rPr>
+        <w:t>()</w:t>
+      </w:r>
+    </w:p>
+    <w:p>
+      <w:r>
+        <w:t xml:space="preserve">9/ </w:t>
+      </w:r>
+      <w:r>
+        <w:t>A statistical technique to smooth out fluctuations in data by taking the average of a fixed-size window of data points</w:t>
+      </w:r>
+    </w:p>
+    <w:p>
+      <w:r>
+        <w:t xml:space="preserve">10/ </w:t>
+      </w:r>
+      <w:r>
+        <w:rPr>
+          <w:b/>
+          <w:bCs/>
+        </w:rPr>
+        <w:t>plot()</w:t>
+      </w:r>
+    </w:p>
+    <w:p>
+      <w:r>
+        <w:rPr>
+          <w:noProof/>
+        </w:rPr>
+        <w:lastRenderedPageBreak/>
+        <w:drawing>
+          <wp:inline distT="0" distB="0" distL="0" distR="0" wp14:anchorId="7EB65489" wp14:editId="21C3D7EE">
+            <wp:extent cx="5731510" cy="5831205"/>
+            <wp:effectExtent l="0" t="0" r="2540" b="0"/>
+            <wp:docPr id="274434521" name="Picture 1"/>
+            <wp:cNvGraphicFramePr>
+              <a:graphicFrameLocks xmlns:a="http://schemas.openxmlformats.org/drawingml/2006/main" noChangeAspect="1"/>
+            </wp:cNvGraphicFramePr>
+            <a:graphic xmlns:a="http://schemas.openxmlformats.org/drawingml/2006/main">
+              <a:graphicData uri="http://schemas.openxmlformats.org/drawingml/2006/picture">
+                <pic:pic xmlns:pic="http://schemas.openxmlformats.org/drawingml/2006/picture">
+                  <pic:nvPicPr>
+                    <pic:cNvPr id="274434521" name=""/>
+                    <pic:cNvPicPr/>
+                  </pic:nvPicPr>
+                  <pic:blipFill>
+                    <a:blip r:embed="rId16"/>
+                    <a:stretch>
+                      <a:fillRect/>
+                    </a:stretch>
+                  </pic:blipFill>
+                  <pic:spPr>
+                    <a:xfrm>
+                      <a:off x="0" y="0"/>
+                      <a:ext cx="5731510" cy="5831205"/>
+                    </a:xfrm>
+                    <a:prstGeom prst="rect">
+                      <a:avLst/>
+                    </a:prstGeom>
+                  </pic:spPr>
+                </pic:pic>
+              </a:graphicData>
+            </a:graphic>
+          </wp:inline>
+        </w:drawing>
+      </w:r>
+    </w:p>
+    <w:p>
+      <w:r>
+        <w:t xml:space="preserve">11/ </w:t>
+      </w:r>
+      <w:r>
+        <w:t>A branch of artificial intelligence focused on training machines to learn from data</w:t>
+      </w:r>
+    </w:p>
+    <w:p>
+      <w:r>
+        <w:t xml:space="preserve">12/ </w:t>
+      </w:r>
+      <w:r>
+        <w:t>To make predictions or decisions based on data</w:t>
+      </w:r>
+    </w:p>
+    <w:p>
+      <w:r>
+        <w:t xml:space="preserve">13/ </w:t>
+      </w:r>
+      <w:r>
+        <w:t>Deterministic learning</w:t>
+      </w:r>
+    </w:p>
+    <w:p>
+      <w:r>
+        <w:t xml:space="preserve">14/ </w:t>
+      </w:r>
+      <w:r>
+        <w:t xml:space="preserve">In supervised learning, the model learns from labelled data, while in unsupervised learning, the model learns from </w:t>
+      </w:r>
+      <w:proofErr w:type="spellStart"/>
+      <w:r>
+        <w:t>unlabeled</w:t>
+      </w:r>
+      <w:proofErr w:type="spellEnd"/>
+      <w:r>
+        <w:t xml:space="preserve"> data</w:t>
+      </w:r>
+    </w:p>
+    <w:p>
+      <w:r>
+        <w:t xml:space="preserve">15/ </w:t>
+      </w:r>
+      <w:r>
+        <w:t>Classification</w:t>
+      </w:r>
+    </w:p>
+    <w:p>
+      <w:r>
+        <w:rPr>
+          <w:noProof/>
+        </w:rPr>
+        <w:lastRenderedPageBreak/>
+        <w:drawing>
+          <wp:inline distT="0" distB="0" distL="0" distR="0" wp14:anchorId="68B2AE97" wp14:editId="611F6B94">
+            <wp:extent cx="5731510" cy="6098540"/>
+            <wp:effectExtent l="0" t="0" r="2540" b="0"/>
+            <wp:docPr id="1198431305" name="Picture 1"/>
+            <wp:cNvGraphicFramePr>
+              <a:graphicFrameLocks xmlns:a="http://schemas.openxmlformats.org/drawingml/2006/main" noChangeAspect="1"/>
+            </wp:cNvGraphicFramePr>
+            <a:graphic xmlns:a="http://schemas.openxmlformats.org/drawingml/2006/main">
+              <a:graphicData uri="http://schemas.openxmlformats.org/drawingml/2006/picture">
+                <pic:pic xmlns:pic="http://schemas.openxmlformats.org/drawingml/2006/picture">
+                  <pic:nvPicPr>
+                    <pic:cNvPr id="1198431305" name=""/>
+                    <pic:cNvPicPr/>
+                  </pic:nvPicPr>
+                  <pic:blipFill>
+                    <a:blip r:embed="rId17"/>
+                    <a:stretch>
+                      <a:fillRect/>
+                    </a:stretch>
+                  </pic:blipFill>
+                  <pic:spPr>
+                    <a:xfrm>
+                      <a:off x="0" y="0"/>
+                      <a:ext cx="5731510" cy="6098540"/>
+                    </a:xfrm>
+                    <a:prstGeom prst="rect">
+                      <a:avLst/>
+                    </a:prstGeom>
+                  </pic:spPr>
+                </pic:pic>
+              </a:graphicData>
+            </a:graphic>
+          </wp:inline>
+        </w:drawing>
+      </w:r>
+    </w:p>
+    <w:p>
+      <w:r>
+        <w:t xml:space="preserve">16/ </w:t>
+      </w:r>
+      <w:r>
+        <w:t>The output or prediction that the model is trying to learn</w:t>
+      </w:r>
+    </w:p>
+    <w:p>
+      <w:r>
+        <w:t xml:space="preserve">17/ </w:t>
+      </w:r>
+      <w:r>
+        <w:t>Regression</w:t>
+      </w:r>
+    </w:p>
+    <w:p>
+      <w:r>
+        <w:t xml:space="preserve">18/ </w:t>
+      </w:r>
+      <w:r>
+        <w:t>When the model performs well on the training data but fails to generalise to new data</w:t>
+      </w:r>
+    </w:p>
+    <w:p>
+      <w:r>
+        <w:t xml:space="preserve">19/ </w:t>
+      </w:r>
+      <w:r>
+        <w:t>Regulari</w:t>
+      </w:r>
+      <w:r>
+        <w:t>s</w:t>
+      </w:r>
+      <w:r>
+        <w:t>ation</w:t>
+      </w:r>
+    </w:p>
+    <w:p>
+      <w:r>
+        <w:t xml:space="preserve">20/ </w:t>
+      </w:r>
+      <w:r>
+        <w:t>Testing</w:t>
+      </w:r>
+    </w:p>
+    <w:p>
+      <w:r>
+        <w:rPr>
+          <w:noProof/>
+        </w:rPr>
+        <w:lastRenderedPageBreak/>
+        <w:drawing>
+          <wp:inline distT="0" distB="0" distL="0" distR="0" wp14:anchorId="2C8F3094" wp14:editId="0C47609B">
+            <wp:extent cx="3543795" cy="2486372"/>
+            <wp:effectExtent l="0" t="0" r="0" b="9525"/>
+            <wp:docPr id="223939097" name="Picture 1"/>
+            <wp:cNvGraphicFramePr>
+              <a:graphicFrameLocks xmlns:a="http://schemas.openxmlformats.org/drawingml/2006/main" noChangeAspect="1"/>
+            </wp:cNvGraphicFramePr>
+            <a:graphic xmlns:a="http://schemas.openxmlformats.org/drawingml/2006/main">
+              <a:graphicData uri="http://schemas.openxmlformats.org/drawingml/2006/picture">
+                <pic:pic xmlns:pic="http://schemas.openxmlformats.org/drawingml/2006/picture">
+                  <pic:nvPicPr>
+                    <pic:cNvPr id="223939097" name=""/>
+                    <pic:cNvPicPr/>
+                  </pic:nvPicPr>
+                  <pic:blipFill>
+                    <a:blip r:embed="rId18"/>
+                    <a:stretch>
+                      <a:fillRect/>
+                    </a:stretch>
+                  </pic:blipFill>
+                  <pic:spPr>
+                    <a:xfrm>
+                      <a:off x="0" y="0"/>
+                      <a:ext cx="3543795" cy="2486372"/>
+                    </a:xfrm>
+                    <a:prstGeom prst="rect">
+                      <a:avLst/>
+                    </a:prstGeom>
+                  </pic:spPr>
+                </pic:pic>
+              </a:graphicData>
+            </a:graphic>
+          </wp:inline>
+        </w:drawing>
+      </w:r>
+    </w:p>
+    <w:p>
+      <w:r>
+        <w:rPr>
+          <w:noProof/>
+        </w:rPr>
+        <w:drawing>
+          <wp:inline distT="0" distB="0" distL="0" distR="0" wp14:anchorId="7A7F7385" wp14:editId="33473B4B">
+            <wp:extent cx="5012302" cy="5314950"/>
+            <wp:effectExtent l="0" t="0" r="0" b="0"/>
+            <wp:docPr id="1344012048" name="Picture 1"/>
+            <wp:cNvGraphicFramePr>
+              <a:graphicFrameLocks xmlns:a="http://schemas.openxmlformats.org/drawingml/2006/main" noChangeAspect="1"/>
+            </wp:cNvGraphicFramePr>
+            <a:graphic xmlns:a="http://schemas.openxmlformats.org/drawingml/2006/main">
+              <a:graphicData uri="http://schemas.openxmlformats.org/drawingml/2006/picture">
+                <pic:pic xmlns:pic="http://schemas.openxmlformats.org/drawingml/2006/picture">
+                  <pic:nvPicPr>
+                    <pic:cNvPr id="1344012048" name=""/>
+                    <pic:cNvPicPr/>
+                  </pic:nvPicPr>
+                  <pic:blipFill>
+                    <a:blip r:embed="rId19"/>
+                    <a:stretch>
+                      <a:fillRect/>
+                    </a:stretch>
+                  </pic:blipFill>
+                  <pic:spPr>
+                    <a:xfrm>
+                      <a:off x="0" y="0"/>
+                      <a:ext cx="5015519" cy="5318361"/>
+                    </a:xfrm>
+                    <a:prstGeom prst="rect">
+                      <a:avLst/>
+                    </a:prstGeom>
+                  </pic:spPr>
+                </pic:pic>
+              </a:graphicData>
+            </a:graphic>
+          </wp:inline>
+        </w:drawing>
+      </w:r>
+    </w:p>
+    <w:p>
+      <w:r>
+        <w:t xml:space="preserve">1/ </w:t>
+      </w:r>
+      <w:r>
+        <w:t>Project planning</w:t>
+      </w:r>
+    </w:p>
+    <w:p>
+      <w:r>
+        <w:t xml:space="preserve">2/ </w:t>
+      </w:r>
+      <w:r>
+        <w:t>It helps define the scope and objectives of the project</w:t>
+      </w:r>
+      <w:r>
+        <w:t>, i</w:t>
+      </w:r>
+      <w:r>
+        <w:t>t ensures the efficient use of resources</w:t>
+      </w:r>
+      <w:r>
+        <w:t>, i</w:t>
+      </w:r>
+      <w:r>
+        <w:t>t helps identify potential risks and challenges</w:t>
+      </w:r>
+    </w:p>
+    <w:p>
+      <w:r>
+        <w:t xml:space="preserve">3/ </w:t>
+      </w:r>
+      <w:r>
+        <w:t>A document outlining the project's goals, scope, and stakeholders</w:t>
+      </w:r>
+    </w:p>
+    <w:p>
+      <w:r>
+        <w:t xml:space="preserve">4/ </w:t>
+      </w:r>
+      <w:r>
+        <w:t>To clarify what the project aims to achieve</w:t>
+      </w:r>
+    </w:p>
+    <w:p>
+      <w:r>
+        <w:t xml:space="preserve">5/ </w:t>
+      </w:r>
+      <w:r>
+        <w:t>Choosing machine learning models</w:t>
+      </w:r>
+    </w:p>
+    <w:p>
+      <w:r>
+        <w:rPr>
+          <w:noProof/>
+        </w:rPr>
+        <w:lastRenderedPageBreak/>
+        <w:drawing>
+          <wp:inline distT="0" distB="0" distL="0" distR="0" wp14:anchorId="33484183" wp14:editId="2B2BBA4E">
+            <wp:extent cx="5731510" cy="6092190"/>
+            <wp:effectExtent l="0" t="0" r="2540" b="3810"/>
+            <wp:docPr id="512055489" name="Picture 1"/>
+            <wp:cNvGraphicFramePr>
+              <a:graphicFrameLocks xmlns:a="http://schemas.openxmlformats.org/drawingml/2006/main" noChangeAspect="1"/>
+            </wp:cNvGraphicFramePr>
+            <a:graphic xmlns:a="http://schemas.openxmlformats.org/drawingml/2006/main">
+              <a:graphicData uri="http://schemas.openxmlformats.org/drawingml/2006/picture">
+                <pic:pic xmlns:pic="http://schemas.openxmlformats.org/drawingml/2006/picture">
+                  <pic:nvPicPr>
+                    <pic:cNvPr id="512055489" name=""/>
+                    <pic:cNvPicPr/>
+                  </pic:nvPicPr>
+                  <pic:blipFill>
+                    <a:blip r:embed="rId20"/>
+                    <a:stretch>
+                      <a:fillRect/>
+                    </a:stretch>
+                  </pic:blipFill>
+                  <pic:spPr>
+                    <a:xfrm>
+                      <a:off x="0" y="0"/>
+                      <a:ext cx="5731510" cy="6092190"/>
+                    </a:xfrm>
+                    <a:prstGeom prst="rect">
+                      <a:avLst/>
+                    </a:prstGeom>
+                  </pic:spPr>
+                </pic:pic>
+              </a:graphicData>
+            </a:graphic>
+          </wp:inline>
+        </w:drawing>
+      </w:r>
+    </w:p>
+    <w:p>
+      <w:r>
+        <w:t xml:space="preserve">6/ </w:t>
+      </w:r>
+      <w:r>
+        <w:t>The process of ensuring data quality, security, and compliance</w:t>
+      </w:r>
+    </w:p>
+    <w:p>
+      <w:r>
+        <w:t>7/</w:t>
+      </w:r>
+      <w:r>
+        <w:t xml:space="preserve"> </w:t>
+      </w:r>
+      <w:r>
+        <w:t>To comply with legal regulations and protect sensitive information</w:t>
+      </w:r>
+    </w:p>
+    <w:p>
+      <w:r>
+        <w:t>8/</w:t>
+      </w:r>
+      <w:r>
+        <w:t xml:space="preserve"> </w:t>
+      </w:r>
+      <w:r>
+        <w:t>The process of selecting a subset of data from a larger dataset</w:t>
+      </w:r>
+    </w:p>
+    <w:p>
+      <w:r>
+        <w:t xml:space="preserve">9/ </w:t>
+      </w:r>
+      <w:r>
+        <w:t>To remove outliers from the data</w:t>
+      </w:r>
+      <w:r>
+        <w:t>, t</w:t>
+      </w:r>
+      <w:r>
+        <w:t>o handle missing values</w:t>
+      </w:r>
+      <w:r>
+        <w:t>, t</w:t>
+      </w:r>
+      <w:r>
+        <w:t>o standardi</w:t>
+      </w:r>
+      <w:r>
+        <w:t>s</w:t>
+      </w:r>
+      <w:r>
+        <w:t>e data formats</w:t>
+      </w:r>
+    </w:p>
+    <w:p>
+      <w:r>
+        <w:t xml:space="preserve">10/ </w:t>
+      </w:r>
+      <w:r>
+        <w:t>Data cleaning and preprocessing</w:t>
+      </w:r>
+    </w:p>
+    <w:p>
+      <w:r>
+        <w:rPr>
+          <w:noProof/>
+        </w:rPr>
+        <w:lastRenderedPageBreak/>
+        <w:drawing>
+          <wp:inline distT="0" distB="0" distL="0" distR="0" wp14:anchorId="600C0D0F" wp14:editId="69E45E65">
+            <wp:extent cx="5731510" cy="5864860"/>
+            <wp:effectExtent l="0" t="0" r="2540" b="2540"/>
+            <wp:docPr id="1911653962" name="Picture 1"/>
+            <wp:cNvGraphicFramePr>
+              <a:graphicFrameLocks xmlns:a="http://schemas.openxmlformats.org/drawingml/2006/main" noChangeAspect="1"/>
+            </wp:cNvGraphicFramePr>
+            <a:graphic xmlns:a="http://schemas.openxmlformats.org/drawingml/2006/main">
+              <a:graphicData uri="http://schemas.openxmlformats.org/drawingml/2006/picture">
+                <pic:pic xmlns:pic="http://schemas.openxmlformats.org/drawingml/2006/picture">
+                  <pic:nvPicPr>
+                    <pic:cNvPr id="1911653962" name=""/>
+                    <pic:cNvPicPr/>
+                  </pic:nvPicPr>
+                  <pic:blipFill>
+                    <a:blip r:embed="rId21"/>
+                    <a:stretch>
+                      <a:fillRect/>
+                    </a:stretch>
+                  </pic:blipFill>
+                  <pic:spPr>
+                    <a:xfrm>
+                      <a:off x="0" y="0"/>
+                      <a:ext cx="5731510" cy="5864860"/>
+                    </a:xfrm>
+                    <a:prstGeom prst="rect">
+                      <a:avLst/>
+                    </a:prstGeom>
+                  </pic:spPr>
+                </pic:pic>
+              </a:graphicData>
+            </a:graphic>
+          </wp:inline>
+        </w:drawing>
+      </w:r>
+    </w:p>
+    <w:p>
+      <w:r>
+        <w:t xml:space="preserve">11/ </w:t>
+      </w:r>
+      <w:r>
+        <w:t>Exploratory Data Analysis</w:t>
+      </w:r>
+    </w:p>
+    <w:p>
+      <w:r>
+        <w:t xml:space="preserve">12/ </w:t>
+      </w:r>
+      <w:r>
+        <w:t>To prepare the data for machine learning algorithms</w:t>
+      </w:r>
+    </w:p>
+    <w:p>
+      <w:r>
+        <w:t xml:space="preserve">13/ </w:t>
+      </w:r>
+      <w:r>
+        <w:t>Data visuali</w:t>
+      </w:r>
+      <w:r>
+        <w:t>s</w:t>
+      </w:r>
+      <w:r>
+        <w:t>ation</w:t>
+      </w:r>
+    </w:p>
+    <w:p>
+      <w:r>
+        <w:t xml:space="preserve">14/ </w:t>
+      </w:r>
+      <w:r>
+        <w:t>To standardize or normalize the range of numerical features</w:t>
+      </w:r>
+    </w:p>
+    <w:p>
+      <w:r>
+        <w:t xml:space="preserve">15/ </w:t>
+      </w:r>
+      <w:r>
+        <w:t>Remove rows with missing values</w:t>
+      </w:r>
+      <w:r>
+        <w:t>, r</w:t>
+      </w:r>
+      <w:r>
+        <w:t>eplace missing values with the mean or median of the column</w:t>
+      </w:r>
+      <w:r>
+        <w:t>, r</w:t>
+      </w:r>
+      <w:r>
+        <w:t>eplace missing values with zeros</w:t>
+      </w:r>
+    </w:p>
+    <w:p>
+      <w:r>
+        <w:rPr>
+          <w:noProof/>
+        </w:rPr>
+        <w:lastRenderedPageBreak/>
+        <w:drawing>
+          <wp:inline distT="0" distB="0" distL="0" distR="0" wp14:anchorId="55E986AC" wp14:editId="1A74DE66">
+            <wp:extent cx="5731510" cy="6064885"/>
+            <wp:effectExtent l="0" t="0" r="2540" b="0"/>
+            <wp:docPr id="2072882731" name="Picture 1"/>
+            <wp:cNvGraphicFramePr>
+              <a:graphicFrameLocks xmlns:a="http://schemas.openxmlformats.org/drawingml/2006/main" noChangeAspect="1"/>
+            </wp:cNvGraphicFramePr>
+            <a:graphic xmlns:a="http://schemas.openxmlformats.org/drawingml/2006/main">
+              <a:graphicData uri="http://schemas.openxmlformats.org/drawingml/2006/picture">
+                <pic:pic xmlns:pic="http://schemas.openxmlformats.org/drawingml/2006/picture">
+                  <pic:nvPicPr>
+                    <pic:cNvPr id="2072882731" name=""/>
+                    <pic:cNvPicPr/>
+                  </pic:nvPicPr>
+                  <pic:blipFill>
+                    <a:blip r:embed="rId22"/>
+                    <a:stretch>
+                      <a:fillRect/>
+                    </a:stretch>
+                  </pic:blipFill>
+                  <pic:spPr>
+                    <a:xfrm>
+                      <a:off x="0" y="0"/>
+                      <a:ext cx="5731510" cy="6064885"/>
+                    </a:xfrm>
+                    <a:prstGeom prst="rect">
+                      <a:avLst/>
+                    </a:prstGeom>
+                  </pic:spPr>
+                </pic:pic>
+              </a:graphicData>
+            </a:graphic>
+          </wp:inline>
+        </w:drawing>
+      </w:r>
+    </w:p>
+    <w:p>
+      <w:r>
+        <w:t xml:space="preserve">16/ </w:t>
+      </w:r>
+      <w:r>
+        <w:t>To convert categorical variables into numerical variables</w:t>
+      </w:r>
+    </w:p>
+    <w:p>
+      <w:r>
+        <w:t xml:space="preserve">17/ </w:t>
+      </w:r>
+      <w:r>
+        <w:t>Statistical methods such as z-score or IQR</w:t>
+      </w:r>
+    </w:p>
+    <w:p>
+      <w:r>
+        <w:t xml:space="preserve">18/ </w:t>
+      </w:r>
+      <w:r>
+        <w:t>To convert categorical variables into a format that can be used for machine learning algorithms</w:t>
+      </w:r>
+    </w:p>
+    <w:p>
+      <w:r>
+        <w:t xml:space="preserve">19/ </w:t>
+      </w:r>
+      <w:r>
+        <w:t>Standardization scales the data to have a mean of 0 and a standard deviation of 1, while normalization scales the data to a range between 0 and 1</w:t>
+      </w:r>
+    </w:p>
+    <w:p>
+      <w:r>
+        <w:t xml:space="preserve">20/ </w:t>
+      </w:r>
+      <w:r>
+        <w:t>To visualize the data and understand its characteristics</w:t>
+      </w:r>
+    </w:p>
+    <w:p>
+      <w:r>
+        <w:rPr>
+          <w:noProof/>
+        </w:rPr>
+        <w:lastRenderedPageBreak/>
+        <w:drawing>
+          <wp:inline distT="0" distB="0" distL="0" distR="0" wp14:anchorId="70D72C36" wp14:editId="4CD41205">
+            <wp:extent cx="5731510" cy="6057900"/>
+            <wp:effectExtent l="0" t="0" r="2540" b="0"/>
+            <wp:docPr id="1440159434" name="Picture 1"/>
+            <wp:cNvGraphicFramePr>
+              <a:graphicFrameLocks xmlns:a="http://schemas.openxmlformats.org/drawingml/2006/main" noChangeAspect="1"/>
+            </wp:cNvGraphicFramePr>
+            <a:graphic xmlns:a="http://schemas.openxmlformats.org/drawingml/2006/main">
+              <a:graphicData uri="http://schemas.openxmlformats.org/drawingml/2006/picture">
+                <pic:pic xmlns:pic="http://schemas.openxmlformats.org/drawingml/2006/picture">
+                  <pic:nvPicPr>
+                    <pic:cNvPr id="1440159434" name=""/>
+                    <pic:cNvPicPr/>
+                  </pic:nvPicPr>
+                  <pic:blipFill>
+                    <a:blip r:embed="rId23"/>
+                    <a:stretch>
+                      <a:fillRect/>
+                    </a:stretch>
+                  </pic:blipFill>
+                  <pic:spPr>
+                    <a:xfrm>
+                      <a:off x="0" y="0"/>
+                      <a:ext cx="5731510" cy="6057900"/>
+                    </a:xfrm>
+                    <a:prstGeom prst="rect">
+                      <a:avLst/>
+                    </a:prstGeom>
+                  </pic:spPr>
+                </pic:pic>
+              </a:graphicData>
+            </a:graphic>
+          </wp:inline>
+        </w:drawing>
+      </w:r>
+    </w:p>
+    <w:p>
+      <w:r>
+        <w:t xml:space="preserve">21/ </w:t>
+      </w:r>
+      <w:r>
+        <w:t>The process of creating new features or modifying existing features to improve model performance</w:t>
+      </w:r>
+    </w:p>
+    <w:p>
+      <w:r>
+        <w:t xml:space="preserve">22/ </w:t>
+      </w:r>
+      <w:r>
+        <w:t>Standardization</w:t>
+      </w:r>
+      <w:r>
+        <w:t xml:space="preserve"> is not ; </w:t>
+      </w:r>
+      <w:r>
+        <w:t>One-Hot Encoding</w:t>
+      </w:r>
+      <w:r>
+        <w:t xml:space="preserve">, </w:t>
+      </w:r>
+      <w:r>
+        <w:t>Principal Component Analysis (PCA)</w:t>
+      </w:r>
+      <w:r>
+        <w:t xml:space="preserve"> and </w:t>
+      </w:r>
+      <w:r>
+        <w:t>Polynomial Features</w:t>
+      </w:r>
+      <w:r>
+        <w:t xml:space="preserve"> are</w:t>
+      </w:r>
+    </w:p>
+    <w:p>
+      <w:r>
+        <w:t xml:space="preserve">23/ </w:t>
+      </w:r>
+      <w:r>
+        <w:t>It captures non-linear relationships between features</w:t>
+      </w:r>
+    </w:p>
+    <w:p>
+      <w:r>
+        <w:t xml:space="preserve">24/ </w:t>
+      </w:r>
+      <w:r>
+        <w:t>It increases the computational complexity of the model</w:t>
+      </w:r>
+    </w:p>
+    <w:p>
+      <w:r>
+        <w:t xml:space="preserve">25/ </w:t>
+      </w:r>
+      <w:r>
+        <w:t>To reduce the number of features while preserving important information</w:t>
+      </w:r>
+    </w:p>
+    <w:p>
+      <w:r>
+        <w:rPr>
+          <w:noProof/>
+        </w:rPr>
+        <w:lastRenderedPageBreak/>
+        <w:drawing>
+          <wp:inline distT="0" distB="0" distL="0" distR="0" wp14:anchorId="3204F972" wp14:editId="23DBF0A0">
+            <wp:extent cx="5731510" cy="6243955"/>
+            <wp:effectExtent l="0" t="0" r="2540" b="4445"/>
+            <wp:docPr id="487985574" name="Picture 1"/>
+            <wp:cNvGraphicFramePr>
+              <a:graphicFrameLocks xmlns:a="http://schemas.openxmlformats.org/drawingml/2006/main" noChangeAspect="1"/>
+            </wp:cNvGraphicFramePr>
+            <a:graphic xmlns:a="http://schemas.openxmlformats.org/drawingml/2006/main">
+              <a:graphicData uri="http://schemas.openxmlformats.org/drawingml/2006/picture">
+                <pic:pic xmlns:pic="http://schemas.openxmlformats.org/drawingml/2006/picture">
+                  <pic:nvPicPr>
+                    <pic:cNvPr id="487985574" name=""/>
+                    <pic:cNvPicPr/>
+                  </pic:nvPicPr>
+                  <pic:blipFill>
+                    <a:blip r:embed="rId24"/>
+                    <a:stretch>
+                      <a:fillRect/>
+                    </a:stretch>
+                  </pic:blipFill>
+                  <pic:spPr>
+                    <a:xfrm>
+                      <a:off x="0" y="0"/>
+                      <a:ext cx="5731510" cy="6243955"/>
+                    </a:xfrm>
+                    <a:prstGeom prst="rect">
+                      <a:avLst/>
+                    </a:prstGeom>
+                  </pic:spPr>
+                </pic:pic>
+              </a:graphicData>
+            </a:graphic>
+          </wp:inline>
+        </w:drawing>
+      </w:r>
+    </w:p>
+    <w:p>
+      <w:r>
+        <w:t xml:space="preserve">26/ </w:t>
+      </w:r>
+      <w:r>
+        <w:t>Linear Regression</w:t>
+      </w:r>
+    </w:p>
+    <w:p>
+      <w:r>
+        <w:t xml:space="preserve">27/ </w:t>
+      </w:r>
+      <w:r>
+        <w:t>To evaluate the performance of the model on unseen data</w:t>
+      </w:r>
+    </w:p>
+    <w:p>
+      <w:r>
+        <w:t xml:space="preserve">28/ </w:t>
+      </w:r>
+      <w:r>
+        <w:t>It leads to overfitting</w:t>
+      </w:r>
+    </w:p>
+    <w:p>
+      <w:r>
+        <w:t xml:space="preserve">29/ </w:t>
+      </w:r>
+      <w:r>
+        <w:t>Mean Squared Error (MSE)</w:t>
+      </w:r>
+    </w:p>
+    <w:p>
+      <w:r>
+        <w:t>30/</w:t>
+      </w:r>
+      <w:r>
+        <w:t xml:space="preserve"> </w:t>
+      </w:r>
+      <w:r>
+        <w:t>To select the optimal parameters for the model</w:t>
+      </w:r>
+    </w:p>
     <w:sectPr>
       <w:pgSz w:w="11906" w:h="16838"/>
       <w:pgMar w:top="568" w:right="1440" w:bottom="567" w:left="1440" w:header="708" w:footer="708" w:gutter="0"/>

--- a/06_PDA03/PDA03 - Revision Notes.docx
+++ b/06_PDA03/PDA03 - Revision Notes.docx
@@ -1822,6 +1822,680 @@
         <w:t>To select the optimal parameters for the model</w:t>
       </w:r>
     </w:p>
+    <w:p>
+      <w:r>
+        <w:lastRenderedPageBreak/>
+        <w:drawing>
+          <wp:inline distT="0" distB="0" distL="0" distR="0" wp14:anchorId="61AEE0F8" wp14:editId="46DBE84A">
+            <wp:extent cx="2934473" cy="2781300"/>
+            <wp:effectExtent l="0" t="0" r="0" b="0"/>
+            <wp:docPr id="87357205" name="Picture 1"/>
+            <wp:cNvGraphicFramePr>
+              <a:graphicFrameLocks xmlns:a="http://schemas.openxmlformats.org/drawingml/2006/main" noChangeAspect="1"/>
+            </wp:cNvGraphicFramePr>
+            <a:graphic xmlns:a="http://schemas.openxmlformats.org/drawingml/2006/main">
+              <a:graphicData uri="http://schemas.openxmlformats.org/drawingml/2006/picture">
+                <pic:pic xmlns:pic="http://schemas.openxmlformats.org/drawingml/2006/picture">
+                  <pic:nvPicPr>
+                    <pic:cNvPr id="87357205" name=""/>
+                    <pic:cNvPicPr/>
+                  </pic:nvPicPr>
+                  <pic:blipFill>
+                    <a:blip r:embed="rId25"/>
+                    <a:stretch>
+                      <a:fillRect/>
+                    </a:stretch>
+                  </pic:blipFill>
+                  <pic:spPr>
+                    <a:xfrm>
+                      <a:off x="0" y="0"/>
+                      <a:ext cx="2938191" cy="2784824"/>
+                    </a:xfrm>
+                    <a:prstGeom prst="rect">
+                      <a:avLst/>
+                    </a:prstGeom>
+                  </pic:spPr>
+                </pic:pic>
+              </a:graphicData>
+            </a:graphic>
+          </wp:inline>
+        </w:drawing>
+      </w:r>
+    </w:p>
+    <w:p>
+      <w:r>
+        <w:drawing>
+          <wp:inline distT="0" distB="0" distL="0" distR="0" wp14:anchorId="29ACFBCC" wp14:editId="52ECD6A2">
+            <wp:extent cx="4528186" cy="4800600"/>
+            <wp:effectExtent l="0" t="0" r="5715" b="0"/>
+            <wp:docPr id="1170059298" name="Picture 1"/>
+            <wp:cNvGraphicFramePr>
+              <a:graphicFrameLocks xmlns:a="http://schemas.openxmlformats.org/drawingml/2006/main" noChangeAspect="1"/>
+            </wp:cNvGraphicFramePr>
+            <a:graphic xmlns:a="http://schemas.openxmlformats.org/drawingml/2006/main">
+              <a:graphicData uri="http://schemas.openxmlformats.org/drawingml/2006/picture">
+                <pic:pic xmlns:pic="http://schemas.openxmlformats.org/drawingml/2006/picture">
+                  <pic:nvPicPr>
+                    <pic:cNvPr id="1170059298" name=""/>
+                    <pic:cNvPicPr/>
+                  </pic:nvPicPr>
+                  <pic:blipFill>
+                    <a:blip r:embed="rId26"/>
+                    <a:stretch>
+                      <a:fillRect/>
+                    </a:stretch>
+                  </pic:blipFill>
+                  <pic:spPr>
+                    <a:xfrm>
+                      <a:off x="0" y="0"/>
+                      <a:ext cx="4537210" cy="4810167"/>
+                    </a:xfrm>
+                    <a:prstGeom prst="rect">
+                      <a:avLst/>
+                    </a:prstGeom>
+                  </pic:spPr>
+                </pic:pic>
+              </a:graphicData>
+            </a:graphic>
+          </wp:inline>
+        </w:drawing>
+      </w:r>
+    </w:p>
+    <w:p>
+      <w:r>
+        <w:t xml:space="preserve">1/ </w:t>
+      </w:r>
+      <w:r>
+        <w:rPr>
+          <w:b/>
+          <w:bCs/>
+        </w:rPr>
+        <w:t xml:space="preserve">pip install </w:t>
+      </w:r>
+      <w:proofErr w:type="spellStart"/>
+      <w:r>
+        <w:rPr>
+          <w:b/>
+          <w:bCs/>
+        </w:rPr>
+        <w:t>numpy</w:t>
+      </w:r>
+      <w:proofErr w:type="spellEnd"/>
+    </w:p>
+    <w:p>
+      <w:r>
+        <w:t xml:space="preserve">2/ </w:t>
+      </w:r>
+      <w:r>
+        <w:t>Jupyter Notebook</w:t>
+      </w:r>
+    </w:p>
+    <w:p>
+      <w:r>
+        <w:t xml:space="preserve">3/ </w:t>
+      </w:r>
+      <w:r>
+        <w:t>Loading and handling data with Pandas and NumPy</w:t>
+      </w:r>
+      <w:r>
+        <w:t xml:space="preserve">, </w:t>
+      </w:r>
+      <w:r>
+        <w:rPr>
+          <w:b/>
+          <w:bCs/>
+          <w:u w:val="single"/>
+        </w:rPr>
+        <w:t>not</w:t>
+      </w:r>
+      <w:r>
+        <w:t xml:space="preserve"> </w:t>
+      </w:r>
+      <w:r>
+        <w:t>c</w:t>
+      </w:r>
+      <w:r>
+        <w:t>alculating descriptive statistics</w:t>
+      </w:r>
+    </w:p>
+    <w:p>
+      <w:r>
+        <w:t xml:space="preserve">4/ </w:t>
+      </w:r>
+      <w:r>
+        <w:t>Develop machine learning models</w:t>
+      </w:r>
+      <w:r>
+        <w:t xml:space="preserve"> is not ; </w:t>
+      </w:r>
+      <w:r>
+        <w:t>Calculate descriptive statistics</w:t>
+      </w:r>
+      <w:r>
+        <w:t xml:space="preserve">, </w:t>
+      </w:r>
+      <w:r>
+        <w:t>Visuali</w:t>
+      </w:r>
+      <w:r>
+        <w:t>s</w:t>
+      </w:r>
+      <w:r>
+        <w:t>e data distributions and relationships</w:t>
+      </w:r>
+      <w:r>
+        <w:t xml:space="preserve">, </w:t>
+      </w:r>
+      <w:r>
+        <w:t>Interpret the statistical results</w:t>
+      </w:r>
+      <w:r>
+        <w:t xml:space="preserve"> are</w:t>
+      </w:r>
+    </w:p>
+    <w:p>
+      <w:r>
+        <w:t xml:space="preserve">5/ </w:t>
+      </w:r>
+      <w:r>
+        <w:t>They should be handled appropriately</w:t>
+      </w:r>
+    </w:p>
+    <w:p>
+      <w:r>
+        <w:lastRenderedPageBreak/>
+        <w:drawing>
+          <wp:inline distT="0" distB="0" distL="0" distR="0" wp14:anchorId="7B09885E" wp14:editId="1E4D3F22">
+            <wp:extent cx="5731510" cy="6450965"/>
+            <wp:effectExtent l="0" t="0" r="2540" b="6985"/>
+            <wp:docPr id="1850513532" name="Picture 1"/>
+            <wp:cNvGraphicFramePr>
+              <a:graphicFrameLocks xmlns:a="http://schemas.openxmlformats.org/drawingml/2006/main" noChangeAspect="1"/>
+            </wp:cNvGraphicFramePr>
+            <a:graphic xmlns:a="http://schemas.openxmlformats.org/drawingml/2006/main">
+              <a:graphicData uri="http://schemas.openxmlformats.org/drawingml/2006/picture">
+                <pic:pic xmlns:pic="http://schemas.openxmlformats.org/drawingml/2006/picture">
+                  <pic:nvPicPr>
+                    <pic:cNvPr id="1850513532" name=""/>
+                    <pic:cNvPicPr/>
+                  </pic:nvPicPr>
+                  <pic:blipFill>
+                    <a:blip r:embed="rId27"/>
+                    <a:stretch>
+                      <a:fillRect/>
+                    </a:stretch>
+                  </pic:blipFill>
+                  <pic:spPr>
+                    <a:xfrm>
+                      <a:off x="0" y="0"/>
+                      <a:ext cx="5731510" cy="6450965"/>
+                    </a:xfrm>
+                    <a:prstGeom prst="rect">
+                      <a:avLst/>
+                    </a:prstGeom>
+                  </pic:spPr>
+                </pic:pic>
+              </a:graphicData>
+            </a:graphic>
+          </wp:inline>
+        </w:drawing>
+      </w:r>
+    </w:p>
+    <w:p>
+      <w:r>
+        <w:t xml:space="preserve">6/ </w:t>
+      </w:r>
+      <w:r>
+        <w:t>Variance</w:t>
+      </w:r>
+    </w:p>
+    <w:p>
+      <w:r>
+        <w:t xml:space="preserve">7/ </w:t>
+      </w:r>
+      <w:r>
+        <w:t>Boxplot</w:t>
+      </w:r>
+    </w:p>
+    <w:p>
+      <w:r>
+        <w:t xml:space="preserve">8/ </w:t>
+      </w:r>
+      <w:proofErr w:type="spellStart"/>
+      <w:r>
+        <w:rPr>
+          <w:b/>
+          <w:bCs/>
+        </w:rPr>
+        <w:t>plt.hist</w:t>
+      </w:r>
+      <w:proofErr w:type="spellEnd"/>
+      <w:r>
+        <w:rPr>
+          <w:b/>
+          <w:bCs/>
+        </w:rPr>
+        <w:t>()</w:t>
+      </w:r>
+    </w:p>
+    <w:p>
+      <w:r>
+        <w:t xml:space="preserve">9/ </w:t>
+      </w:r>
+      <w:proofErr w:type="spellStart"/>
+      <w:r>
+        <w:rPr>
+          <w:b/>
+          <w:bCs/>
+        </w:rPr>
+        <w:t>plt.show</w:t>
+      </w:r>
+      <w:proofErr w:type="spellEnd"/>
+      <w:r>
+        <w:rPr>
+          <w:b/>
+          <w:bCs/>
+        </w:rPr>
+        <w:t>()</w:t>
+      </w:r>
+    </w:p>
+    <w:p>
+      <w:pPr>
+        <w:rPr>
+          <w:b/>
+          <w:bCs/>
+        </w:rPr>
+      </w:pPr>
+      <w:r>
+        <w:t>10/</w:t>
+      </w:r>
+      <w:r>
+        <w:t xml:space="preserve"> </w:t>
+      </w:r>
+      <w:proofErr w:type="spellStart"/>
+      <w:r>
+        <w:rPr>
+          <w:b/>
+          <w:bCs/>
+        </w:rPr>
+        <w:t>plt.boxplot</w:t>
+      </w:r>
+      <w:proofErr w:type="spellEnd"/>
+      <w:r>
+        <w:rPr>
+          <w:b/>
+          <w:bCs/>
+        </w:rPr>
+        <w:t>()</w:t>
+      </w:r>
+    </w:p>
+    <w:p>
+      <w:r>
+        <w:lastRenderedPageBreak/>
+        <w:drawing>
+          <wp:inline distT="0" distB="0" distL="0" distR="0" wp14:anchorId="067E8905" wp14:editId="253F4013">
+            <wp:extent cx="5731510" cy="6503035"/>
+            <wp:effectExtent l="0" t="0" r="2540" b="0"/>
+            <wp:docPr id="672019290" name="Picture 1"/>
+            <wp:cNvGraphicFramePr>
+              <a:graphicFrameLocks xmlns:a="http://schemas.openxmlformats.org/drawingml/2006/main" noChangeAspect="1"/>
+            </wp:cNvGraphicFramePr>
+            <a:graphic xmlns:a="http://schemas.openxmlformats.org/drawingml/2006/main">
+              <a:graphicData uri="http://schemas.openxmlformats.org/drawingml/2006/picture">
+                <pic:pic xmlns:pic="http://schemas.openxmlformats.org/drawingml/2006/picture">
+                  <pic:nvPicPr>
+                    <pic:cNvPr id="672019290" name=""/>
+                    <pic:cNvPicPr/>
+                  </pic:nvPicPr>
+                  <pic:blipFill>
+                    <a:blip r:embed="rId28"/>
+                    <a:stretch>
+                      <a:fillRect/>
+                    </a:stretch>
+                  </pic:blipFill>
+                  <pic:spPr>
+                    <a:xfrm>
+                      <a:off x="0" y="0"/>
+                      <a:ext cx="5731510" cy="6503035"/>
+                    </a:xfrm>
+                    <a:prstGeom prst="rect">
+                      <a:avLst/>
+                    </a:prstGeom>
+                  </pic:spPr>
+                </pic:pic>
+              </a:graphicData>
+            </a:graphic>
+          </wp:inline>
+        </w:drawing>
+      </w:r>
+    </w:p>
+    <w:p>
+      <w:r>
+        <w:t>11/</w:t>
+      </w:r>
+      <w:r>
+        <w:t xml:space="preserve"> </w:t>
+      </w:r>
+      <w:r>
+        <w:t>Anaconda</w:t>
+      </w:r>
+    </w:p>
+    <w:p>
+      <w:r>
+        <w:t>12/</w:t>
+      </w:r>
+      <w:r>
+        <w:t xml:space="preserve"> </w:t>
+      </w:r>
+      <w:r>
+        <w:t>Open Anaconda Navigator and click "Launch" next to Jupyter Notebook</w:t>
+      </w:r>
+    </w:p>
+    <w:p>
+      <w:r>
+        <w:t>13/</w:t>
+      </w:r>
+      <w:r>
+        <w:t xml:space="preserve"> </w:t>
+      </w:r>
+      <w:r>
+        <w:t xml:space="preserve">pandas, </w:t>
+      </w:r>
+      <w:proofErr w:type="spellStart"/>
+      <w:r>
+        <w:t>matplotlib.pyplot</w:t>
+      </w:r>
+      <w:proofErr w:type="spellEnd"/>
+      <w:r>
+        <w:t>, seaborn</w:t>
+      </w:r>
+    </w:p>
+    <w:p>
+      <w:pPr>
+        <w:rPr>
+          <w:b/>
+          <w:bCs/>
+        </w:rPr>
+      </w:pPr>
+      <w:r>
+        <w:t>14/</w:t>
+      </w:r>
+      <w:r>
+        <w:t xml:space="preserve"> </w:t>
+      </w:r>
+      <w:proofErr w:type="spellStart"/>
+      <w:r>
+        <w:rPr>
+          <w:b/>
+          <w:bCs/>
+        </w:rPr>
+        <w:t>df</w:t>
+      </w:r>
+      <w:proofErr w:type="spellEnd"/>
+      <w:r>
+        <w:rPr>
+          <w:b/>
+          <w:bCs/>
+        </w:rPr>
+        <w:t xml:space="preserve"> = </w:t>
+      </w:r>
+      <w:proofErr w:type="spellStart"/>
+      <w:r>
+        <w:rPr>
+          <w:b/>
+          <w:bCs/>
+        </w:rPr>
+        <w:t>pd.read_csv</w:t>
+      </w:r>
+      <w:proofErr w:type="spellEnd"/>
+      <w:r>
+        <w:rPr>
+          <w:b/>
+          <w:bCs/>
+        </w:rPr>
+        <w:t>('sales_data.csv')</w:t>
+      </w:r>
+    </w:p>
+    <w:p>
+      <w:r>
+        <w:t>15/</w:t>
+      </w:r>
+      <w:r>
+        <w:t xml:space="preserve"> </w:t>
+      </w:r>
+      <w:r>
+        <w:rPr>
+          <w:b/>
+          <w:bCs/>
+        </w:rPr>
+        <w:t>info()</w:t>
+      </w:r>
+    </w:p>
+    <w:p>
+      <w:r>
+        <w:lastRenderedPageBreak/>
+        <w:drawing>
+          <wp:inline distT="0" distB="0" distL="0" distR="0" wp14:anchorId="61C44AE9" wp14:editId="6D86DE5A">
+            <wp:extent cx="5731510" cy="6116955"/>
+            <wp:effectExtent l="0" t="0" r="2540" b="0"/>
+            <wp:docPr id="1645021245" name="Picture 1"/>
+            <wp:cNvGraphicFramePr>
+              <a:graphicFrameLocks xmlns:a="http://schemas.openxmlformats.org/drawingml/2006/main" noChangeAspect="1"/>
+            </wp:cNvGraphicFramePr>
+            <a:graphic xmlns:a="http://schemas.openxmlformats.org/drawingml/2006/main">
+              <a:graphicData uri="http://schemas.openxmlformats.org/drawingml/2006/picture">
+                <pic:pic xmlns:pic="http://schemas.openxmlformats.org/drawingml/2006/picture">
+                  <pic:nvPicPr>
+                    <pic:cNvPr id="1645021245" name=""/>
+                    <pic:cNvPicPr/>
+                  </pic:nvPicPr>
+                  <pic:blipFill>
+                    <a:blip r:embed="rId29"/>
+                    <a:stretch>
+                      <a:fillRect/>
+                    </a:stretch>
+                  </pic:blipFill>
+                  <pic:spPr>
+                    <a:xfrm>
+                      <a:off x="0" y="0"/>
+                      <a:ext cx="5731510" cy="6116955"/>
+                    </a:xfrm>
+                    <a:prstGeom prst="rect">
+                      <a:avLst/>
+                    </a:prstGeom>
+                  </pic:spPr>
+                </pic:pic>
+              </a:graphicData>
+            </a:graphic>
+          </wp:inline>
+        </w:drawing>
+      </w:r>
+    </w:p>
+    <w:p>
+      <w:r>
+        <w:t>16/</w:t>
+      </w:r>
+      <w:r>
+        <w:t xml:space="preserve"> </w:t>
+      </w:r>
+      <w:proofErr w:type="spellStart"/>
+      <w:r>
+        <w:rPr>
+          <w:b/>
+          <w:bCs/>
+        </w:rPr>
+        <w:t>dropna</w:t>
+      </w:r>
+      <w:proofErr w:type="spellEnd"/>
+      <w:r>
+        <w:rPr>
+          <w:b/>
+          <w:bCs/>
+        </w:rPr>
+        <w:t>()</w:t>
+      </w:r>
+    </w:p>
+    <w:p>
+      <w:r>
+        <w:t>17/</w:t>
+      </w:r>
+      <w:r>
+        <w:t xml:space="preserve"> </w:t>
+      </w:r>
+      <w:proofErr w:type="spellStart"/>
+      <w:r>
+        <w:rPr>
+          <w:b/>
+          <w:bCs/>
+        </w:rPr>
+        <w:t>df.drop_duplicates</w:t>
+      </w:r>
+      <w:proofErr w:type="spellEnd"/>
+      <w:r>
+        <w:rPr>
+          <w:b/>
+          <w:bCs/>
+        </w:rPr>
+        <w:t>(</w:t>
+      </w:r>
+      <w:proofErr w:type="spellStart"/>
+      <w:r>
+        <w:rPr>
+          <w:b/>
+          <w:bCs/>
+        </w:rPr>
+        <w:t>inplace</w:t>
+      </w:r>
+      <w:proofErr w:type="spellEnd"/>
+      <w:r>
+        <w:rPr>
+          <w:b/>
+          <w:bCs/>
+        </w:rPr>
+        <w:t>=True)</w:t>
+      </w:r>
+    </w:p>
+    <w:p>
+      <w:r>
+        <w:t>18/</w:t>
+      </w:r>
+      <w:r>
+        <w:t xml:space="preserve"> </w:t>
+      </w:r>
+      <w:proofErr w:type="spellStart"/>
+      <w:r>
+        <w:rPr>
+          <w:b/>
+          <w:bCs/>
+        </w:rPr>
+        <w:t>df</w:t>
+      </w:r>
+      <w:proofErr w:type="spellEnd"/>
+      <w:r>
+        <w:rPr>
+          <w:b/>
+          <w:bCs/>
+        </w:rPr>
+        <w:t xml:space="preserve">['date'] = </w:t>
+      </w:r>
+      <w:proofErr w:type="spellStart"/>
+      <w:r>
+        <w:rPr>
+          <w:b/>
+          <w:bCs/>
+        </w:rPr>
+        <w:t>pd.to_datetime</w:t>
+      </w:r>
+      <w:proofErr w:type="spellEnd"/>
+      <w:r>
+        <w:rPr>
+          <w:b/>
+          <w:bCs/>
+        </w:rPr>
+        <w:t>(</w:t>
+      </w:r>
+      <w:proofErr w:type="spellStart"/>
+      <w:r>
+        <w:rPr>
+          <w:b/>
+          <w:bCs/>
+        </w:rPr>
+        <w:t>df</w:t>
+      </w:r>
+      <w:proofErr w:type="spellEnd"/>
+      <w:r>
+        <w:rPr>
+          <w:b/>
+          <w:bCs/>
+        </w:rPr>
+        <w:t>['date'])</w:t>
+      </w:r>
+    </w:p>
+    <w:p>
+      <w:r>
+        <w:t>19/</w:t>
+      </w:r>
+      <w:r>
+        <w:t xml:space="preserve"> </w:t>
+      </w:r>
+      <w:proofErr w:type="spellStart"/>
+      <w:r>
+        <w:rPr>
+          <w:b/>
+          <w:bCs/>
+        </w:rPr>
+        <w:t>average_sales_per_day</w:t>
+      </w:r>
+      <w:proofErr w:type="spellEnd"/>
+      <w:r>
+        <w:rPr>
+          <w:b/>
+          <w:bCs/>
+        </w:rPr>
+        <w:t xml:space="preserve"> = </w:t>
+      </w:r>
+      <w:proofErr w:type="spellStart"/>
+      <w:r>
+        <w:rPr>
+          <w:b/>
+          <w:bCs/>
+        </w:rPr>
+        <w:t>df.groupby</w:t>
+      </w:r>
+      <w:proofErr w:type="spellEnd"/>
+      <w:r>
+        <w:rPr>
+          <w:b/>
+          <w:bCs/>
+        </w:rPr>
+        <w:t>('date')['sales'].mean()</w:t>
+      </w:r>
+    </w:p>
+    <w:p>
+      <w:r>
+        <w:t>20/</w:t>
+      </w:r>
+      <w:r>
+        <w:t xml:space="preserve"> </w:t>
+      </w:r>
+      <w:proofErr w:type="spellStart"/>
+      <w:r>
+        <w:rPr>
+          <w:b/>
+          <w:bCs/>
+        </w:rPr>
+        <w:t>sns.lineplot</w:t>
+      </w:r>
+      <w:proofErr w:type="spellEnd"/>
+      <w:r>
+        <w:rPr>
+          <w:b/>
+          <w:bCs/>
+        </w:rPr>
+        <w:t>()</w:t>
+      </w:r>
+    </w:p>
+    <w:p/>
     <w:sectPr>
       <w:pgSz w:w="11906" w:h="16838"/>
       <w:pgMar w:top="568" w:right="1440" w:bottom="567" w:left="1440" w:header="708" w:footer="708" w:gutter="0"/>

--- a/06_PDA03/PDA03 - Revision Notes.docx
+++ b/06_PDA03/PDA03 - Revision Notes.docx
@@ -284,23 +284,7 @@
           <w:b/>
           <w:bCs/>
         </w:rPr>
-        <w:t xml:space="preserve"> </w:t>
-      </w:r>
-      <w:proofErr w:type="spellStart"/>
-      <w:r>
-        <w:rPr>
-          <w:b/>
-          <w:bCs/>
-        </w:rPr>
-        <w:t>function_name</w:t>
-      </w:r>
-      <w:proofErr w:type="spellEnd"/>
-      <w:r>
-        <w:rPr>
-          <w:b/>
-          <w:bCs/>
-        </w:rPr>
-        <w:t>()</w:t>
+        <w:t xml:space="preserve"> function_name()</w:t>
       </w:r>
     </w:p>
     <w:p>
@@ -437,33 +421,8 @@
           <w:b/>
           <w:bCs/>
         </w:rPr>
-        <w:t xml:space="preserve">import </w:t>
-      </w:r>
-      <w:proofErr w:type="spellStart"/>
-      <w:r>
-        <w:rPr>
-          <w:b/>
-          <w:bCs/>
-        </w:rPr>
-        <w:t>matplotlib.pyplot</w:t>
-      </w:r>
-      <w:proofErr w:type="spellEnd"/>
-      <w:r>
-        <w:rPr>
-          <w:b/>
-          <w:bCs/>
-        </w:rPr>
-        <w:t xml:space="preserve"> as </w:t>
-      </w:r>
-      <w:proofErr w:type="spellStart"/>
-      <w:r>
-        <w:rPr>
-          <w:b/>
-          <w:bCs/>
-        </w:rPr>
-        <w:t>plt</w:t>
-      </w:r>
-      <w:proofErr w:type="spellEnd"/>
+        <w:t>import matplotlib.pyplot as plt</w:t>
+      </w:r>
     </w:p>
     <w:p>
       <w:r>
@@ -572,21 +531,12 @@
       <w:r>
         <w:t xml:space="preserve">10/ </w:t>
       </w:r>
-      <w:proofErr w:type="spellStart"/>
-      <w:r>
-        <w:rPr>
-          <w:b/>
-          <w:bCs/>
-        </w:rPr>
-        <w:t>savefig</w:t>
-      </w:r>
-      <w:proofErr w:type="spellEnd"/>
-      <w:r>
-        <w:rPr>
-          <w:b/>
-          <w:bCs/>
-        </w:rPr>
-        <w:t>()</w:t>
+      <w:r>
+        <w:rPr>
+          <w:b/>
+          <w:bCs/>
+        </w:rPr>
+        <w:t>savefig()</w:t>
       </w:r>
     </w:p>
     <w:p>
@@ -649,17 +599,8 @@
           <w:b/>
           <w:bCs/>
         </w:rPr>
-        <w:t xml:space="preserve">import seaborn as </w:t>
-      </w:r>
-      <w:proofErr w:type="spellStart"/>
-      <w:r>
-        <w:rPr>
-          <w:b/>
-          <w:bCs/>
-        </w:rPr>
-        <w:t>sns</w:t>
-      </w:r>
-      <w:proofErr w:type="spellEnd"/>
+        <w:t>import seaborn as sns</w:t>
+      </w:r>
     </w:p>
     <w:p>
       <w:r>
@@ -907,21 +848,12 @@
       <w:r>
         <w:t xml:space="preserve">5/ </w:t>
       </w:r>
-      <w:proofErr w:type="spellStart"/>
-      <w:r>
-        <w:rPr>
-          <w:b/>
-          <w:bCs/>
-        </w:rPr>
-        <w:t>to_datetime</w:t>
-      </w:r>
-      <w:proofErr w:type="spellEnd"/>
-      <w:r>
-        <w:rPr>
-          <w:b/>
-          <w:bCs/>
-        </w:rPr>
-        <w:t>()</w:t>
+      <w:r>
+        <w:rPr>
+          <w:b/>
+          <w:bCs/>
+        </w:rPr>
+        <w:t>to_datetime()</w:t>
       </w:r>
     </w:p>
     <w:p>
@@ -987,21 +919,12 @@
       <w:r>
         <w:t xml:space="preserve">8/ </w:t>
       </w:r>
-      <w:proofErr w:type="spellStart"/>
-      <w:r>
-        <w:rPr>
-          <w:b/>
-          <w:bCs/>
-        </w:rPr>
-        <w:t>fillna</w:t>
-      </w:r>
-      <w:proofErr w:type="spellEnd"/>
-      <w:r>
-        <w:rPr>
-          <w:b/>
-          <w:bCs/>
-        </w:rPr>
-        <w:t>()</w:t>
+      <w:r>
+        <w:rPr>
+          <w:b/>
+          <w:bCs/>
+        </w:rPr>
+        <w:t>fillna()</w:t>
       </w:r>
     </w:p>
     <w:p>
@@ -1096,15 +1019,7 @@
         <w:t xml:space="preserve">14/ </w:t>
       </w:r>
       <w:r>
-        <w:t xml:space="preserve">In supervised learning, the model learns from labelled data, while in unsupervised learning, the model learns from </w:t>
-      </w:r>
-      <w:proofErr w:type="spellStart"/>
-      <w:r>
-        <w:t>unlabeled</w:t>
-      </w:r>
-      <w:proofErr w:type="spellEnd"/>
-      <w:r>
-        <w:t xml:space="preserve"> data</w:t>
+        <w:t>In supervised learning, the model learns from labelled data, while in unsupervised learning, the model learns from unlabeled data</w:t>
       </w:r>
     </w:p>
     <w:p>
@@ -1824,6 +1739,9 @@
     </w:p>
     <w:p>
       <w:r>
+        <w:rPr>
+          <w:noProof/>
+        </w:rPr>
         <w:lastRenderedPageBreak/>
         <w:drawing>
           <wp:inline distT="0" distB="0" distL="0" distR="0" wp14:anchorId="61AEE0F8" wp14:editId="46DBE84A">
@@ -1864,6 +1782,9 @@
     </w:p>
     <w:p>
       <w:r>
+        <w:rPr>
+          <w:noProof/>
+        </w:rPr>
         <w:drawing>
           <wp:inline distT="0" distB="0" distL="0" distR="0" wp14:anchorId="29ACFBCC" wp14:editId="52ECD6A2">
             <wp:extent cx="4528186" cy="4800600"/>
@@ -1910,17 +1831,8 @@
           <w:b/>
           <w:bCs/>
         </w:rPr>
-        <w:t xml:space="preserve">pip install </w:t>
-      </w:r>
-      <w:proofErr w:type="spellStart"/>
-      <w:r>
-        <w:rPr>
-          <w:b/>
-          <w:bCs/>
-        </w:rPr>
-        <w:t>numpy</w:t>
-      </w:r>
-      <w:proofErr w:type="spellEnd"/>
+        <w:t>pip install numpy</w:t>
+      </w:r>
     </w:p>
     <w:p>
       <w:r>
@@ -2003,6 +1915,9 @@
     </w:p>
     <w:p>
       <w:r>
+        <w:rPr>
+          <w:noProof/>
+        </w:rPr>
         <w:lastRenderedPageBreak/>
         <w:drawing>
           <wp:inline distT="0" distB="0" distL="0" distR="0" wp14:anchorId="7B09885E" wp14:editId="1E4D3F22">
@@ -2061,42 +1976,24 @@
       <w:r>
         <w:t xml:space="preserve">8/ </w:t>
       </w:r>
-      <w:proofErr w:type="spellStart"/>
-      <w:r>
-        <w:rPr>
-          <w:b/>
-          <w:bCs/>
-        </w:rPr>
-        <w:t>plt.hist</w:t>
-      </w:r>
-      <w:proofErr w:type="spellEnd"/>
-      <w:r>
-        <w:rPr>
-          <w:b/>
-          <w:bCs/>
-        </w:rPr>
-        <w:t>()</w:t>
+      <w:r>
+        <w:rPr>
+          <w:b/>
+          <w:bCs/>
+        </w:rPr>
+        <w:t>plt.hist()</w:t>
       </w:r>
     </w:p>
     <w:p>
       <w:r>
         <w:t xml:space="preserve">9/ </w:t>
       </w:r>
-      <w:proofErr w:type="spellStart"/>
-      <w:r>
-        <w:rPr>
-          <w:b/>
-          <w:bCs/>
-        </w:rPr>
-        <w:t>plt.show</w:t>
-      </w:r>
-      <w:proofErr w:type="spellEnd"/>
-      <w:r>
-        <w:rPr>
-          <w:b/>
-          <w:bCs/>
-        </w:rPr>
-        <w:t>()</w:t>
+      <w:r>
+        <w:rPr>
+          <w:b/>
+          <w:bCs/>
+        </w:rPr>
+        <w:t>plt.show()</w:t>
       </w:r>
     </w:p>
     <w:p>
@@ -2112,25 +2009,19 @@
       <w:r>
         <w:t xml:space="preserve"> </w:t>
       </w:r>
-      <w:proofErr w:type="spellStart"/>
-      <w:r>
-        <w:rPr>
-          <w:b/>
-          <w:bCs/>
-        </w:rPr>
-        <w:t>plt.boxplot</w:t>
-      </w:r>
-      <w:proofErr w:type="spellEnd"/>
-      <w:r>
-        <w:rPr>
-          <w:b/>
-          <w:bCs/>
-        </w:rPr>
-        <w:t>()</w:t>
-      </w:r>
-    </w:p>
-    <w:p>
-      <w:r>
+      <w:r>
+        <w:rPr>
+          <w:b/>
+          <w:bCs/>
+        </w:rPr>
+        <w:t>plt.boxplot()</w:t>
+      </w:r>
+    </w:p>
+    <w:p>
+      <w:r>
+        <w:rPr>
+          <w:noProof/>
+        </w:rPr>
         <w:lastRenderedPageBreak/>
         <w:drawing>
           <wp:inline distT="0" distB="0" distL="0" distR="0" wp14:anchorId="067E8905" wp14:editId="253F4013">
@@ -2199,15 +2090,7 @@
         <w:t xml:space="preserve"> </w:t>
       </w:r>
       <w:r>
-        <w:t xml:space="preserve">pandas, </w:t>
-      </w:r>
-      <w:proofErr w:type="spellStart"/>
-      <w:r>
-        <w:t>matplotlib.pyplot</w:t>
-      </w:r>
-      <w:proofErr w:type="spellEnd"/>
-      <w:r>
-        <w:t>, seaborn</w:t>
+        <w:t>pandas, matplotlib.pyplot, seaborn</w:t>
       </w:r>
     </w:p>
     <w:p>
@@ -2223,37 +2106,12 @@
       <w:r>
         <w:t xml:space="preserve"> </w:t>
       </w:r>
-      <w:proofErr w:type="spellStart"/>
-      <w:r>
-        <w:rPr>
-          <w:b/>
-          <w:bCs/>
-        </w:rPr>
-        <w:t>df</w:t>
-      </w:r>
-      <w:proofErr w:type="spellEnd"/>
-      <w:r>
-        <w:rPr>
-          <w:b/>
-          <w:bCs/>
-        </w:rPr>
-        <w:t xml:space="preserve"> = </w:t>
-      </w:r>
-      <w:proofErr w:type="spellStart"/>
-      <w:r>
-        <w:rPr>
-          <w:b/>
-          <w:bCs/>
-        </w:rPr>
-        <w:t>pd.read_csv</w:t>
-      </w:r>
-      <w:proofErr w:type="spellEnd"/>
-      <w:r>
-        <w:rPr>
-          <w:b/>
-          <w:bCs/>
-        </w:rPr>
-        <w:t>('sales_data.csv')</w:t>
+      <w:r>
+        <w:rPr>
+          <w:b/>
+          <w:bCs/>
+        </w:rPr>
+        <w:t>df = pd.read_csv('sales_data.csv')</w:t>
       </w:r>
     </w:p>
     <w:p>
@@ -2273,6 +2131,9 @@
     </w:p>
     <w:p>
       <w:r>
+        <w:rPr>
+          <w:noProof/>
+        </w:rPr>
         <w:lastRenderedPageBreak/>
         <w:drawing>
           <wp:inline distT="0" distB="0" distL="0" distR="0" wp14:anchorId="61C44AE9" wp14:editId="6D86DE5A">
@@ -2318,21 +2179,12 @@
       <w:r>
         <w:t xml:space="preserve"> </w:t>
       </w:r>
-      <w:proofErr w:type="spellStart"/>
-      <w:r>
-        <w:rPr>
-          <w:b/>
-          <w:bCs/>
-        </w:rPr>
-        <w:t>dropna</w:t>
-      </w:r>
-      <w:proofErr w:type="spellEnd"/>
-      <w:r>
-        <w:rPr>
-          <w:b/>
-          <w:bCs/>
-        </w:rPr>
-        <w:t>()</w:t>
+      <w:r>
+        <w:rPr>
+          <w:b/>
+          <w:bCs/>
+        </w:rPr>
+        <w:t>dropna()</w:t>
       </w:r>
     </w:p>
     <w:p>
@@ -2342,37 +2194,12 @@
       <w:r>
         <w:t xml:space="preserve"> </w:t>
       </w:r>
-      <w:proofErr w:type="spellStart"/>
-      <w:r>
-        <w:rPr>
-          <w:b/>
-          <w:bCs/>
-        </w:rPr>
-        <w:t>df.drop_duplicates</w:t>
-      </w:r>
-      <w:proofErr w:type="spellEnd"/>
-      <w:r>
-        <w:rPr>
-          <w:b/>
-          <w:bCs/>
-        </w:rPr>
-        <w:t>(</w:t>
-      </w:r>
-      <w:proofErr w:type="spellStart"/>
-      <w:r>
-        <w:rPr>
-          <w:b/>
-          <w:bCs/>
-        </w:rPr>
-        <w:t>inplace</w:t>
-      </w:r>
-      <w:proofErr w:type="spellEnd"/>
-      <w:r>
-        <w:rPr>
-          <w:b/>
-          <w:bCs/>
-        </w:rPr>
-        <w:t>=True)</w:t>
+      <w:r>
+        <w:rPr>
+          <w:b/>
+          <w:bCs/>
+        </w:rPr>
+        <w:t>df.drop_duplicates(inplace=True)</w:t>
       </w:r>
     </w:p>
     <w:p>
@@ -2382,53 +2209,12 @@
       <w:r>
         <w:t xml:space="preserve"> </w:t>
       </w:r>
-      <w:proofErr w:type="spellStart"/>
-      <w:r>
-        <w:rPr>
-          <w:b/>
-          <w:bCs/>
-        </w:rPr>
-        <w:t>df</w:t>
-      </w:r>
-      <w:proofErr w:type="spellEnd"/>
-      <w:r>
-        <w:rPr>
-          <w:b/>
-          <w:bCs/>
-        </w:rPr>
-        <w:t xml:space="preserve">['date'] = </w:t>
-      </w:r>
-      <w:proofErr w:type="spellStart"/>
-      <w:r>
-        <w:rPr>
-          <w:b/>
-          <w:bCs/>
-        </w:rPr>
-        <w:t>pd.to_datetime</w:t>
-      </w:r>
-      <w:proofErr w:type="spellEnd"/>
-      <w:r>
-        <w:rPr>
-          <w:b/>
-          <w:bCs/>
-        </w:rPr>
-        <w:t>(</w:t>
-      </w:r>
-      <w:proofErr w:type="spellStart"/>
-      <w:r>
-        <w:rPr>
-          <w:b/>
-          <w:bCs/>
-        </w:rPr>
-        <w:t>df</w:t>
-      </w:r>
-      <w:proofErr w:type="spellEnd"/>
-      <w:r>
-        <w:rPr>
-          <w:b/>
-          <w:bCs/>
-        </w:rPr>
-        <w:t>['date'])</w:t>
+      <w:r>
+        <w:rPr>
+          <w:b/>
+          <w:bCs/>
+        </w:rPr>
+        <w:t>df['date'] = pd.to_datetime(df['date'])</w:t>
       </w:r>
     </w:p>
     <w:p>
@@ -2438,61 +2224,621 @@
       <w:r>
         <w:t xml:space="preserve"> </w:t>
       </w:r>
-      <w:proofErr w:type="spellStart"/>
-      <w:r>
-        <w:rPr>
-          <w:b/>
-          <w:bCs/>
-        </w:rPr>
-        <w:t>average_sales_per_day</w:t>
-      </w:r>
-      <w:proofErr w:type="spellEnd"/>
-      <w:r>
-        <w:rPr>
-          <w:b/>
-          <w:bCs/>
-        </w:rPr>
-        <w:t xml:space="preserve"> = </w:t>
-      </w:r>
-      <w:proofErr w:type="spellStart"/>
-      <w:r>
-        <w:rPr>
-          <w:b/>
-          <w:bCs/>
-        </w:rPr>
-        <w:t>df.groupby</w:t>
-      </w:r>
-      <w:proofErr w:type="spellEnd"/>
-      <w:r>
-        <w:rPr>
-          <w:b/>
-          <w:bCs/>
-        </w:rPr>
-        <w:t>('date')['sales'].mean()</w:t>
-      </w:r>
-    </w:p>
-    <w:p>
+      <w:r>
+        <w:rPr>
+          <w:b/>
+          <w:bCs/>
+        </w:rPr>
+        <w:t>average_sales_per_day = df.groupby('date')['sales'].mean()</w:t>
+      </w:r>
+    </w:p>
+    <w:p>
+      <w:pPr>
+        <w:rPr>
+          <w:b/>
+          <w:bCs/>
+        </w:rPr>
+      </w:pPr>
       <w:r>
         <w:t>20/</w:t>
       </w:r>
       <w:r>
         <w:t xml:space="preserve"> </w:t>
       </w:r>
-      <w:proofErr w:type="spellStart"/>
-      <w:r>
-        <w:rPr>
-          <w:b/>
-          <w:bCs/>
-        </w:rPr>
-        <w:t>sns.lineplot</w:t>
-      </w:r>
-      <w:proofErr w:type="spellEnd"/>
-      <w:r>
-        <w:rPr>
-          <w:b/>
-          <w:bCs/>
-        </w:rPr>
-        <w:t>()</w:t>
+      <w:r>
+        <w:rPr>
+          <w:b/>
+          <w:bCs/>
+        </w:rPr>
+        <w:t>sns.lineplot()</w:t>
+      </w:r>
+    </w:p>
+    <w:p>
+      <w:pPr>
+        <w:rPr>
+          <w:b/>
+          <w:bCs/>
+        </w:rPr>
+      </w:pPr>
+    </w:p>
+    <w:p>
+      <w:r>
+        <w:lastRenderedPageBreak/>
+        <w:drawing>
+          <wp:inline distT="0" distB="0" distL="0" distR="0" wp14:anchorId="3BD0827E" wp14:editId="492ADEFC">
+            <wp:extent cx="3191320" cy="1886213"/>
+            <wp:effectExtent l="0" t="0" r="9525" b="0"/>
+            <wp:docPr id="953773156" name="Picture 1"/>
+            <wp:cNvGraphicFramePr>
+              <a:graphicFrameLocks xmlns:a="http://schemas.openxmlformats.org/drawingml/2006/main" noChangeAspect="1"/>
+            </wp:cNvGraphicFramePr>
+            <a:graphic xmlns:a="http://schemas.openxmlformats.org/drawingml/2006/main">
+              <a:graphicData uri="http://schemas.openxmlformats.org/drawingml/2006/picture">
+                <pic:pic xmlns:pic="http://schemas.openxmlformats.org/drawingml/2006/picture">
+                  <pic:nvPicPr>
+                    <pic:cNvPr id="953773156" name=""/>
+                    <pic:cNvPicPr/>
+                  </pic:nvPicPr>
+                  <pic:blipFill>
+                    <a:blip r:embed="rId30"/>
+                    <a:stretch>
+                      <a:fillRect/>
+                    </a:stretch>
+                  </pic:blipFill>
+                  <pic:spPr>
+                    <a:xfrm>
+                      <a:off x="0" y="0"/>
+                      <a:ext cx="3191320" cy="1886213"/>
+                    </a:xfrm>
+                    <a:prstGeom prst="rect">
+                      <a:avLst/>
+                    </a:prstGeom>
+                  </pic:spPr>
+                </pic:pic>
+              </a:graphicData>
+            </a:graphic>
+          </wp:inline>
+        </w:drawing>
+      </w:r>
+    </w:p>
+    <w:p>
+      <w:r>
+        <w:drawing>
+          <wp:inline distT="0" distB="0" distL="0" distR="0" wp14:anchorId="7A9E0AEF" wp14:editId="06A690F6">
+            <wp:extent cx="5731510" cy="5874385"/>
+            <wp:effectExtent l="0" t="0" r="2540" b="0"/>
+            <wp:docPr id="2064102040" name="Picture 1"/>
+            <wp:cNvGraphicFramePr>
+              <a:graphicFrameLocks xmlns:a="http://schemas.openxmlformats.org/drawingml/2006/main" noChangeAspect="1"/>
+            </wp:cNvGraphicFramePr>
+            <a:graphic xmlns:a="http://schemas.openxmlformats.org/drawingml/2006/main">
+              <a:graphicData uri="http://schemas.openxmlformats.org/drawingml/2006/picture">
+                <pic:pic xmlns:pic="http://schemas.openxmlformats.org/drawingml/2006/picture">
+                  <pic:nvPicPr>
+                    <pic:cNvPr id="2064102040" name=""/>
+                    <pic:cNvPicPr/>
+                  </pic:nvPicPr>
+                  <pic:blipFill>
+                    <a:blip r:embed="rId31"/>
+                    <a:stretch>
+                      <a:fillRect/>
+                    </a:stretch>
+                  </pic:blipFill>
+                  <pic:spPr>
+                    <a:xfrm>
+                      <a:off x="0" y="0"/>
+                      <a:ext cx="5731510" cy="5874385"/>
+                    </a:xfrm>
+                    <a:prstGeom prst="rect">
+                      <a:avLst/>
+                    </a:prstGeom>
+                  </pic:spPr>
+                </pic:pic>
+              </a:graphicData>
+            </a:graphic>
+          </wp:inline>
+        </w:drawing>
+      </w:r>
+    </w:p>
+    <w:p>
+      <w:r>
+        <w:t xml:space="preserve">1/ </w:t>
+      </w:r>
+      <w:r>
+        <w:t>Matplotlib</w:t>
+      </w:r>
+    </w:p>
+    <w:p>
+      <w:r>
+        <w:t xml:space="preserve">2/ </w:t>
+      </w:r>
+      <w:r>
+        <w:t>Integration with Pandas</w:t>
+      </w:r>
+    </w:p>
+    <w:p>
+      <w:pPr>
+        <w:rPr>
+          <w:b/>
+          <w:bCs/>
+        </w:rPr>
+      </w:pPr>
+      <w:r>
+        <w:t xml:space="preserve">3/ </w:t>
+      </w:r>
+      <w:r>
+        <w:rPr>
+          <w:b/>
+          <w:bCs/>
+        </w:rPr>
+        <w:t>pip install seaborn</w:t>
+      </w:r>
+    </w:p>
+    <w:p>
+      <w:r>
+        <w:t xml:space="preserve">4/ </w:t>
+      </w:r>
+      <w:r>
+        <w:t>A light theme with grid</w:t>
+      </w:r>
+    </w:p>
+    <w:p>
+      <w:r>
+        <w:t xml:space="preserve">5/ </w:t>
+      </w:r>
+      <w:r>
+        <w:rPr>
+          <w:b/>
+          <w:bCs/>
+        </w:rPr>
+        <w:t>piechart()</w:t>
+      </w:r>
+    </w:p>
+    <w:p>
+      <w:r>
+        <w:lastRenderedPageBreak/>
+        <w:drawing>
+          <wp:inline distT="0" distB="0" distL="0" distR="0" wp14:anchorId="549AA00A" wp14:editId="7CB61DC2">
+            <wp:extent cx="5731510" cy="6239510"/>
+            <wp:effectExtent l="0" t="0" r="2540" b="8890"/>
+            <wp:docPr id="159035638" name="Picture 1"/>
+            <wp:cNvGraphicFramePr>
+              <a:graphicFrameLocks xmlns:a="http://schemas.openxmlformats.org/drawingml/2006/main" noChangeAspect="1"/>
+            </wp:cNvGraphicFramePr>
+            <a:graphic xmlns:a="http://schemas.openxmlformats.org/drawingml/2006/main">
+              <a:graphicData uri="http://schemas.openxmlformats.org/drawingml/2006/picture">
+                <pic:pic xmlns:pic="http://schemas.openxmlformats.org/drawingml/2006/picture">
+                  <pic:nvPicPr>
+                    <pic:cNvPr id="159035638" name=""/>
+                    <pic:cNvPicPr/>
+                  </pic:nvPicPr>
+                  <pic:blipFill>
+                    <a:blip r:embed="rId32"/>
+                    <a:stretch>
+                      <a:fillRect/>
+                    </a:stretch>
+                  </pic:blipFill>
+                  <pic:spPr>
+                    <a:xfrm>
+                      <a:off x="0" y="0"/>
+                      <a:ext cx="5731510" cy="6239510"/>
+                    </a:xfrm>
+                    <a:prstGeom prst="rect">
+                      <a:avLst/>
+                    </a:prstGeom>
+                  </pic:spPr>
+                </pic:pic>
+              </a:graphicData>
+            </a:graphic>
+          </wp:inline>
+        </w:drawing>
+      </w:r>
+    </w:p>
+    <w:p>
+      <w:r>
+        <w:t xml:space="preserve">6/ </w:t>
+      </w:r>
+      <w:r>
+        <w:t>Bar plot</w:t>
+      </w:r>
+    </w:p>
+    <w:p>
+      <w:r>
+        <w:t xml:space="preserve">7/ </w:t>
+      </w:r>
+      <w:r>
+        <w:rPr>
+          <w:b/>
+          <w:bCs/>
+        </w:rPr>
+        <w:t>scatterplot()</w:t>
+      </w:r>
+    </w:p>
+    <w:p>
+      <w:r>
+        <w:t xml:space="preserve">8/ </w:t>
+      </w:r>
+      <w:r>
+        <w:t>Colo</w:t>
+      </w:r>
+      <w:r>
+        <w:t>u</w:t>
+      </w:r>
+      <w:r>
+        <w:t>r mapping based on another variable</w:t>
+      </w:r>
+    </w:p>
+    <w:p>
+      <w:r>
+        <w:t xml:space="preserve">9/ </w:t>
+      </w:r>
+      <w:r>
+        <w:t>Heatmap of correlations</w:t>
+      </w:r>
+    </w:p>
+    <w:p>
+      <w:r>
+        <w:t xml:space="preserve">10/ </w:t>
+      </w:r>
+      <w:r>
+        <w:rPr>
+          <w:b/>
+          <w:bCs/>
+        </w:rPr>
+        <w:t>histplot()</w:t>
+      </w:r>
+    </w:p>
+    <w:p>
+      <w:r>
+        <w:lastRenderedPageBreak/>
+        <w:drawing>
+          <wp:inline distT="0" distB="0" distL="0" distR="0" wp14:anchorId="2AC3580C" wp14:editId="61C96506">
+            <wp:extent cx="5731510" cy="6685280"/>
+            <wp:effectExtent l="0" t="0" r="2540" b="1270"/>
+            <wp:docPr id="1506597118" name="Picture 1"/>
+            <wp:cNvGraphicFramePr>
+              <a:graphicFrameLocks xmlns:a="http://schemas.openxmlformats.org/drawingml/2006/main" noChangeAspect="1"/>
+            </wp:cNvGraphicFramePr>
+            <a:graphic xmlns:a="http://schemas.openxmlformats.org/drawingml/2006/main">
+              <a:graphicData uri="http://schemas.openxmlformats.org/drawingml/2006/picture">
+                <pic:pic xmlns:pic="http://schemas.openxmlformats.org/drawingml/2006/picture">
+                  <pic:nvPicPr>
+                    <pic:cNvPr id="1506597118" name=""/>
+                    <pic:cNvPicPr/>
+                  </pic:nvPicPr>
+                  <pic:blipFill>
+                    <a:blip r:embed="rId33"/>
+                    <a:stretch>
+                      <a:fillRect/>
+                    </a:stretch>
+                  </pic:blipFill>
+                  <pic:spPr>
+                    <a:xfrm>
+                      <a:off x="0" y="0"/>
+                      <a:ext cx="5731510" cy="6685280"/>
+                    </a:xfrm>
+                    <a:prstGeom prst="rect">
+                      <a:avLst/>
+                    </a:prstGeom>
+                  </pic:spPr>
+                </pic:pic>
+              </a:graphicData>
+            </a:graphic>
+          </wp:inline>
+        </w:drawing>
+      </w:r>
+    </w:p>
+    <w:p>
+      <w:r>
+        <w:t xml:space="preserve">11/ </w:t>
+      </w:r>
+      <w:r>
+        <w:rPr>
+          <w:b/>
+          <w:bCs/>
+        </w:rPr>
+        <w:t>countplot()</w:t>
+      </w:r>
+    </w:p>
+    <w:p>
+      <w:r>
+        <w:t xml:space="preserve">12/ </w:t>
+      </w:r>
+      <w:r>
+        <w:rPr>
+          <w:b/>
+          <w:bCs/>
+        </w:rPr>
+        <w:t>boxplot()</w:t>
+      </w:r>
+    </w:p>
+    <w:p>
+      <w:r>
+        <w:t xml:space="preserve">13/ </w:t>
+      </w:r>
+      <w:r>
+        <w:rPr>
+          <w:b/>
+          <w:bCs/>
+        </w:rPr>
+        <w:t>heatmap()</w:t>
+      </w:r>
+    </w:p>
+    <w:p>
+      <w:r>
+        <w:t xml:space="preserve">14/ </w:t>
+      </w:r>
+      <w:r>
+        <w:rPr>
+          <w:b/>
+          <w:bCs/>
+        </w:rPr>
+        <w:t>histplot()</w:t>
+      </w:r>
+    </w:p>
+    <w:p>
+      <w:r>
+        <w:t xml:space="preserve">15/ </w:t>
+      </w:r>
+      <w:r>
+        <w:rPr>
+          <w:b/>
+          <w:bCs/>
+        </w:rPr>
+        <w:t>scatterplot()</w:t>
+      </w:r>
+    </w:p>
+    <w:p>
+      <w:r>
+        <w:lastRenderedPageBreak/>
+        <w:drawing>
+          <wp:inline distT="0" distB="0" distL="0" distR="0" wp14:anchorId="58C9DB58" wp14:editId="43F855B9">
+            <wp:extent cx="5731510" cy="6473190"/>
+            <wp:effectExtent l="0" t="0" r="2540" b="3810"/>
+            <wp:docPr id="1518884131" name="Picture 1"/>
+            <wp:cNvGraphicFramePr>
+              <a:graphicFrameLocks xmlns:a="http://schemas.openxmlformats.org/drawingml/2006/main" noChangeAspect="1"/>
+            </wp:cNvGraphicFramePr>
+            <a:graphic xmlns:a="http://schemas.openxmlformats.org/drawingml/2006/main">
+              <a:graphicData uri="http://schemas.openxmlformats.org/drawingml/2006/picture">
+                <pic:pic xmlns:pic="http://schemas.openxmlformats.org/drawingml/2006/picture">
+                  <pic:nvPicPr>
+                    <pic:cNvPr id="1518884131" name=""/>
+                    <pic:cNvPicPr/>
+                  </pic:nvPicPr>
+                  <pic:blipFill>
+                    <a:blip r:embed="rId34"/>
+                    <a:stretch>
+                      <a:fillRect/>
+                    </a:stretch>
+                  </pic:blipFill>
+                  <pic:spPr>
+                    <a:xfrm>
+                      <a:off x="0" y="0"/>
+                      <a:ext cx="5731510" cy="6473190"/>
+                    </a:xfrm>
+                    <a:prstGeom prst="rect">
+                      <a:avLst/>
+                    </a:prstGeom>
+                  </pic:spPr>
+                </pic:pic>
+              </a:graphicData>
+            </a:graphic>
+          </wp:inline>
+        </w:drawing>
+      </w:r>
+    </w:p>
+    <w:p>
+      <w:r>
+        <w:t xml:space="preserve">16/ </w:t>
+      </w:r>
+      <w:r>
+        <w:rPr>
+          <w:b/>
+          <w:bCs/>
+        </w:rPr>
+        <w:t>histplot()</w:t>
+      </w:r>
+    </w:p>
+    <w:p>
+      <w:pPr>
+        <w:rPr>
+          <w:b/>
+          <w:bCs/>
+        </w:rPr>
+      </w:pPr>
+      <w:r>
+        <w:t xml:space="preserve">17/ </w:t>
+      </w:r>
+      <w:r>
+        <w:rPr>
+          <w:b/>
+          <w:bCs/>
+        </w:rPr>
+        <w:t>scatterplot()</w:t>
+      </w:r>
+    </w:p>
+    <w:p>
+      <w:pPr>
+        <w:rPr>
+          <w:b/>
+          <w:bCs/>
+        </w:rPr>
+      </w:pPr>
+      <w:r>
+        <w:t xml:space="preserve">18/ </w:t>
+      </w:r>
+      <w:r>
+        <w:rPr>
+          <w:b/>
+          <w:bCs/>
+        </w:rPr>
+        <w:t>boxplot()</w:t>
+      </w:r>
+    </w:p>
+    <w:p>
+      <w:pPr>
+        <w:rPr>
+          <w:b/>
+          <w:bCs/>
+        </w:rPr>
+      </w:pPr>
+      <w:r>
+        <w:t xml:space="preserve">19/ </w:t>
+      </w:r>
+      <w:r>
+        <w:rPr>
+          <w:b/>
+          <w:bCs/>
+        </w:rPr>
+        <w:t>barplot()</w:t>
+      </w:r>
+    </w:p>
+    <w:p>
+      <w:r>
+        <w:t xml:space="preserve">20/ </w:t>
+      </w:r>
+      <w:r>
+        <w:rPr>
+          <w:b/>
+          <w:bCs/>
+        </w:rPr>
+        <w:t>kde</w:t>
+      </w:r>
+    </w:p>
+    <w:p>
+      <w:r>
+        <w:lastRenderedPageBreak/>
+        <w:drawing>
+          <wp:inline distT="0" distB="0" distL="0" distR="0" wp14:anchorId="5B69E3A8" wp14:editId="6832561D">
+            <wp:extent cx="5731510" cy="6275070"/>
+            <wp:effectExtent l="0" t="0" r="2540" b="0"/>
+            <wp:docPr id="1215390987" name="Picture 1"/>
+            <wp:cNvGraphicFramePr>
+              <a:graphicFrameLocks xmlns:a="http://schemas.openxmlformats.org/drawingml/2006/main" noChangeAspect="1"/>
+            </wp:cNvGraphicFramePr>
+            <a:graphic xmlns:a="http://schemas.openxmlformats.org/drawingml/2006/main">
+              <a:graphicData uri="http://schemas.openxmlformats.org/drawingml/2006/picture">
+                <pic:pic xmlns:pic="http://schemas.openxmlformats.org/drawingml/2006/picture">
+                  <pic:nvPicPr>
+                    <pic:cNvPr id="1215390987" name=""/>
+                    <pic:cNvPicPr/>
+                  </pic:nvPicPr>
+                  <pic:blipFill>
+                    <a:blip r:embed="rId35"/>
+                    <a:stretch>
+                      <a:fillRect/>
+                    </a:stretch>
+                  </pic:blipFill>
+                  <pic:spPr>
+                    <a:xfrm>
+                      <a:off x="0" y="0"/>
+                      <a:ext cx="5731510" cy="6275070"/>
+                    </a:xfrm>
+                    <a:prstGeom prst="rect">
+                      <a:avLst/>
+                    </a:prstGeom>
+                  </pic:spPr>
+                </pic:pic>
+              </a:graphicData>
+            </a:graphic>
+          </wp:inline>
+        </w:drawing>
+      </w:r>
+    </w:p>
+    <w:p>
+      <w:r>
+        <w:t xml:space="preserve">21/ </w:t>
+      </w:r>
+      <w:r>
+        <w:rPr>
+          <w:b/>
+          <w:bCs/>
+        </w:rPr>
+        <w:t>countplot()</w:t>
+      </w:r>
+    </w:p>
+    <w:p>
+      <w:r>
+        <w:t xml:space="preserve">22/ </w:t>
+      </w:r>
+      <w:r>
+        <w:rPr>
+          <w:b/>
+          <w:bCs/>
+        </w:rPr>
+        <w:t>histplot()</w:t>
+      </w:r>
+    </w:p>
+    <w:p>
+      <w:r>
+        <w:t xml:space="preserve">23/ </w:t>
+      </w:r>
+      <w:r>
+        <w:rPr>
+          <w:b/>
+          <w:bCs/>
+        </w:rPr>
+        <w:t>boxplot()</w:t>
+      </w:r>
+    </w:p>
+    <w:p>
+      <w:r>
+        <w:t xml:space="preserve">24/ </w:t>
+      </w:r>
+      <w:r>
+        <w:rPr>
+          <w:b/>
+          <w:bCs/>
+        </w:rPr>
+        <w:t>lineplot()</w:t>
+      </w:r>
+    </w:p>
+    <w:p>
+      <w:r>
+        <w:t xml:space="preserve">25/ </w:t>
+      </w:r>
+      <w:r>
+        <w:t>To make plots more readable and attractive</w:t>
+      </w:r>
+    </w:p>
+    <w:p>
+      <w:r>
+        <w:drawing>
+          <wp:inline distT="0" distB="0" distL="0" distR="0" wp14:anchorId="157B7C83" wp14:editId="14183CED">
+            <wp:extent cx="4143375" cy="1911938"/>
+            <wp:effectExtent l="0" t="0" r="0" b="0"/>
+            <wp:docPr id="1093443151" name="Picture 1"/>
+            <wp:cNvGraphicFramePr>
+              <a:graphicFrameLocks xmlns:a="http://schemas.openxmlformats.org/drawingml/2006/main" noChangeAspect="1"/>
+            </wp:cNvGraphicFramePr>
+            <a:graphic xmlns:a="http://schemas.openxmlformats.org/drawingml/2006/main">
+              <a:graphicData uri="http://schemas.openxmlformats.org/drawingml/2006/picture">
+                <pic:pic xmlns:pic="http://schemas.openxmlformats.org/drawingml/2006/picture">
+                  <pic:nvPicPr>
+                    <pic:cNvPr id="1093443151" name=""/>
+                    <pic:cNvPicPr/>
+                  </pic:nvPicPr>
+                  <pic:blipFill>
+                    <a:blip r:embed="rId36"/>
+                    <a:stretch>
+                      <a:fillRect/>
+                    </a:stretch>
+                  </pic:blipFill>
+                  <pic:spPr>
+                    <a:xfrm>
+                      <a:off x="0" y="0"/>
+                      <a:ext cx="4182950" cy="1930200"/>
+                    </a:xfrm>
+                    <a:prstGeom prst="rect">
+                      <a:avLst/>
+                    </a:prstGeom>
+                  </pic:spPr>
+                </pic:pic>
+              </a:graphicData>
+            </a:graphic>
+          </wp:inline>
+        </w:drawing>
       </w:r>
     </w:p>
     <w:p/>

--- a/06_PDA03/PDA03 - Revision Notes.docx
+++ b/06_PDA03/PDA03 - Revision Notes.docx
@@ -1886,6 +1886,7 @@
       <w:r>
         <w:t xml:space="preserve">, </w:t>
       </w:r>
+      <w:proofErr w:type="gramStart"/>
       <w:r>
         <w:t>Visuali</w:t>
       </w:r>
@@ -1893,7 +1894,11 @@
         <w:t>s</w:t>
       </w:r>
       <w:r>
-        <w:t>e data distributions and relationships</w:t>
+        <w:t>e</w:t>
+      </w:r>
+      <w:proofErr w:type="gramEnd"/>
+      <w:r>
+        <w:t xml:space="preserve"> data distributions and relationships</w:t>
       </w:r>
       <w:r>
         <w:t xml:space="preserve">, </w:t>
@@ -2263,6 +2268,9 @@
     </w:p>
     <w:p>
       <w:r>
+        <w:rPr>
+          <w:noProof/>
+        </w:rPr>
         <w:lastRenderedPageBreak/>
         <w:drawing>
           <wp:inline distT="0" distB="0" distL="0" distR="0" wp14:anchorId="3BD0827E" wp14:editId="492ADEFC">
@@ -2303,6 +2311,9 @@
     </w:p>
     <w:p>
       <w:r>
+        <w:rPr>
+          <w:noProof/>
+        </w:rPr>
         <w:drawing>
           <wp:inline distT="0" distB="0" distL="0" distR="0" wp14:anchorId="7A9E0AEF" wp14:editId="06A690F6">
             <wp:extent cx="5731510" cy="5874385"/>
@@ -2396,6 +2407,9 @@
     </w:p>
     <w:p>
       <w:r>
+        <w:rPr>
+          <w:noProof/>
+        </w:rPr>
         <w:lastRenderedPageBreak/>
         <w:drawing>
           <wp:inline distT="0" distB="0" distL="0" distR="0" wp14:anchorId="549AA00A" wp14:editId="7CB61DC2">
@@ -2490,6 +2504,9 @@
     </w:p>
     <w:p>
       <w:r>
+        <w:rPr>
+          <w:noProof/>
+        </w:rPr>
         <w:lastRenderedPageBreak/>
         <w:drawing>
           <wp:inline distT="0" distB="0" distL="0" distR="0" wp14:anchorId="2AC3580C" wp14:editId="61C96506">
@@ -2590,6 +2607,9 @@
     </w:p>
     <w:p>
       <w:r>
+        <w:rPr>
+          <w:noProof/>
+        </w:rPr>
         <w:lastRenderedPageBreak/>
         <w:drawing>
           <wp:inline distT="0" distB="0" distL="0" distR="0" wp14:anchorId="58C9DB58" wp14:editId="43F855B9">
@@ -2708,6 +2728,9 @@
     </w:p>
     <w:p>
       <w:r>
+        <w:rPr>
+          <w:noProof/>
+        </w:rPr>
         <w:lastRenderedPageBreak/>
         <w:drawing>
           <wp:inline distT="0" distB="0" distL="0" distR="0" wp14:anchorId="5B69E3A8" wp14:editId="6832561D">
@@ -2804,6 +2827,9 @@
     </w:p>
     <w:p>
       <w:r>
+        <w:rPr>
+          <w:noProof/>
+        </w:rPr>
         <w:drawing>
           <wp:inline distT="0" distB="0" distL="0" distR="0" wp14:anchorId="157B7C83" wp14:editId="14183CED">
             <wp:extent cx="4143375" cy="1911938"/>
@@ -2839,6 +2865,461 @@
             </a:graphic>
           </wp:inline>
         </w:drawing>
+      </w:r>
+    </w:p>
+    <w:p>
+      <w:r>
+        <w:lastRenderedPageBreak/>
+        <w:drawing>
+          <wp:inline distT="0" distB="0" distL="0" distR="0" wp14:anchorId="646B2464" wp14:editId="40672A19">
+            <wp:extent cx="2804102" cy="1657350"/>
+            <wp:effectExtent l="0" t="0" r="0" b="0"/>
+            <wp:docPr id="1557240967" name="Picture 1"/>
+            <wp:cNvGraphicFramePr>
+              <a:graphicFrameLocks xmlns:a="http://schemas.openxmlformats.org/drawingml/2006/main" noChangeAspect="1"/>
+            </wp:cNvGraphicFramePr>
+            <a:graphic xmlns:a="http://schemas.openxmlformats.org/drawingml/2006/main">
+              <a:graphicData uri="http://schemas.openxmlformats.org/drawingml/2006/picture">
+                <pic:pic xmlns:pic="http://schemas.openxmlformats.org/drawingml/2006/picture">
+                  <pic:nvPicPr>
+                    <pic:cNvPr id="1557240967" name=""/>
+                    <pic:cNvPicPr/>
+                  </pic:nvPicPr>
+                  <pic:blipFill>
+                    <a:blip r:embed="rId37"/>
+                    <a:stretch>
+                      <a:fillRect/>
+                    </a:stretch>
+                  </pic:blipFill>
+                  <pic:spPr>
+                    <a:xfrm>
+                      <a:off x="0" y="0"/>
+                      <a:ext cx="2808463" cy="1659927"/>
+                    </a:xfrm>
+                    <a:prstGeom prst="rect">
+                      <a:avLst/>
+                    </a:prstGeom>
+                  </pic:spPr>
+                </pic:pic>
+              </a:graphicData>
+            </a:graphic>
+          </wp:inline>
+        </w:drawing>
+      </w:r>
+    </w:p>
+    <w:p>
+      <w:r>
+        <w:drawing>
+          <wp:inline distT="0" distB="0" distL="0" distR="0" wp14:anchorId="7DEFF90D" wp14:editId="25016295">
+            <wp:extent cx="5731510" cy="5866130"/>
+            <wp:effectExtent l="0" t="0" r="2540" b="1270"/>
+            <wp:docPr id="657401851" name="Picture 1"/>
+            <wp:cNvGraphicFramePr>
+              <a:graphicFrameLocks xmlns:a="http://schemas.openxmlformats.org/drawingml/2006/main" noChangeAspect="1"/>
+            </wp:cNvGraphicFramePr>
+            <a:graphic xmlns:a="http://schemas.openxmlformats.org/drawingml/2006/main">
+              <a:graphicData uri="http://schemas.openxmlformats.org/drawingml/2006/picture">
+                <pic:pic xmlns:pic="http://schemas.openxmlformats.org/drawingml/2006/picture">
+                  <pic:nvPicPr>
+                    <pic:cNvPr id="657401851" name=""/>
+                    <pic:cNvPicPr/>
+                  </pic:nvPicPr>
+                  <pic:blipFill>
+                    <a:blip r:embed="rId38"/>
+                    <a:stretch>
+                      <a:fillRect/>
+                    </a:stretch>
+                  </pic:blipFill>
+                  <pic:spPr>
+                    <a:xfrm>
+                      <a:off x="0" y="0"/>
+                      <a:ext cx="5731510" cy="5866130"/>
+                    </a:xfrm>
+                    <a:prstGeom prst="rect">
+                      <a:avLst/>
+                    </a:prstGeom>
+                  </pic:spPr>
+                </pic:pic>
+              </a:graphicData>
+            </a:graphic>
+          </wp:inline>
+        </w:drawing>
+      </w:r>
+    </w:p>
+    <w:p>
+      <w:r>
+        <w:t xml:space="preserve">1/ </w:t>
+      </w:r>
+      <w:r>
+        <w:t>Finding patterns in data and making future predictions</w:t>
+      </w:r>
+    </w:p>
+    <w:p>
+      <w:r>
+        <w:t xml:space="preserve">2/ </w:t>
+      </w:r>
+      <w:r>
+        <w:t>Graphic design</w:t>
+      </w:r>
+    </w:p>
+    <w:p>
+      <w:r>
+        <w:t xml:space="preserve">3/ </w:t>
+      </w:r>
+      <w:r>
+        <w:t>Culinary arts</w:t>
+      </w:r>
+    </w:p>
+    <w:p>
+      <w:r>
+        <w:t xml:space="preserve">4/ </w:t>
+      </w:r>
+      <w:r>
+        <w:t>Route planning</w:t>
+      </w:r>
+    </w:p>
+    <w:p>
+      <w:r>
+        <w:t xml:space="preserve">5/ </w:t>
+      </w:r>
+      <w:r>
+        <w:t>Python and R</w:t>
+      </w:r>
+    </w:p>
+    <w:p>
+      <w:r>
+        <w:lastRenderedPageBreak/>
+        <w:drawing>
+          <wp:inline distT="0" distB="0" distL="0" distR="0" wp14:anchorId="161E0224" wp14:editId="6108EC0A">
+            <wp:extent cx="5731510" cy="5883275"/>
+            <wp:effectExtent l="0" t="0" r="2540" b="3175"/>
+            <wp:docPr id="2021586092" name="Picture 1"/>
+            <wp:cNvGraphicFramePr>
+              <a:graphicFrameLocks xmlns:a="http://schemas.openxmlformats.org/drawingml/2006/main" noChangeAspect="1"/>
+            </wp:cNvGraphicFramePr>
+            <a:graphic xmlns:a="http://schemas.openxmlformats.org/drawingml/2006/main">
+              <a:graphicData uri="http://schemas.openxmlformats.org/drawingml/2006/picture">
+                <pic:pic xmlns:pic="http://schemas.openxmlformats.org/drawingml/2006/picture">
+                  <pic:nvPicPr>
+                    <pic:cNvPr id="2021586092" name=""/>
+                    <pic:cNvPicPr/>
+                  </pic:nvPicPr>
+                  <pic:blipFill>
+                    <a:blip r:embed="rId39"/>
+                    <a:stretch>
+                      <a:fillRect/>
+                    </a:stretch>
+                  </pic:blipFill>
+                  <pic:spPr>
+                    <a:xfrm>
+                      <a:off x="0" y="0"/>
+                      <a:ext cx="5731510" cy="5883275"/>
+                    </a:xfrm>
+                    <a:prstGeom prst="rect">
+                      <a:avLst/>
+                    </a:prstGeom>
+                  </pic:spPr>
+                </pic:pic>
+              </a:graphicData>
+            </a:graphic>
+          </wp:inline>
+        </w:drawing>
+      </w:r>
+    </w:p>
+    <w:p>
+      <w:r>
+        <w:t xml:space="preserve">6/ </w:t>
+      </w:r>
+      <w:r>
+        <w:t>Ask the right questions</w:t>
+      </w:r>
+    </w:p>
+    <w:p>
+      <w:r>
+        <w:t xml:space="preserve">7/ </w:t>
+      </w:r>
+      <w:r>
+        <w:t>To remove erroneous values</w:t>
+      </w:r>
+    </w:p>
+    <w:p>
+      <w:r>
+        <w:t xml:space="preserve">8/ </w:t>
+      </w:r>
+      <w:r>
+        <w:t>Replace them with suitable values</w:t>
+      </w:r>
+    </w:p>
+    <w:p>
+      <w:r>
+        <w:t xml:space="preserve">9/ </w:t>
+      </w:r>
+      <w:r>
+        <w:t>To ensure data values are in a practical range</w:t>
+      </w:r>
+    </w:p>
+    <w:p>
+      <w:r>
+        <w:t xml:space="preserve">10/ </w:t>
+      </w:r>
+      <w:r>
+        <w:t>Represent the result</w:t>
+      </w:r>
+    </w:p>
+    <w:p>
+      <w:r>
+        <w:lastRenderedPageBreak/>
+        <w:drawing>
+          <wp:inline distT="0" distB="0" distL="0" distR="0" wp14:anchorId="343E6532" wp14:editId="5AA5B14C">
+            <wp:extent cx="5731510" cy="5875020"/>
+            <wp:effectExtent l="0" t="0" r="2540" b="0"/>
+            <wp:docPr id="279757376" name="Picture 1"/>
+            <wp:cNvGraphicFramePr>
+              <a:graphicFrameLocks xmlns:a="http://schemas.openxmlformats.org/drawingml/2006/main" noChangeAspect="1"/>
+            </wp:cNvGraphicFramePr>
+            <a:graphic xmlns:a="http://schemas.openxmlformats.org/drawingml/2006/main">
+              <a:graphicData uri="http://schemas.openxmlformats.org/drawingml/2006/picture">
+                <pic:pic xmlns:pic="http://schemas.openxmlformats.org/drawingml/2006/picture">
+                  <pic:nvPicPr>
+                    <pic:cNvPr id="279757376" name=""/>
+                    <pic:cNvPicPr/>
+                  </pic:nvPicPr>
+                  <pic:blipFill>
+                    <a:blip r:embed="rId40"/>
+                    <a:stretch>
+                      <a:fillRect/>
+                    </a:stretch>
+                  </pic:blipFill>
+                  <pic:spPr>
+                    <a:xfrm>
+                      <a:off x="0" y="0"/>
+                      <a:ext cx="5731510" cy="5875020"/>
+                    </a:xfrm>
+                    <a:prstGeom prst="rect">
+                      <a:avLst/>
+                    </a:prstGeom>
+                  </pic:spPr>
+                </pic:pic>
+              </a:graphicData>
+            </a:graphic>
+          </wp:inline>
+        </w:drawing>
+      </w:r>
+    </w:p>
+    <w:p>
+      <w:r>
+        <w:t xml:space="preserve">11/ </w:t>
+      </w:r>
+      <w:r>
+        <w:t>A collection of information</w:t>
+      </w:r>
+    </w:p>
+    <w:p>
+      <w:r>
+        <w:t xml:space="preserve">12/ </w:t>
+      </w:r>
+      <w:r>
+        <w:t>Database tables</w:t>
+      </w:r>
+    </w:p>
+    <w:p>
+      <w:r>
+        <w:t xml:space="preserve">13/ </w:t>
+      </w:r>
+      <w:r>
+        <w:t>Variables</w:t>
+      </w:r>
+    </w:p>
+    <w:p>
+      <w:r>
+        <w:t xml:space="preserve">14/ </w:t>
+      </w:r>
+      <w:r>
+        <w:t>Structured data</w:t>
+      </w:r>
+    </w:p>
+    <w:p>
+      <w:r>
+        <w:t xml:space="preserve">15/ </w:t>
+      </w:r>
+      <w:r>
+        <w:t>A variable</w:t>
+      </w:r>
+    </w:p>
+    <w:p>
+      <w:r>
+        <w:lastRenderedPageBreak/>
+        <w:drawing>
+          <wp:inline distT="0" distB="0" distL="0" distR="0" wp14:anchorId="323C2861" wp14:editId="3676B3B5">
+            <wp:extent cx="5731510" cy="5883275"/>
+            <wp:effectExtent l="0" t="0" r="2540" b="3175"/>
+            <wp:docPr id="1633711994" name="Picture 1"/>
+            <wp:cNvGraphicFramePr>
+              <a:graphicFrameLocks xmlns:a="http://schemas.openxmlformats.org/drawingml/2006/main" noChangeAspect="1"/>
+            </wp:cNvGraphicFramePr>
+            <a:graphic xmlns:a="http://schemas.openxmlformats.org/drawingml/2006/main">
+              <a:graphicData uri="http://schemas.openxmlformats.org/drawingml/2006/picture">
+                <pic:pic xmlns:pic="http://schemas.openxmlformats.org/drawingml/2006/picture">
+                  <pic:nvPicPr>
+                    <pic:cNvPr id="1633711994" name=""/>
+                    <pic:cNvPicPr/>
+                  </pic:nvPicPr>
+                  <pic:blipFill>
+                    <a:blip r:embed="rId41"/>
+                    <a:stretch>
+                      <a:fillRect/>
+                    </a:stretch>
+                  </pic:blipFill>
+                  <pic:spPr>
+                    <a:xfrm>
+                      <a:off x="0" y="0"/>
+                      <a:ext cx="5731510" cy="5883275"/>
+                    </a:xfrm>
+                    <a:prstGeom prst="rect">
+                      <a:avLst/>
+                    </a:prstGeom>
+                  </pic:spPr>
+                </pic:pic>
+              </a:graphicData>
+            </a:graphic>
+          </wp:inline>
+        </w:drawing>
+      </w:r>
+    </w:p>
+    <w:p>
+      <w:r>
+        <w:t xml:space="preserve">16/ </w:t>
+      </w:r>
+      <w:r>
+        <w:t>A structured representation of data</w:t>
+      </w:r>
+    </w:p>
+    <w:p>
+      <w:r>
+        <w:t xml:space="preserve">17/ </w:t>
+      </w:r>
+      <w:r>
+        <w:t>Pandas</w:t>
+      </w:r>
+    </w:p>
+    <w:p>
+      <w:pPr>
+        <w:rPr>
+          <w:b/>
+          <w:bCs/>
+        </w:rPr>
+      </w:pPr>
+      <w:r>
+        <w:t xml:space="preserve">18/ </w:t>
+      </w:r>
+      <w:r>
+        <w:rPr>
+          <w:b/>
+          <w:bCs/>
+        </w:rPr>
+        <w:t>pd.DataFrame()</w:t>
+      </w:r>
+    </w:p>
+    <w:p>
+      <w:r>
+        <w:t xml:space="preserve">19/ </w:t>
+      </w:r>
+      <w:r>
+        <w:t>The number of columns in the DataFrame</w:t>
+      </w:r>
+    </w:p>
+    <w:p>
+      <w:r>
+        <w:t xml:space="preserve">20/ </w:t>
+      </w:r>
+      <w:r>
+        <w:t>Zero</w:t>
+      </w:r>
+    </w:p>
+    <w:p>
+      <w:r>
+        <w:lastRenderedPageBreak/>
+        <w:drawing>
+          <wp:inline distT="0" distB="0" distL="0" distR="0" wp14:anchorId="1316D451" wp14:editId="4B86A506">
+            <wp:extent cx="5731510" cy="5925820"/>
+            <wp:effectExtent l="0" t="0" r="2540" b="0"/>
+            <wp:docPr id="156985826" name="Picture 1"/>
+            <wp:cNvGraphicFramePr>
+              <a:graphicFrameLocks xmlns:a="http://schemas.openxmlformats.org/drawingml/2006/main" noChangeAspect="1"/>
+            </wp:cNvGraphicFramePr>
+            <a:graphic xmlns:a="http://schemas.openxmlformats.org/drawingml/2006/main">
+              <a:graphicData uri="http://schemas.openxmlformats.org/drawingml/2006/picture">
+                <pic:pic xmlns:pic="http://schemas.openxmlformats.org/drawingml/2006/picture">
+                  <pic:nvPicPr>
+                    <pic:cNvPr id="156985826" name=""/>
+                    <pic:cNvPicPr/>
+                  </pic:nvPicPr>
+                  <pic:blipFill>
+                    <a:blip r:embed="rId42"/>
+                    <a:stretch>
+                      <a:fillRect/>
+                    </a:stretch>
+                  </pic:blipFill>
+                  <pic:spPr>
+                    <a:xfrm>
+                      <a:off x="0" y="0"/>
+                      <a:ext cx="5731510" cy="5925820"/>
+                    </a:xfrm>
+                    <a:prstGeom prst="rect">
+                      <a:avLst/>
+                    </a:prstGeom>
+                  </pic:spPr>
+                </pic:pic>
+              </a:graphicData>
+            </a:graphic>
+          </wp:inline>
+        </w:drawing>
+      </w:r>
+    </w:p>
+    <w:p>
+      <w:r>
+        <w:t xml:space="preserve">21/ </w:t>
+      </w:r>
+      <w:r>
+        <w:t xml:space="preserve">By </w:t>
+      </w:r>
+      <w:r>
+        <w:t>analysing</w:t>
+      </w:r>
+      <w:r>
+        <w:t xml:space="preserve"> the health benefits of training</w:t>
+      </w:r>
+    </w:p>
+    <w:p>
+      <w:r>
+        <w:t xml:space="preserve">22/ </w:t>
+      </w:r>
+      <w:r>
+        <w:t>Forecasting the next year's revenue for a company</w:t>
+      </w:r>
+    </w:p>
+    <w:p>
+      <w:r>
+        <w:t xml:space="preserve">23/ </w:t>
+      </w:r>
+      <w:r>
+        <w:t>To create promotional offers</w:t>
+      </w:r>
+    </w:p>
+    <w:p>
+      <w:r>
+        <w:t xml:space="preserve">24/ </w:t>
+      </w:r>
+      <w:r>
+        <w:t>Predicting who will win elections</w:t>
+      </w:r>
+    </w:p>
+    <w:p>
+      <w:r>
+        <w:t xml:space="preserve">25/ </w:t>
+      </w:r>
+      <w:r>
+        <w:t>Cooking</w:t>
       </w:r>
     </w:p>
     <w:p/>

--- a/06_PDA03/PDA03 - Revision Notes.docx
+++ b/06_PDA03/PDA03 - Revision Notes.docx
@@ -2869,6 +2869,9 @@
     </w:p>
     <w:p>
       <w:r>
+        <w:rPr>
+          <w:noProof/>
+        </w:rPr>
         <w:lastRenderedPageBreak/>
         <w:drawing>
           <wp:inline distT="0" distB="0" distL="0" distR="0" wp14:anchorId="646B2464" wp14:editId="40672A19">
@@ -2909,6 +2912,9 @@
     </w:p>
     <w:p>
       <w:r>
+        <w:rPr>
+          <w:noProof/>
+        </w:rPr>
         <w:drawing>
           <wp:inline distT="0" distB="0" distL="0" distR="0" wp14:anchorId="7DEFF90D" wp14:editId="25016295">
             <wp:extent cx="5731510" cy="5866130"/>
@@ -2988,6 +2994,9 @@
     </w:p>
     <w:p>
       <w:r>
+        <w:rPr>
+          <w:noProof/>
+        </w:rPr>
         <w:lastRenderedPageBreak/>
         <w:drawing>
           <wp:inline distT="0" distB="0" distL="0" distR="0" wp14:anchorId="161E0224" wp14:editId="6108EC0A">
@@ -3068,6 +3077,9 @@
     </w:p>
     <w:p>
       <w:r>
+        <w:rPr>
+          <w:noProof/>
+        </w:rPr>
         <w:lastRenderedPageBreak/>
         <w:drawing>
           <wp:inline distT="0" distB="0" distL="0" distR="0" wp14:anchorId="343E6532" wp14:editId="5AA5B14C">
@@ -3148,6 +3160,9 @@
     </w:p>
     <w:p>
       <w:r>
+        <w:rPr>
+          <w:noProof/>
+        </w:rPr>
         <w:lastRenderedPageBreak/>
         <w:drawing>
           <wp:inline distT="0" distB="0" distL="0" distR="0" wp14:anchorId="323C2861" wp14:editId="3676B3B5">
@@ -3238,6 +3253,9 @@
     </w:p>
     <w:p>
       <w:r>
+        <w:rPr>
+          <w:noProof/>
+        </w:rPr>
         <w:lastRenderedPageBreak/>
         <w:drawing>
           <wp:inline distT="0" distB="0" distL="0" distR="0" wp14:anchorId="1316D451" wp14:editId="4B86A506">
@@ -3322,6 +3340,1242 @@
         <w:t>Cooking</w:t>
       </w:r>
     </w:p>
+    <w:p>
+      <w:r>
+        <w:rPr>
+          <w:noProof/>
+        </w:rPr>
+        <w:lastRenderedPageBreak/>
+        <w:drawing>
+          <wp:inline distT="0" distB="0" distL="0" distR="0" wp14:anchorId="27F05786" wp14:editId="4A5A81E0">
+            <wp:extent cx="3172268" cy="3515216"/>
+            <wp:effectExtent l="0" t="0" r="9525" b="9525"/>
+            <wp:docPr id="384641928" name="Picture 1"/>
+            <wp:cNvGraphicFramePr>
+              <a:graphicFrameLocks xmlns:a="http://schemas.openxmlformats.org/drawingml/2006/main" noChangeAspect="1"/>
+            </wp:cNvGraphicFramePr>
+            <a:graphic xmlns:a="http://schemas.openxmlformats.org/drawingml/2006/main">
+              <a:graphicData uri="http://schemas.openxmlformats.org/drawingml/2006/picture">
+                <pic:pic xmlns:pic="http://schemas.openxmlformats.org/drawingml/2006/picture">
+                  <pic:nvPicPr>
+                    <pic:cNvPr id="384641928" name=""/>
+                    <pic:cNvPicPr/>
+                  </pic:nvPicPr>
+                  <pic:blipFill>
+                    <a:blip r:embed="rId43"/>
+                    <a:stretch>
+                      <a:fillRect/>
+                    </a:stretch>
+                  </pic:blipFill>
+                  <pic:spPr>
+                    <a:xfrm>
+                      <a:off x="0" y="0"/>
+                      <a:ext cx="3172268" cy="3515216"/>
+                    </a:xfrm>
+                    <a:prstGeom prst="rect">
+                      <a:avLst/>
+                    </a:prstGeom>
+                  </pic:spPr>
+                </pic:pic>
+              </a:graphicData>
+            </a:graphic>
+          </wp:inline>
+        </w:drawing>
+      </w:r>
+    </w:p>
+    <w:p/>
+    <w:p>
+      <w:r>
+        <w:rPr>
+          <w:noProof/>
+        </w:rPr>
+        <w:lastRenderedPageBreak/>
+        <w:drawing>
+          <wp:inline distT="0" distB="0" distL="0" distR="0" wp14:anchorId="11713F68" wp14:editId="1C807105">
+            <wp:extent cx="5731510" cy="6077585"/>
+            <wp:effectExtent l="0" t="0" r="2540" b="0"/>
+            <wp:docPr id="750074725" name="Picture 1"/>
+            <wp:cNvGraphicFramePr>
+              <a:graphicFrameLocks xmlns:a="http://schemas.openxmlformats.org/drawingml/2006/main" noChangeAspect="1"/>
+            </wp:cNvGraphicFramePr>
+            <a:graphic xmlns:a="http://schemas.openxmlformats.org/drawingml/2006/main">
+              <a:graphicData uri="http://schemas.openxmlformats.org/drawingml/2006/picture">
+                <pic:pic xmlns:pic="http://schemas.openxmlformats.org/drawingml/2006/picture">
+                  <pic:nvPicPr>
+                    <pic:cNvPr id="750074725" name=""/>
+                    <pic:cNvPicPr/>
+                  </pic:nvPicPr>
+                  <pic:blipFill>
+                    <a:blip r:embed="rId44"/>
+                    <a:stretch>
+                      <a:fillRect/>
+                    </a:stretch>
+                  </pic:blipFill>
+                  <pic:spPr>
+                    <a:xfrm>
+                      <a:off x="0" y="0"/>
+                      <a:ext cx="5731510" cy="6077585"/>
+                    </a:xfrm>
+                    <a:prstGeom prst="rect">
+                      <a:avLst/>
+                    </a:prstGeom>
+                  </pic:spPr>
+                </pic:pic>
+              </a:graphicData>
+            </a:graphic>
+          </wp:inline>
+        </w:drawing>
+      </w:r>
+    </w:p>
+    <w:p>
+      <w:r>
+        <w:t xml:space="preserve">1/ </w:t>
+      </w:r>
+      <w:r>
+        <w:t>Estimating and interpreting statistical models</w:t>
+      </w:r>
+    </w:p>
+    <w:p>
+      <w:r>
+        <w:t xml:space="preserve">2/ </w:t>
+      </w:r>
+      <w:r>
+        <w:t>Image processing</w:t>
+      </w:r>
+      <w:r>
+        <w:t xml:space="preserve"> is not ; </w:t>
+      </w:r>
+      <w:r>
+        <w:t>Linear regression</w:t>
+      </w:r>
+      <w:r>
+        <w:t xml:space="preserve">, </w:t>
+      </w:r>
+      <w:r>
+        <w:t>Generali</w:t>
+      </w:r>
+      <w:r>
+        <w:t>s</w:t>
+      </w:r>
+      <w:r>
+        <w:t>ed linear models (GLMs)</w:t>
+      </w:r>
+      <w:r>
+        <w:t xml:space="preserve"> and Time Series Analysis are</w:t>
+      </w:r>
+    </w:p>
+    <w:p>
+      <w:r>
+        <w:t xml:space="preserve">3/ </w:t>
+      </w:r>
+      <w:r>
+        <w:t>It provides comprehensive tools for statistical model</w:t>
+      </w:r>
+      <w:r>
+        <w:t>l</w:t>
+      </w:r>
+      <w:r>
+        <w:t>ing and analysis</w:t>
+      </w:r>
+    </w:p>
+    <w:p>
+      <w:pPr>
+        <w:rPr>
+          <w:b/>
+          <w:bCs/>
+        </w:rPr>
+      </w:pPr>
+      <w:r>
+        <w:t xml:space="preserve">4/ </w:t>
+      </w:r>
+      <w:r>
+        <w:rPr>
+          <w:b/>
+          <w:bCs/>
+        </w:rPr>
+        <w:t>pip install statsmodels</w:t>
+      </w:r>
+    </w:p>
+    <w:p>
+      <w:pPr>
+        <w:rPr>
+          <w:b/>
+          <w:bCs/>
+        </w:rPr>
+      </w:pPr>
+      <w:r>
+        <w:t xml:space="preserve">5/ </w:t>
+      </w:r>
+      <w:r>
+        <w:rPr>
+          <w:b/>
+          <w:bCs/>
+        </w:rPr>
+        <w:t>import statsmodels.api as sm</w:t>
+      </w:r>
+    </w:p>
+    <w:p>
+      <w:r>
+        <w:rPr>
+          <w:noProof/>
+        </w:rPr>
+        <w:lastRenderedPageBreak/>
+        <w:drawing>
+          <wp:inline distT="0" distB="0" distL="0" distR="0" wp14:anchorId="6CE04950" wp14:editId="7CD29DB9">
+            <wp:extent cx="5731510" cy="5866765"/>
+            <wp:effectExtent l="0" t="0" r="2540" b="635"/>
+            <wp:docPr id="1836339870" name="Picture 1"/>
+            <wp:cNvGraphicFramePr>
+              <a:graphicFrameLocks xmlns:a="http://schemas.openxmlformats.org/drawingml/2006/main" noChangeAspect="1"/>
+            </wp:cNvGraphicFramePr>
+            <a:graphic xmlns:a="http://schemas.openxmlformats.org/drawingml/2006/main">
+              <a:graphicData uri="http://schemas.openxmlformats.org/drawingml/2006/picture">
+                <pic:pic xmlns:pic="http://schemas.openxmlformats.org/drawingml/2006/picture">
+                  <pic:nvPicPr>
+                    <pic:cNvPr id="1836339870" name=""/>
+                    <pic:cNvPicPr/>
+                  </pic:nvPicPr>
+                  <pic:blipFill>
+                    <a:blip r:embed="rId45"/>
+                    <a:stretch>
+                      <a:fillRect/>
+                    </a:stretch>
+                  </pic:blipFill>
+                  <pic:spPr>
+                    <a:xfrm>
+                      <a:off x="0" y="0"/>
+                      <a:ext cx="5731510" cy="5866765"/>
+                    </a:xfrm>
+                    <a:prstGeom prst="rect">
+                      <a:avLst/>
+                    </a:prstGeom>
+                  </pic:spPr>
+                </pic:pic>
+              </a:graphicData>
+            </a:graphic>
+          </wp:inline>
+        </w:drawing>
+      </w:r>
+    </w:p>
+    <w:p>
+      <w:r>
+        <w:t xml:space="preserve">6/ </w:t>
+      </w:r>
+      <w:r>
+        <w:t>Neural network models</w:t>
+      </w:r>
+    </w:p>
+    <w:p>
+      <w:r>
+        <w:t xml:space="preserve">7/ </w:t>
+      </w:r>
+      <w:r>
+        <w:t>Time series analysis models</w:t>
+      </w:r>
+    </w:p>
+    <w:p>
+      <w:r>
+        <w:t xml:space="preserve">8/ </w:t>
+      </w:r>
+      <w:r>
+        <w:t>Mixed effects models</w:t>
+      </w:r>
+    </w:p>
+    <w:p>
+      <w:r>
+        <w:t xml:space="preserve">9/ </w:t>
+      </w:r>
+      <w:r>
+        <w:t>Data preprocessing and preparation</w:t>
+      </w:r>
+    </w:p>
+    <w:p>
+      <w:r>
+        <w:t xml:space="preserve">10/ </w:t>
+      </w:r>
+      <w:r>
+        <w:t>Setting up the variables and model structure</w:t>
+      </w:r>
+    </w:p>
+    <w:p>
+      <w:r>
+        <w:rPr>
+          <w:noProof/>
+        </w:rPr>
+        <w:lastRenderedPageBreak/>
+        <w:drawing>
+          <wp:inline distT="0" distB="0" distL="0" distR="0" wp14:anchorId="19E820C9" wp14:editId="4903ACB1">
+            <wp:extent cx="5731510" cy="5875020"/>
+            <wp:effectExtent l="0" t="0" r="2540" b="0"/>
+            <wp:docPr id="1162357557" name="Picture 1"/>
+            <wp:cNvGraphicFramePr>
+              <a:graphicFrameLocks xmlns:a="http://schemas.openxmlformats.org/drawingml/2006/main" noChangeAspect="1"/>
+            </wp:cNvGraphicFramePr>
+            <a:graphic xmlns:a="http://schemas.openxmlformats.org/drawingml/2006/main">
+              <a:graphicData uri="http://schemas.openxmlformats.org/drawingml/2006/picture">
+                <pic:pic xmlns:pic="http://schemas.openxmlformats.org/drawingml/2006/picture">
+                  <pic:nvPicPr>
+                    <pic:cNvPr id="1162357557" name=""/>
+                    <pic:cNvPicPr/>
+                  </pic:nvPicPr>
+                  <pic:blipFill>
+                    <a:blip r:embed="rId46"/>
+                    <a:stretch>
+                      <a:fillRect/>
+                    </a:stretch>
+                  </pic:blipFill>
+                  <pic:spPr>
+                    <a:xfrm>
+                      <a:off x="0" y="0"/>
+                      <a:ext cx="5731510" cy="5875020"/>
+                    </a:xfrm>
+                    <a:prstGeom prst="rect">
+                      <a:avLst/>
+                    </a:prstGeom>
+                  </pic:spPr>
+                </pic:pic>
+              </a:graphicData>
+            </a:graphic>
+          </wp:inline>
+        </w:drawing>
+      </w:r>
+    </w:p>
+    <w:p>
+      <w:r>
+        <w:t xml:space="preserve">11/ </w:t>
+      </w:r>
+      <w:r>
+        <w:rPr>
+          <w:b/>
+          <w:bCs/>
+        </w:rPr>
+        <w:t>sm.OLS()</w:t>
+      </w:r>
+    </w:p>
+    <w:p>
+      <w:r>
+        <w:t xml:space="preserve">12/ </w:t>
+      </w:r>
+      <w:r>
+        <w:t>Summary statistics and coefficients of the model</w:t>
+      </w:r>
+    </w:p>
+    <w:p>
+      <w:r>
+        <w:t xml:space="preserve">13/ </w:t>
+      </w:r>
+      <w:r>
+        <w:t>p-value</w:t>
+      </w:r>
+    </w:p>
+    <w:p>
+      <w:r>
+        <w:t xml:space="preserve">14/ </w:t>
+      </w:r>
+      <w:r>
+        <w:t>To ensure the model's assumptions hold true for the data</w:t>
+      </w:r>
+    </w:p>
+    <w:p>
+      <w:r>
+        <w:t xml:space="preserve">15/ </w:t>
+      </w:r>
+      <w:r>
+        <w:t>Cross-validation</w:t>
+      </w:r>
+    </w:p>
+    <w:p>
+      <w:r>
+        <w:rPr>
+          <w:noProof/>
+        </w:rPr>
+        <w:lastRenderedPageBreak/>
+        <w:drawing>
+          <wp:inline distT="0" distB="0" distL="0" distR="0" wp14:anchorId="40730EB5" wp14:editId="29FAF8F6">
+            <wp:extent cx="5731510" cy="6069965"/>
+            <wp:effectExtent l="0" t="0" r="2540" b="6985"/>
+            <wp:docPr id="1377935889" name="Picture 1"/>
+            <wp:cNvGraphicFramePr>
+              <a:graphicFrameLocks xmlns:a="http://schemas.openxmlformats.org/drawingml/2006/main" noChangeAspect="1"/>
+            </wp:cNvGraphicFramePr>
+            <a:graphic xmlns:a="http://schemas.openxmlformats.org/drawingml/2006/main">
+              <a:graphicData uri="http://schemas.openxmlformats.org/drawingml/2006/picture">
+                <pic:pic xmlns:pic="http://schemas.openxmlformats.org/drawingml/2006/picture">
+                  <pic:nvPicPr>
+                    <pic:cNvPr id="1377935889" name=""/>
+                    <pic:cNvPicPr/>
+                  </pic:nvPicPr>
+                  <pic:blipFill>
+                    <a:blip r:embed="rId47"/>
+                    <a:stretch>
+                      <a:fillRect/>
+                    </a:stretch>
+                  </pic:blipFill>
+                  <pic:spPr>
+                    <a:xfrm>
+                      <a:off x="0" y="0"/>
+                      <a:ext cx="5731510" cy="6069965"/>
+                    </a:xfrm>
+                    <a:prstGeom prst="rect">
+                      <a:avLst/>
+                    </a:prstGeom>
+                  </pic:spPr>
+                </pic:pic>
+              </a:graphicData>
+            </a:graphic>
+          </wp:inline>
+        </w:drawing>
+      </w:r>
+    </w:p>
+    <w:p>
+      <w:r>
+        <w:t xml:space="preserve">16/ </w:t>
+      </w:r>
+      <w:r>
+        <w:t>Performance metrics</w:t>
+      </w:r>
+    </w:p>
+    <w:p>
+      <w:r>
+        <w:t xml:space="preserve">17/ </w:t>
+      </w:r>
+      <w:r>
+        <w:t>R-squared</w:t>
+      </w:r>
+    </w:p>
+    <w:p>
+      <w:r>
+        <w:t xml:space="preserve">18/ </w:t>
+      </w:r>
+      <w:r>
+        <w:t>To gain practical experience using StatsModels</w:t>
+      </w:r>
+    </w:p>
+    <w:p>
+      <w:r>
+        <w:t xml:space="preserve">19/ </w:t>
+      </w:r>
+      <w:r>
+        <w:t>Real-world datasets with temporal sequences</w:t>
+      </w:r>
+    </w:p>
+    <w:p>
+      <w:r>
+        <w:t xml:space="preserve">20/ </w:t>
+      </w:r>
+      <w:r>
+        <w:t>To select the most appropriate model based on performance and interpretability</w:t>
+      </w:r>
+    </w:p>
+    <w:p>
+      <w:r>
+        <w:rPr>
+          <w:noProof/>
+        </w:rPr>
+        <w:lastRenderedPageBreak/>
+        <w:drawing>
+          <wp:inline distT="0" distB="0" distL="0" distR="0" wp14:anchorId="4451D409" wp14:editId="3D86DDBC">
+            <wp:extent cx="5731510" cy="5857240"/>
+            <wp:effectExtent l="0" t="0" r="2540" b="0"/>
+            <wp:docPr id="1629134700" name="Picture 1"/>
+            <wp:cNvGraphicFramePr>
+              <a:graphicFrameLocks xmlns:a="http://schemas.openxmlformats.org/drawingml/2006/main" noChangeAspect="1"/>
+            </wp:cNvGraphicFramePr>
+            <a:graphic xmlns:a="http://schemas.openxmlformats.org/drawingml/2006/main">
+              <a:graphicData uri="http://schemas.openxmlformats.org/drawingml/2006/picture">
+                <pic:pic xmlns:pic="http://schemas.openxmlformats.org/drawingml/2006/picture">
+                  <pic:nvPicPr>
+                    <pic:cNvPr id="1629134700" name=""/>
+                    <pic:cNvPicPr/>
+                  </pic:nvPicPr>
+                  <pic:blipFill>
+                    <a:blip r:embed="rId48"/>
+                    <a:stretch>
+                      <a:fillRect/>
+                    </a:stretch>
+                  </pic:blipFill>
+                  <pic:spPr>
+                    <a:xfrm>
+                      <a:off x="0" y="0"/>
+                      <a:ext cx="5731510" cy="5857240"/>
+                    </a:xfrm>
+                    <a:prstGeom prst="rect">
+                      <a:avLst/>
+                    </a:prstGeom>
+                  </pic:spPr>
+                </pic:pic>
+              </a:graphicData>
+            </a:graphic>
+          </wp:inline>
+        </w:drawing>
+      </w:r>
+    </w:p>
+    <w:p>
+      <w:r>
+        <w:t xml:space="preserve">21/ </w:t>
+      </w:r>
+      <w:r>
+        <w:t>Installing StatsModels library and configuring the environment</w:t>
+      </w:r>
+    </w:p>
+    <w:p>
+      <w:r>
+        <w:t xml:space="preserve">22/ </w:t>
+      </w:r>
+      <w:r>
+        <w:t>Estimating a linear regression model using StatsModels</w:t>
+      </w:r>
+    </w:p>
+    <w:p>
+      <w:r>
+        <w:t xml:space="preserve">23/ </w:t>
+      </w:r>
+      <w:r>
+        <w:t>Through diagnostic plots and statistics</w:t>
+      </w:r>
+    </w:p>
+    <w:p>
+      <w:r>
+        <w:t xml:space="preserve">24/ </w:t>
+      </w:r>
+      <w:r>
+        <w:t>Time series analysis using StatsModels</w:t>
+      </w:r>
+    </w:p>
+    <w:p>
+      <w:r>
+        <w:t xml:space="preserve">25/ </w:t>
+      </w:r>
+      <w:r>
+        <w:t>Practical exercises and quizzes</w:t>
+      </w:r>
+    </w:p>
+    <w:p>
+      <w:r>
+        <w:rPr>
+          <w:noProof/>
+        </w:rPr>
+        <w:lastRenderedPageBreak/>
+        <w:drawing>
+          <wp:inline distT="0" distB="0" distL="0" distR="0" wp14:anchorId="25661B84" wp14:editId="58717567">
+            <wp:extent cx="5731510" cy="5848985"/>
+            <wp:effectExtent l="0" t="0" r="2540" b="0"/>
+            <wp:docPr id="1778930219" name="Picture 1"/>
+            <wp:cNvGraphicFramePr>
+              <a:graphicFrameLocks xmlns:a="http://schemas.openxmlformats.org/drawingml/2006/main" noChangeAspect="1"/>
+            </wp:cNvGraphicFramePr>
+            <a:graphic xmlns:a="http://schemas.openxmlformats.org/drawingml/2006/main">
+              <a:graphicData uri="http://schemas.openxmlformats.org/drawingml/2006/picture">
+                <pic:pic xmlns:pic="http://schemas.openxmlformats.org/drawingml/2006/picture">
+                  <pic:nvPicPr>
+                    <pic:cNvPr id="1778930219" name=""/>
+                    <pic:cNvPicPr/>
+                  </pic:nvPicPr>
+                  <pic:blipFill>
+                    <a:blip r:embed="rId49"/>
+                    <a:stretch>
+                      <a:fillRect/>
+                    </a:stretch>
+                  </pic:blipFill>
+                  <pic:spPr>
+                    <a:xfrm>
+                      <a:off x="0" y="0"/>
+                      <a:ext cx="5731510" cy="5848985"/>
+                    </a:xfrm>
+                    <a:prstGeom prst="rect">
+                      <a:avLst/>
+                    </a:prstGeom>
+                  </pic:spPr>
+                </pic:pic>
+              </a:graphicData>
+            </a:graphic>
+          </wp:inline>
+        </w:drawing>
+      </w:r>
+    </w:p>
+    <w:p>
+      <w:r>
+        <w:t xml:space="preserve">26/ </w:t>
+      </w:r>
+      <w:r>
+        <w:t xml:space="preserve">Describing and </w:t>
+      </w:r>
+      <w:r>
+        <w:t>analysing</w:t>
+      </w:r>
+      <w:r>
+        <w:t xml:space="preserve"> data using mathematical models</w:t>
+      </w:r>
+    </w:p>
+    <w:p>
+      <w:r>
+        <w:t xml:space="preserve">27/ </w:t>
+      </w:r>
+      <w:r>
+        <w:t>Data cleaning</w:t>
+      </w:r>
+    </w:p>
+    <w:p>
+      <w:r>
+        <w:t xml:space="preserve">28/ </w:t>
+      </w:r>
+      <w:r>
+        <w:t>Finance, Healthcare, Marketing</w:t>
+      </w:r>
+    </w:p>
+    <w:p>
+      <w:r>
+        <w:t xml:space="preserve">29/ </w:t>
+      </w:r>
+      <w:r>
+        <w:t>Statistical model</w:t>
+      </w:r>
+      <w:r>
+        <w:t>l</w:t>
+      </w:r>
+      <w:r>
+        <w:t>ing and analysis</w:t>
+      </w:r>
+    </w:p>
+    <w:p>
+      <w:r>
+        <w:t xml:space="preserve">30/ </w:t>
+      </w:r>
+      <w:r>
+        <w:t>Advanced machine learning algorithms</w:t>
+      </w:r>
+    </w:p>
+    <w:p>
+      <w:r>
+        <w:rPr>
+          <w:noProof/>
+        </w:rPr>
+        <w:lastRenderedPageBreak/>
+        <w:drawing>
+          <wp:inline distT="0" distB="0" distL="0" distR="0" wp14:anchorId="314AB15D" wp14:editId="77E5328C">
+            <wp:extent cx="5731510" cy="6290310"/>
+            <wp:effectExtent l="0" t="0" r="2540" b="0"/>
+            <wp:docPr id="609412502" name="Picture 1"/>
+            <wp:cNvGraphicFramePr>
+              <a:graphicFrameLocks xmlns:a="http://schemas.openxmlformats.org/drawingml/2006/main" noChangeAspect="1"/>
+            </wp:cNvGraphicFramePr>
+            <a:graphic xmlns:a="http://schemas.openxmlformats.org/drawingml/2006/main">
+              <a:graphicData uri="http://schemas.openxmlformats.org/drawingml/2006/picture">
+                <pic:pic xmlns:pic="http://schemas.openxmlformats.org/drawingml/2006/picture">
+                  <pic:nvPicPr>
+                    <pic:cNvPr id="609412502" name=""/>
+                    <pic:cNvPicPr/>
+                  </pic:nvPicPr>
+                  <pic:blipFill>
+                    <a:blip r:embed="rId50"/>
+                    <a:stretch>
+                      <a:fillRect/>
+                    </a:stretch>
+                  </pic:blipFill>
+                  <pic:spPr>
+                    <a:xfrm>
+                      <a:off x="0" y="0"/>
+                      <a:ext cx="5731510" cy="6290310"/>
+                    </a:xfrm>
+                    <a:prstGeom prst="rect">
+                      <a:avLst/>
+                    </a:prstGeom>
+                  </pic:spPr>
+                </pic:pic>
+              </a:graphicData>
+            </a:graphic>
+          </wp:inline>
+        </w:drawing>
+      </w:r>
+    </w:p>
+    <w:p>
+      <w:r>
+        <w:t xml:space="preserve">31/ </w:t>
+      </w:r>
+      <w:r>
+        <w:t>Seamless integration with NumPy and Pandas</w:t>
+      </w:r>
+    </w:p>
+    <w:p>
+      <w:r>
+        <w:t xml:space="preserve">32/ </w:t>
+      </w:r>
+      <w:r>
+        <w:rPr>
+          <w:b/>
+          <w:bCs/>
+        </w:rPr>
+        <w:t>pip install statsmodels</w:t>
+      </w:r>
+    </w:p>
+    <w:p>
+      <w:r>
+        <w:t xml:space="preserve">33/ </w:t>
+      </w:r>
+      <w:r>
+        <w:t>To prevent installation errors due to version mismatches</w:t>
+      </w:r>
+    </w:p>
+    <w:p>
+      <w:r>
+        <w:t xml:space="preserve">34/ </w:t>
+      </w:r>
+      <w:r>
+        <w:t>Pandas, NumPy, and Matplotlib</w:t>
+      </w:r>
+    </w:p>
+    <w:p>
+      <w:r>
+        <w:t xml:space="preserve">35/ </w:t>
+      </w:r>
+      <w:r>
+        <w:rPr>
+          <w:b/>
+          <w:bCs/>
+        </w:rPr>
+        <w:t>statsmodels.api</w:t>
+      </w:r>
+    </w:p>
+    <w:p>
+      <w:r>
+        <w:rPr>
+          <w:noProof/>
+        </w:rPr>
+        <w:lastRenderedPageBreak/>
+        <w:drawing>
+          <wp:inline distT="0" distB="0" distL="0" distR="0" wp14:anchorId="456DE134" wp14:editId="6A59D193">
+            <wp:extent cx="5731510" cy="6259830"/>
+            <wp:effectExtent l="0" t="0" r="2540" b="7620"/>
+            <wp:docPr id="1507047929" name="Picture 1"/>
+            <wp:cNvGraphicFramePr>
+              <a:graphicFrameLocks xmlns:a="http://schemas.openxmlformats.org/drawingml/2006/main" noChangeAspect="1"/>
+            </wp:cNvGraphicFramePr>
+            <a:graphic xmlns:a="http://schemas.openxmlformats.org/drawingml/2006/main">
+              <a:graphicData uri="http://schemas.openxmlformats.org/drawingml/2006/picture">
+                <pic:pic xmlns:pic="http://schemas.openxmlformats.org/drawingml/2006/picture">
+                  <pic:nvPicPr>
+                    <pic:cNvPr id="1507047929" name=""/>
+                    <pic:cNvPicPr/>
+                  </pic:nvPicPr>
+                  <pic:blipFill>
+                    <a:blip r:embed="rId51"/>
+                    <a:stretch>
+                      <a:fillRect/>
+                    </a:stretch>
+                  </pic:blipFill>
+                  <pic:spPr>
+                    <a:xfrm>
+                      <a:off x="0" y="0"/>
+                      <a:ext cx="5731510" cy="6259830"/>
+                    </a:xfrm>
+                    <a:prstGeom prst="rect">
+                      <a:avLst/>
+                    </a:prstGeom>
+                  </pic:spPr>
+                </pic:pic>
+              </a:graphicData>
+            </a:graphic>
+          </wp:inline>
+        </w:drawing>
+      </w:r>
+    </w:p>
+    <w:p>
+      <w:r>
+        <w:t xml:space="preserve">36/ </w:t>
+      </w:r>
+      <w:r>
+        <w:t>Model specification using R-style formulas</w:t>
+      </w:r>
+    </w:p>
+    <w:p>
+      <w:r>
+        <w:t xml:space="preserve">37/ </w:t>
+      </w:r>
+      <w:r>
+        <w:rPr>
+          <w:b/>
+          <w:bCs/>
+        </w:rPr>
+        <w:t>statsmodels.graphics</w:t>
+      </w:r>
+    </w:p>
+    <w:p>
+      <w:r>
+        <w:t xml:space="preserve">38/ </w:t>
+      </w:r>
+      <w:r>
+        <w:t>Importing necessary libraries</w:t>
+      </w:r>
+    </w:p>
+    <w:p>
+      <w:r>
+        <w:t xml:space="preserve">39/ </w:t>
+      </w:r>
+      <w:proofErr w:type="gramStart"/>
+      <w:r>
+        <w:t>Cars</w:t>
+      </w:r>
+      <w:proofErr w:type="gramEnd"/>
+      <w:r>
+        <w:t xml:space="preserve"> dataset</w:t>
+      </w:r>
+    </w:p>
+    <w:p>
+      <w:r>
+        <w:t xml:space="preserve">40/ </w:t>
+      </w:r>
+      <w:r>
+        <w:t>Coefficients, standard errors, p-values, and R-squared value</w:t>
+      </w:r>
+    </w:p>
+    <w:p>
+      <w:r>
+        <w:rPr>
+          <w:noProof/>
+        </w:rPr>
+        <w:lastRenderedPageBreak/>
+        <w:drawing>
+          <wp:inline distT="0" distB="0" distL="0" distR="0" wp14:anchorId="17B199AB" wp14:editId="0E63AE76">
+            <wp:extent cx="5731510" cy="3787140"/>
+            <wp:effectExtent l="0" t="0" r="2540" b="3810"/>
+            <wp:docPr id="1456554450" name="Picture 1"/>
+            <wp:cNvGraphicFramePr>
+              <a:graphicFrameLocks xmlns:a="http://schemas.openxmlformats.org/drawingml/2006/main" noChangeAspect="1"/>
+            </wp:cNvGraphicFramePr>
+            <a:graphic xmlns:a="http://schemas.openxmlformats.org/drawingml/2006/main">
+              <a:graphicData uri="http://schemas.openxmlformats.org/drawingml/2006/picture">
+                <pic:pic xmlns:pic="http://schemas.openxmlformats.org/drawingml/2006/picture">
+                  <pic:nvPicPr>
+                    <pic:cNvPr id="1456554450" name=""/>
+                    <pic:cNvPicPr/>
+                  </pic:nvPicPr>
+                  <pic:blipFill>
+                    <a:blip r:embed="rId52"/>
+                    <a:stretch>
+                      <a:fillRect/>
+                    </a:stretch>
+                  </pic:blipFill>
+                  <pic:spPr>
+                    <a:xfrm>
+                      <a:off x="0" y="0"/>
+                      <a:ext cx="5731510" cy="3787140"/>
+                    </a:xfrm>
+                    <a:prstGeom prst="rect">
+                      <a:avLst/>
+                    </a:prstGeom>
+                  </pic:spPr>
+                </pic:pic>
+              </a:graphicData>
+            </a:graphic>
+          </wp:inline>
+        </w:drawing>
+      </w:r>
+    </w:p>
+    <w:p>
+      <w:r>
+        <w:t xml:space="preserve">41/ </w:t>
+      </w:r>
+      <w:r>
+        <w:t>Fitting a neural network model</w:t>
+      </w:r>
+    </w:p>
+    <w:p>
+      <w:r>
+        <w:t xml:space="preserve">42/ </w:t>
+      </w:r>
+      <w:r>
+        <w:t>Setting up the environment and using StatsModels for statistical analysis</w:t>
+      </w:r>
+    </w:p>
+    <w:p>
+      <w:r>
+        <w:t xml:space="preserve">43/ </w:t>
+      </w:r>
+      <w:r>
+        <w:t>Specific statistical model</w:t>
+      </w:r>
+      <w:r>
+        <w:t>l</w:t>
+      </w:r>
+      <w:r>
+        <w:t>ing techniques</w:t>
+      </w:r>
+    </w:p>
+    <w:p/>
+    <w:p/>
+    <w:p>
+      <w:r>
+        <w:drawing>
+          <wp:inline distT="0" distB="0" distL="0" distR="0" wp14:anchorId="1FEDD4C2" wp14:editId="0207CA2E">
+            <wp:extent cx="2695951" cy="1971950"/>
+            <wp:effectExtent l="0" t="0" r="9525" b="9525"/>
+            <wp:docPr id="196090817" name="Picture 1"/>
+            <wp:cNvGraphicFramePr>
+              <a:graphicFrameLocks xmlns:a="http://schemas.openxmlformats.org/drawingml/2006/main" noChangeAspect="1"/>
+            </wp:cNvGraphicFramePr>
+            <a:graphic xmlns:a="http://schemas.openxmlformats.org/drawingml/2006/main">
+              <a:graphicData uri="http://schemas.openxmlformats.org/drawingml/2006/picture">
+                <pic:pic xmlns:pic="http://schemas.openxmlformats.org/drawingml/2006/picture">
+                  <pic:nvPicPr>
+                    <pic:cNvPr id="196090817" name=""/>
+                    <pic:cNvPicPr/>
+                  </pic:nvPicPr>
+                  <pic:blipFill>
+                    <a:blip r:embed="rId53"/>
+                    <a:stretch>
+                      <a:fillRect/>
+                    </a:stretch>
+                  </pic:blipFill>
+                  <pic:spPr>
+                    <a:xfrm>
+                      <a:off x="0" y="0"/>
+                      <a:ext cx="2695951" cy="1971950"/>
+                    </a:xfrm>
+                    <a:prstGeom prst="rect">
+                      <a:avLst/>
+                    </a:prstGeom>
+                  </pic:spPr>
+                </pic:pic>
+              </a:graphicData>
+            </a:graphic>
+          </wp:inline>
+        </w:drawing>
+      </w:r>
+    </w:p>
+    <w:p>
+      <w:r>
+        <w:lastRenderedPageBreak/>
+        <w:drawing>
+          <wp:inline distT="0" distB="0" distL="0" distR="0" wp14:anchorId="6E8183D7" wp14:editId="1441D6FA">
+            <wp:extent cx="5731510" cy="5875655"/>
+            <wp:effectExtent l="0" t="0" r="2540" b="0"/>
+            <wp:docPr id="1451954089" name="Picture 1"/>
+            <wp:cNvGraphicFramePr>
+              <a:graphicFrameLocks xmlns:a="http://schemas.openxmlformats.org/drawingml/2006/main" noChangeAspect="1"/>
+            </wp:cNvGraphicFramePr>
+            <a:graphic xmlns:a="http://schemas.openxmlformats.org/drawingml/2006/main">
+              <a:graphicData uri="http://schemas.openxmlformats.org/drawingml/2006/picture">
+                <pic:pic xmlns:pic="http://schemas.openxmlformats.org/drawingml/2006/picture">
+                  <pic:nvPicPr>
+                    <pic:cNvPr id="1451954089" name=""/>
+                    <pic:cNvPicPr/>
+                  </pic:nvPicPr>
+                  <pic:blipFill>
+                    <a:blip r:embed="rId54"/>
+                    <a:stretch>
+                      <a:fillRect/>
+                    </a:stretch>
+                  </pic:blipFill>
+                  <pic:spPr>
+                    <a:xfrm>
+                      <a:off x="0" y="0"/>
+                      <a:ext cx="5731510" cy="5875655"/>
+                    </a:xfrm>
+                    <a:prstGeom prst="rect">
+                      <a:avLst/>
+                    </a:prstGeom>
+                  </pic:spPr>
+                </pic:pic>
+              </a:graphicData>
+            </a:graphic>
+          </wp:inline>
+        </w:drawing>
+      </w:r>
+    </w:p>
+    <w:p>
+      <w:r>
+        <w:t xml:space="preserve">1/ </w:t>
+      </w:r>
+      <w:r>
+        <w:t>To introduce students to SciPy, its capabilities, and its relationship with NumPy</w:t>
+      </w:r>
+    </w:p>
+    <w:p>
+      <w:r>
+        <w:t xml:space="preserve">2/ </w:t>
+      </w:r>
+      <w:r>
+        <w:t>An open-source Python library used for scientific and technical computing</w:t>
+      </w:r>
+    </w:p>
+    <w:p>
+      <w:r>
+        <w:t xml:space="preserve">3/ </w:t>
+      </w:r>
+      <w:r>
+        <w:t>NumPy</w:t>
+      </w:r>
+    </w:p>
+    <w:p>
+      <w:r>
+        <w:t xml:space="preserve">4/ </w:t>
+      </w:r>
+      <w:r>
+        <w:t>Engineering, physics, mathematics, and data science</w:t>
+      </w:r>
+    </w:p>
+    <w:p>
+      <w:r>
+        <w:t xml:space="preserve">5/ </w:t>
+      </w:r>
+      <w:r>
+        <w:rPr>
+          <w:b/>
+          <w:bCs/>
+        </w:rPr>
+        <w:t>scipy.optimize</w:t>
+      </w:r>
+    </w:p>
+    <w:p>
+      <w:r>
+        <w:lastRenderedPageBreak/>
+        <w:drawing>
+          <wp:inline distT="0" distB="0" distL="0" distR="0" wp14:anchorId="5CDBE616" wp14:editId="6A8510A6">
+            <wp:extent cx="5731510" cy="5875655"/>
+            <wp:effectExtent l="0" t="0" r="2540" b="0"/>
+            <wp:docPr id="615525239" name="Picture 1"/>
+            <wp:cNvGraphicFramePr>
+              <a:graphicFrameLocks xmlns:a="http://schemas.openxmlformats.org/drawingml/2006/main" noChangeAspect="1"/>
+            </wp:cNvGraphicFramePr>
+            <a:graphic xmlns:a="http://schemas.openxmlformats.org/drawingml/2006/main">
+              <a:graphicData uri="http://schemas.openxmlformats.org/drawingml/2006/picture">
+                <pic:pic xmlns:pic="http://schemas.openxmlformats.org/drawingml/2006/picture">
+                  <pic:nvPicPr>
+                    <pic:cNvPr id="615525239" name=""/>
+                    <pic:cNvPicPr/>
+                  </pic:nvPicPr>
+                  <pic:blipFill>
+                    <a:blip r:embed="rId55"/>
+                    <a:stretch>
+                      <a:fillRect/>
+                    </a:stretch>
+                  </pic:blipFill>
+                  <pic:spPr>
+                    <a:xfrm>
+                      <a:off x="0" y="0"/>
+                      <a:ext cx="5731510" cy="5875655"/>
+                    </a:xfrm>
+                    <a:prstGeom prst="rect">
+                      <a:avLst/>
+                    </a:prstGeom>
+                  </pic:spPr>
+                </pic:pic>
+              </a:graphicData>
+            </a:graphic>
+          </wp:inline>
+        </w:drawing>
+      </w:r>
+    </w:p>
+    <w:p>
+      <w:r>
+        <w:t xml:space="preserve">6/ </w:t>
+      </w:r>
+      <w:r>
+        <w:t>Fourier transforms</w:t>
+      </w:r>
+    </w:p>
+    <w:p>
+      <w:r>
+        <w:t xml:space="preserve">7/ </w:t>
+      </w:r>
+      <w:r>
+        <w:t>It provides a powerful N-dimensional array object and functions for manipulating these arrays</w:t>
+      </w:r>
+    </w:p>
+    <w:p>
+      <w:r>
+        <w:t xml:space="preserve">8/ </w:t>
+      </w:r>
+      <w:r>
+        <w:t>SciPy builds on NumPy arrays and provides additional functionality for scientific computing tasks</w:t>
+      </w:r>
+    </w:p>
+    <w:p>
+      <w:r>
+        <w:t xml:space="preserve">9/ </w:t>
+      </w:r>
+      <w:r>
+        <w:t>pip and conda</w:t>
+      </w:r>
+    </w:p>
+    <w:p>
+      <w:r>
+        <w:t xml:space="preserve">10/ </w:t>
+      </w:r>
+      <w:r>
+        <w:t>NumPy</w:t>
+      </w:r>
+    </w:p>
+    <w:p>
+      <w:r>
+        <w:lastRenderedPageBreak/>
+        <w:drawing>
+          <wp:inline distT="0" distB="0" distL="0" distR="0" wp14:anchorId="3DD17039" wp14:editId="2A88BDD4">
+            <wp:extent cx="5731510" cy="6280785"/>
+            <wp:effectExtent l="0" t="0" r="2540" b="5715"/>
+            <wp:docPr id="1352707765" name="Picture 1"/>
+            <wp:cNvGraphicFramePr>
+              <a:graphicFrameLocks xmlns:a="http://schemas.openxmlformats.org/drawingml/2006/main" noChangeAspect="1"/>
+            </wp:cNvGraphicFramePr>
+            <a:graphic xmlns:a="http://schemas.openxmlformats.org/drawingml/2006/main">
+              <a:graphicData uri="http://schemas.openxmlformats.org/drawingml/2006/picture">
+                <pic:pic xmlns:pic="http://schemas.openxmlformats.org/drawingml/2006/picture">
+                  <pic:nvPicPr>
+                    <pic:cNvPr id="1352707765" name=""/>
+                    <pic:cNvPicPr/>
+                  </pic:nvPicPr>
+                  <pic:blipFill>
+                    <a:blip r:embed="rId56"/>
+                    <a:stretch>
+                      <a:fillRect/>
+                    </a:stretch>
+                  </pic:blipFill>
+                  <pic:spPr>
+                    <a:xfrm>
+                      <a:off x="0" y="0"/>
+                      <a:ext cx="5731510" cy="6280785"/>
+                    </a:xfrm>
+                    <a:prstGeom prst="rect">
+                      <a:avLst/>
+                    </a:prstGeom>
+                  </pic:spPr>
+                </pic:pic>
+              </a:graphicData>
+            </a:graphic>
+          </wp:inline>
+        </w:drawing>
+      </w:r>
+    </w:p>
+    <w:p>
+      <w:r>
+        <w:t xml:space="preserve">11/ </w:t>
+      </w:r>
+      <w:r>
+        <w:t>Jupyter Notebook, Spyder, PyCharm</w:t>
+      </w:r>
+    </w:p>
+    <w:p>
+      <w:r>
+        <w:t xml:space="preserve">12/ </w:t>
+      </w:r>
+      <w:r>
+        <w:t>Ensuring that SciPy is included in the project dependencies</w:t>
+      </w:r>
+    </w:p>
+    <w:p>
+      <w:r>
+        <w:t xml:space="preserve">13/ </w:t>
+      </w:r>
+      <w:r>
+        <w:rPr>
+          <w:b/>
+          <w:bCs/>
+        </w:rPr>
+        <w:t>scipy.integrate</w:t>
+      </w:r>
+    </w:p>
+    <w:p>
+      <w:r>
+        <w:t xml:space="preserve">14/ </w:t>
+      </w:r>
+      <w:r>
+        <w:t>quad</w:t>
+      </w:r>
+    </w:p>
+    <w:p>
+      <w:r>
+        <w:t xml:space="preserve">15/ </w:t>
+      </w:r>
+      <w:r>
+        <w:t>NumPy</w:t>
+      </w:r>
+    </w:p>
+    <w:p>
+      <w:r>
+        <w:lastRenderedPageBreak/>
+        <w:drawing>
+          <wp:inline distT="0" distB="0" distL="0" distR="0" wp14:anchorId="4BB824DD" wp14:editId="2C509AA3">
+            <wp:extent cx="5731510" cy="6099810"/>
+            <wp:effectExtent l="0" t="0" r="2540" b="0"/>
+            <wp:docPr id="328389789" name="Picture 1"/>
+            <wp:cNvGraphicFramePr>
+              <a:graphicFrameLocks xmlns:a="http://schemas.openxmlformats.org/drawingml/2006/main" noChangeAspect="1"/>
+            </wp:cNvGraphicFramePr>
+            <a:graphic xmlns:a="http://schemas.openxmlformats.org/drawingml/2006/main">
+              <a:graphicData uri="http://schemas.openxmlformats.org/drawingml/2006/picture">
+                <pic:pic xmlns:pic="http://schemas.openxmlformats.org/drawingml/2006/picture">
+                  <pic:nvPicPr>
+                    <pic:cNvPr id="328389789" name=""/>
+                    <pic:cNvPicPr/>
+                  </pic:nvPicPr>
+                  <pic:blipFill>
+                    <a:blip r:embed="rId57"/>
+                    <a:stretch>
+                      <a:fillRect/>
+                    </a:stretch>
+                  </pic:blipFill>
+                  <pic:spPr>
+                    <a:xfrm>
+                      <a:off x="0" y="0"/>
+                      <a:ext cx="5731510" cy="6099810"/>
+                    </a:xfrm>
+                    <a:prstGeom prst="rect">
+                      <a:avLst/>
+                    </a:prstGeom>
+                  </pic:spPr>
+                </pic:pic>
+              </a:graphicData>
+            </a:graphic>
+          </wp:inline>
+        </w:drawing>
+      </w:r>
+    </w:p>
+    <w:p>
+      <w:r>
+        <w:t xml:space="preserve">16/ </w:t>
+      </w:r>
+      <w:r>
+        <w:rPr>
+          <w:b/>
+          <w:bCs/>
+        </w:rPr>
+        <w:t>scipy.linalg</w:t>
+      </w:r>
+    </w:p>
+    <w:p>
+      <w:r>
+        <w:t xml:space="preserve">17/ </w:t>
+      </w:r>
+      <w:r>
+        <w:t>It solves a system of linear equations</w:t>
+      </w:r>
+    </w:p>
+    <w:p>
+      <w:r>
+        <w:t xml:space="preserve">18/ </w:t>
+      </w:r>
+      <w:r>
+        <w:t>It offers additional modules for optimization, integration, interpolation, Fourier transformation, and more</w:t>
+      </w:r>
+    </w:p>
+    <w:p>
+      <w:r>
+        <w:t xml:space="preserve">19/ </w:t>
+      </w:r>
+      <w:r>
+        <w:t>To efficiently use SciPy's extended functionalities on NumPy arrays</w:t>
+      </w:r>
+    </w:p>
+    <w:p>
+      <w:r>
+        <w:t xml:space="preserve">20/ </w:t>
+      </w:r>
+      <w:r>
+        <w:t>Proper installation of dependencies such as NumPy</w:t>
+      </w:r>
+    </w:p>
+    <w:p/>
+    <w:p/>
     <w:p/>
     <w:sectPr>
       <w:pgSz w:w="11906" w:h="16838"/>

--- a/06_PDA03/PDA03 - Revision Notes.docx
+++ b/06_PDA03/PDA03 - Revision Notes.docx
@@ -284,7 +284,23 @@
           <w:b/>
           <w:bCs/>
         </w:rPr>
-        <w:t xml:space="preserve"> function_name()</w:t>
+        <w:t xml:space="preserve"> </w:t>
+      </w:r>
+      <w:proofErr w:type="spellStart"/>
+      <w:r>
+        <w:rPr>
+          <w:b/>
+          <w:bCs/>
+        </w:rPr>
+        <w:t>function_name</w:t>
+      </w:r>
+      <w:proofErr w:type="spellEnd"/>
+      <w:r>
+        <w:rPr>
+          <w:b/>
+          <w:bCs/>
+        </w:rPr>
+        <w:t>()</w:t>
       </w:r>
     </w:p>
     <w:p>
@@ -421,8 +437,33 @@
           <w:b/>
           <w:bCs/>
         </w:rPr>
-        <w:t>import matplotlib.pyplot as plt</w:t>
-      </w:r>
+        <w:t xml:space="preserve">import </w:t>
+      </w:r>
+      <w:proofErr w:type="spellStart"/>
+      <w:r>
+        <w:rPr>
+          <w:b/>
+          <w:bCs/>
+        </w:rPr>
+        <w:t>matplotlib.pyplot</w:t>
+      </w:r>
+      <w:proofErr w:type="spellEnd"/>
+      <w:r>
+        <w:rPr>
+          <w:b/>
+          <w:bCs/>
+        </w:rPr>
+        <w:t xml:space="preserve"> as </w:t>
+      </w:r>
+      <w:proofErr w:type="spellStart"/>
+      <w:r>
+        <w:rPr>
+          <w:b/>
+          <w:bCs/>
+        </w:rPr>
+        <w:t>plt</w:t>
+      </w:r>
+      <w:proofErr w:type="spellEnd"/>
     </w:p>
     <w:p>
       <w:r>
@@ -531,12 +572,21 @@
       <w:r>
         <w:t xml:space="preserve">10/ </w:t>
       </w:r>
-      <w:r>
-        <w:rPr>
-          <w:b/>
-          <w:bCs/>
-        </w:rPr>
-        <w:t>savefig()</w:t>
+      <w:proofErr w:type="spellStart"/>
+      <w:r>
+        <w:rPr>
+          <w:b/>
+          <w:bCs/>
+        </w:rPr>
+        <w:t>savefig</w:t>
+      </w:r>
+      <w:proofErr w:type="spellEnd"/>
+      <w:r>
+        <w:rPr>
+          <w:b/>
+          <w:bCs/>
+        </w:rPr>
+        <w:t>()</w:t>
       </w:r>
     </w:p>
     <w:p>
@@ -599,8 +649,17 @@
           <w:b/>
           <w:bCs/>
         </w:rPr>
-        <w:t>import seaborn as sns</w:t>
-      </w:r>
+        <w:t xml:space="preserve">import seaborn as </w:t>
+      </w:r>
+      <w:proofErr w:type="spellStart"/>
+      <w:r>
+        <w:rPr>
+          <w:b/>
+          <w:bCs/>
+        </w:rPr>
+        <w:t>sns</w:t>
+      </w:r>
+      <w:proofErr w:type="spellEnd"/>
     </w:p>
     <w:p>
       <w:r>
@@ -848,12 +907,21 @@
       <w:r>
         <w:t xml:space="preserve">5/ </w:t>
       </w:r>
-      <w:r>
-        <w:rPr>
-          <w:b/>
-          <w:bCs/>
-        </w:rPr>
-        <w:t>to_datetime()</w:t>
+      <w:proofErr w:type="spellStart"/>
+      <w:r>
+        <w:rPr>
+          <w:b/>
+          <w:bCs/>
+        </w:rPr>
+        <w:t>to_datetime</w:t>
+      </w:r>
+      <w:proofErr w:type="spellEnd"/>
+      <w:r>
+        <w:rPr>
+          <w:b/>
+          <w:bCs/>
+        </w:rPr>
+        <w:t>()</w:t>
       </w:r>
     </w:p>
     <w:p>
@@ -919,12 +987,21 @@
       <w:r>
         <w:t xml:space="preserve">8/ </w:t>
       </w:r>
-      <w:r>
-        <w:rPr>
-          <w:b/>
-          <w:bCs/>
-        </w:rPr>
-        <w:t>fillna()</w:t>
+      <w:proofErr w:type="spellStart"/>
+      <w:r>
+        <w:rPr>
+          <w:b/>
+          <w:bCs/>
+        </w:rPr>
+        <w:t>fillna</w:t>
+      </w:r>
+      <w:proofErr w:type="spellEnd"/>
+      <w:r>
+        <w:rPr>
+          <w:b/>
+          <w:bCs/>
+        </w:rPr>
+        <w:t>()</w:t>
       </w:r>
     </w:p>
     <w:p>
@@ -1019,7 +1096,13 @@
         <w:t xml:space="preserve">14/ </w:t>
       </w:r>
       <w:r>
-        <w:t>In supervised learning, the model learns from labelled data, while in unsupervised learning, the model learns from unlabeled data</w:t>
+        <w:t>In supervised learning, the model learns from labelled data, while in unsupervised learning, the model learns from unlabel</w:t>
+      </w:r>
+      <w:r>
+        <w:t>l</w:t>
+      </w:r>
+      <w:r>
+        <w:t>ed data</w:t>
       </w:r>
     </w:p>
     <w:p>
@@ -1831,8 +1914,17 @@
           <w:b/>
           <w:bCs/>
         </w:rPr>
-        <w:t>pip install numpy</w:t>
-      </w:r>
+        <w:t xml:space="preserve">pip install </w:t>
+      </w:r>
+      <w:proofErr w:type="spellStart"/>
+      <w:r>
+        <w:rPr>
+          <w:b/>
+          <w:bCs/>
+        </w:rPr>
+        <w:t>numpy</w:t>
+      </w:r>
+      <w:proofErr w:type="spellEnd"/>
     </w:p>
     <w:p>
       <w:r>
@@ -1981,24 +2073,42 @@
       <w:r>
         <w:t xml:space="preserve">8/ </w:t>
       </w:r>
-      <w:r>
-        <w:rPr>
-          <w:b/>
-          <w:bCs/>
-        </w:rPr>
-        <w:t>plt.hist()</w:t>
+      <w:proofErr w:type="spellStart"/>
+      <w:r>
+        <w:rPr>
+          <w:b/>
+          <w:bCs/>
+        </w:rPr>
+        <w:t>plt.hist</w:t>
+      </w:r>
+      <w:proofErr w:type="spellEnd"/>
+      <w:r>
+        <w:rPr>
+          <w:b/>
+          <w:bCs/>
+        </w:rPr>
+        <w:t>()</w:t>
       </w:r>
     </w:p>
     <w:p>
       <w:r>
         <w:t xml:space="preserve">9/ </w:t>
       </w:r>
-      <w:r>
-        <w:rPr>
-          <w:b/>
-          <w:bCs/>
-        </w:rPr>
-        <w:t>plt.show()</w:t>
+      <w:proofErr w:type="spellStart"/>
+      <w:r>
+        <w:rPr>
+          <w:b/>
+          <w:bCs/>
+        </w:rPr>
+        <w:t>plt.show</w:t>
+      </w:r>
+      <w:proofErr w:type="spellEnd"/>
+      <w:r>
+        <w:rPr>
+          <w:b/>
+          <w:bCs/>
+        </w:rPr>
+        <w:t>()</w:t>
       </w:r>
     </w:p>
     <w:p>
@@ -2014,12 +2124,21 @@
       <w:r>
         <w:t xml:space="preserve"> </w:t>
       </w:r>
-      <w:r>
-        <w:rPr>
-          <w:b/>
-          <w:bCs/>
-        </w:rPr>
-        <w:t>plt.boxplot()</w:t>
+      <w:proofErr w:type="spellStart"/>
+      <w:r>
+        <w:rPr>
+          <w:b/>
+          <w:bCs/>
+        </w:rPr>
+        <w:t>plt.boxplot</w:t>
+      </w:r>
+      <w:proofErr w:type="spellEnd"/>
+      <w:r>
+        <w:rPr>
+          <w:b/>
+          <w:bCs/>
+        </w:rPr>
+        <w:t>()</w:t>
       </w:r>
     </w:p>
     <w:p>
@@ -2095,7 +2214,15 @@
         <w:t xml:space="preserve"> </w:t>
       </w:r>
       <w:r>
-        <w:t>pandas, matplotlib.pyplot, seaborn</w:t>
+        <w:t xml:space="preserve">pandas, </w:t>
+      </w:r>
+      <w:proofErr w:type="spellStart"/>
+      <w:r>
+        <w:t>matplotlib.pyplot</w:t>
+      </w:r>
+      <w:proofErr w:type="spellEnd"/>
+      <w:r>
+        <w:t>, seaborn</w:t>
       </w:r>
     </w:p>
     <w:p>
@@ -2111,12 +2238,37 @@
       <w:r>
         <w:t xml:space="preserve"> </w:t>
       </w:r>
-      <w:r>
-        <w:rPr>
-          <w:b/>
-          <w:bCs/>
-        </w:rPr>
-        <w:t>df = pd.read_csv('sales_data.csv')</w:t>
+      <w:proofErr w:type="spellStart"/>
+      <w:r>
+        <w:rPr>
+          <w:b/>
+          <w:bCs/>
+        </w:rPr>
+        <w:t>df</w:t>
+      </w:r>
+      <w:proofErr w:type="spellEnd"/>
+      <w:r>
+        <w:rPr>
+          <w:b/>
+          <w:bCs/>
+        </w:rPr>
+        <w:t xml:space="preserve"> = </w:t>
+      </w:r>
+      <w:proofErr w:type="spellStart"/>
+      <w:r>
+        <w:rPr>
+          <w:b/>
+          <w:bCs/>
+        </w:rPr>
+        <w:t>pd.read_csv</w:t>
+      </w:r>
+      <w:proofErr w:type="spellEnd"/>
+      <w:r>
+        <w:rPr>
+          <w:b/>
+          <w:bCs/>
+        </w:rPr>
+        <w:t>('sales_data.csv')</w:t>
       </w:r>
     </w:p>
     <w:p>
@@ -2184,12 +2336,21 @@
       <w:r>
         <w:t xml:space="preserve"> </w:t>
       </w:r>
-      <w:r>
-        <w:rPr>
-          <w:b/>
-          <w:bCs/>
-        </w:rPr>
-        <w:t>dropna()</w:t>
+      <w:proofErr w:type="spellStart"/>
+      <w:r>
+        <w:rPr>
+          <w:b/>
+          <w:bCs/>
+        </w:rPr>
+        <w:t>dropna</w:t>
+      </w:r>
+      <w:proofErr w:type="spellEnd"/>
+      <w:r>
+        <w:rPr>
+          <w:b/>
+          <w:bCs/>
+        </w:rPr>
+        <w:t>()</w:t>
       </w:r>
     </w:p>
     <w:p>
@@ -2199,12 +2360,37 @@
       <w:r>
         <w:t xml:space="preserve"> </w:t>
       </w:r>
-      <w:r>
-        <w:rPr>
-          <w:b/>
-          <w:bCs/>
-        </w:rPr>
-        <w:t>df.drop_duplicates(inplace=True)</w:t>
+      <w:proofErr w:type="spellStart"/>
+      <w:r>
+        <w:rPr>
+          <w:b/>
+          <w:bCs/>
+        </w:rPr>
+        <w:t>df.drop_duplicates</w:t>
+      </w:r>
+      <w:proofErr w:type="spellEnd"/>
+      <w:r>
+        <w:rPr>
+          <w:b/>
+          <w:bCs/>
+        </w:rPr>
+        <w:t>(</w:t>
+      </w:r>
+      <w:proofErr w:type="spellStart"/>
+      <w:r>
+        <w:rPr>
+          <w:b/>
+          <w:bCs/>
+        </w:rPr>
+        <w:t>inplace</w:t>
+      </w:r>
+      <w:proofErr w:type="spellEnd"/>
+      <w:r>
+        <w:rPr>
+          <w:b/>
+          <w:bCs/>
+        </w:rPr>
+        <w:t>=True)</w:t>
       </w:r>
     </w:p>
     <w:p>
@@ -2214,12 +2400,53 @@
       <w:r>
         <w:t xml:space="preserve"> </w:t>
       </w:r>
-      <w:r>
-        <w:rPr>
-          <w:b/>
-          <w:bCs/>
-        </w:rPr>
-        <w:t>df['date'] = pd.to_datetime(df['date'])</w:t>
+      <w:proofErr w:type="spellStart"/>
+      <w:r>
+        <w:rPr>
+          <w:b/>
+          <w:bCs/>
+        </w:rPr>
+        <w:t>df</w:t>
+      </w:r>
+      <w:proofErr w:type="spellEnd"/>
+      <w:r>
+        <w:rPr>
+          <w:b/>
+          <w:bCs/>
+        </w:rPr>
+        <w:t xml:space="preserve">['date'] = </w:t>
+      </w:r>
+      <w:proofErr w:type="spellStart"/>
+      <w:r>
+        <w:rPr>
+          <w:b/>
+          <w:bCs/>
+        </w:rPr>
+        <w:t>pd.to_datetime</w:t>
+      </w:r>
+      <w:proofErr w:type="spellEnd"/>
+      <w:r>
+        <w:rPr>
+          <w:b/>
+          <w:bCs/>
+        </w:rPr>
+        <w:t>(</w:t>
+      </w:r>
+      <w:proofErr w:type="spellStart"/>
+      <w:r>
+        <w:rPr>
+          <w:b/>
+          <w:bCs/>
+        </w:rPr>
+        <w:t>df</w:t>
+      </w:r>
+      <w:proofErr w:type="spellEnd"/>
+      <w:r>
+        <w:rPr>
+          <w:b/>
+          <w:bCs/>
+        </w:rPr>
+        <w:t>['date'])</w:t>
       </w:r>
     </w:p>
     <w:p>
@@ -2229,12 +2456,37 @@
       <w:r>
         <w:t xml:space="preserve"> </w:t>
       </w:r>
-      <w:r>
-        <w:rPr>
-          <w:b/>
-          <w:bCs/>
-        </w:rPr>
-        <w:t>average_sales_per_day = df.groupby('date')['sales'].mean()</w:t>
+      <w:proofErr w:type="spellStart"/>
+      <w:r>
+        <w:rPr>
+          <w:b/>
+          <w:bCs/>
+        </w:rPr>
+        <w:t>average_sales_per_day</w:t>
+      </w:r>
+      <w:proofErr w:type="spellEnd"/>
+      <w:r>
+        <w:rPr>
+          <w:b/>
+          <w:bCs/>
+        </w:rPr>
+        <w:t xml:space="preserve"> = </w:t>
+      </w:r>
+      <w:proofErr w:type="spellStart"/>
+      <w:r>
+        <w:rPr>
+          <w:b/>
+          <w:bCs/>
+        </w:rPr>
+        <w:t>df.groupby</w:t>
+      </w:r>
+      <w:proofErr w:type="spellEnd"/>
+      <w:r>
+        <w:rPr>
+          <w:b/>
+          <w:bCs/>
+        </w:rPr>
+        <w:t>('date')['sales'].mean()</w:t>
       </w:r>
     </w:p>
     <w:p>
@@ -2250,12 +2502,21 @@
       <w:r>
         <w:t xml:space="preserve"> </w:t>
       </w:r>
-      <w:r>
-        <w:rPr>
-          <w:b/>
-          <w:bCs/>
-        </w:rPr>
-        <w:t>sns.lineplot()</w:t>
+      <w:proofErr w:type="spellStart"/>
+      <w:r>
+        <w:rPr>
+          <w:b/>
+          <w:bCs/>
+        </w:rPr>
+        <w:t>sns.lineplot</w:t>
+      </w:r>
+      <w:proofErr w:type="spellEnd"/>
+      <w:r>
+        <w:rPr>
+          <w:b/>
+          <w:bCs/>
+        </w:rPr>
+        <w:t>()</w:t>
       </w:r>
     </w:p>
     <w:p>
@@ -2397,12 +2658,21 @@
       <w:r>
         <w:t xml:space="preserve">5/ </w:t>
       </w:r>
-      <w:r>
-        <w:rPr>
-          <w:b/>
-          <w:bCs/>
-        </w:rPr>
-        <w:t>piechart()</w:t>
+      <w:proofErr w:type="spellStart"/>
+      <w:r>
+        <w:rPr>
+          <w:b/>
+          <w:bCs/>
+        </w:rPr>
+        <w:t>piechart</w:t>
+      </w:r>
+      <w:proofErr w:type="spellEnd"/>
+      <w:r>
+        <w:rPr>
+          <w:b/>
+          <w:bCs/>
+        </w:rPr>
+        <w:t>()</w:t>
       </w:r>
     </w:p>
     <w:p>
@@ -2494,12 +2764,21 @@
       <w:r>
         <w:t xml:space="preserve">10/ </w:t>
       </w:r>
-      <w:r>
-        <w:rPr>
-          <w:b/>
-          <w:bCs/>
-        </w:rPr>
-        <w:t>histplot()</w:t>
+      <w:proofErr w:type="spellStart"/>
+      <w:r>
+        <w:rPr>
+          <w:b/>
+          <w:bCs/>
+        </w:rPr>
+        <w:t>histplot</w:t>
+      </w:r>
+      <w:proofErr w:type="spellEnd"/>
+      <w:r>
+        <w:rPr>
+          <w:b/>
+          <w:bCs/>
+        </w:rPr>
+        <w:t>()</w:t>
       </w:r>
     </w:p>
     <w:p>
@@ -2549,12 +2828,21 @@
       <w:r>
         <w:t xml:space="preserve">11/ </w:t>
       </w:r>
-      <w:r>
-        <w:rPr>
-          <w:b/>
-          <w:bCs/>
-        </w:rPr>
-        <w:t>countplot()</w:t>
+      <w:proofErr w:type="spellStart"/>
+      <w:r>
+        <w:rPr>
+          <w:b/>
+          <w:bCs/>
+        </w:rPr>
+        <w:t>countplot</w:t>
+      </w:r>
+      <w:proofErr w:type="spellEnd"/>
+      <w:r>
+        <w:rPr>
+          <w:b/>
+          <w:bCs/>
+        </w:rPr>
+        <w:t>()</w:t>
       </w:r>
     </w:p>
     <w:p>
@@ -2585,12 +2873,21 @@
       <w:r>
         <w:t xml:space="preserve">14/ </w:t>
       </w:r>
-      <w:r>
-        <w:rPr>
-          <w:b/>
-          <w:bCs/>
-        </w:rPr>
-        <w:t>histplot()</w:t>
+      <w:proofErr w:type="spellStart"/>
+      <w:r>
+        <w:rPr>
+          <w:b/>
+          <w:bCs/>
+        </w:rPr>
+        <w:t>histplot</w:t>
+      </w:r>
+      <w:proofErr w:type="spellEnd"/>
+      <w:r>
+        <w:rPr>
+          <w:b/>
+          <w:bCs/>
+        </w:rPr>
+        <w:t>()</w:t>
       </w:r>
     </w:p>
     <w:p>
@@ -2652,12 +2949,21 @@
       <w:r>
         <w:t xml:space="preserve">16/ </w:t>
       </w:r>
-      <w:r>
-        <w:rPr>
-          <w:b/>
-          <w:bCs/>
-        </w:rPr>
-        <w:t>histplot()</w:t>
+      <w:proofErr w:type="spellStart"/>
+      <w:r>
+        <w:rPr>
+          <w:b/>
+          <w:bCs/>
+        </w:rPr>
+        <w:t>histplot</w:t>
+      </w:r>
+      <w:proofErr w:type="spellEnd"/>
+      <w:r>
+        <w:rPr>
+          <w:b/>
+          <w:bCs/>
+        </w:rPr>
+        <w:t>()</w:t>
       </w:r>
     </w:p>
     <w:p>
@@ -2706,18 +3012,28 @@
       <w:r>
         <w:t xml:space="preserve">19/ </w:t>
       </w:r>
-      <w:r>
-        <w:rPr>
-          <w:b/>
-          <w:bCs/>
-        </w:rPr>
-        <w:t>barplot()</w:t>
+      <w:proofErr w:type="spellStart"/>
+      <w:r>
+        <w:rPr>
+          <w:b/>
+          <w:bCs/>
+        </w:rPr>
+        <w:t>barplot</w:t>
+      </w:r>
+      <w:proofErr w:type="spellEnd"/>
+      <w:r>
+        <w:rPr>
+          <w:b/>
+          <w:bCs/>
+        </w:rPr>
+        <w:t>()</w:t>
       </w:r>
     </w:p>
     <w:p>
       <w:r>
         <w:t xml:space="preserve">20/ </w:t>
       </w:r>
+      <w:proofErr w:type="spellStart"/>
       <w:r>
         <w:rPr>
           <w:b/>
@@ -2725,6 +3041,7 @@
         </w:rPr>
         <w:t>kde</w:t>
       </w:r>
+      <w:proofErr w:type="spellEnd"/>
     </w:p>
     <w:p>
       <w:r>
@@ -2773,24 +3090,42 @@
       <w:r>
         <w:t xml:space="preserve">21/ </w:t>
       </w:r>
-      <w:r>
-        <w:rPr>
-          <w:b/>
-          <w:bCs/>
-        </w:rPr>
-        <w:t>countplot()</w:t>
+      <w:proofErr w:type="spellStart"/>
+      <w:r>
+        <w:rPr>
+          <w:b/>
+          <w:bCs/>
+        </w:rPr>
+        <w:t>countplot</w:t>
+      </w:r>
+      <w:proofErr w:type="spellEnd"/>
+      <w:r>
+        <w:rPr>
+          <w:b/>
+          <w:bCs/>
+        </w:rPr>
+        <w:t>()</w:t>
       </w:r>
     </w:p>
     <w:p>
       <w:r>
         <w:t xml:space="preserve">22/ </w:t>
       </w:r>
-      <w:r>
-        <w:rPr>
-          <w:b/>
-          <w:bCs/>
-        </w:rPr>
-        <w:t>histplot()</w:t>
+      <w:proofErr w:type="spellStart"/>
+      <w:r>
+        <w:rPr>
+          <w:b/>
+          <w:bCs/>
+        </w:rPr>
+        <w:t>histplot</w:t>
+      </w:r>
+      <w:proofErr w:type="spellEnd"/>
+      <w:r>
+        <w:rPr>
+          <w:b/>
+          <w:bCs/>
+        </w:rPr>
+        <w:t>()</w:t>
       </w:r>
     </w:p>
     <w:p>
@@ -2809,12 +3144,21 @@
       <w:r>
         <w:t xml:space="preserve">24/ </w:t>
       </w:r>
-      <w:r>
-        <w:rPr>
-          <w:b/>
-          <w:bCs/>
-        </w:rPr>
-        <w:t>lineplot()</w:t>
+      <w:proofErr w:type="spellStart"/>
+      <w:r>
+        <w:rPr>
+          <w:b/>
+          <w:bCs/>
+        </w:rPr>
+        <w:t>lineplot</w:t>
+      </w:r>
+      <w:proofErr w:type="spellEnd"/>
+      <w:r>
+        <w:rPr>
+          <w:b/>
+          <w:bCs/>
+        </w:rPr>
+        <w:t>()</w:t>
       </w:r>
     </w:p>
     <w:p>
@@ -3227,12 +3571,21 @@
       <w:r>
         <w:t xml:space="preserve">18/ </w:t>
       </w:r>
-      <w:r>
-        <w:rPr>
-          <w:b/>
-          <w:bCs/>
-        </w:rPr>
-        <w:t>pd.DataFrame()</w:t>
+      <w:proofErr w:type="spellStart"/>
+      <w:r>
+        <w:rPr>
+          <w:b/>
+          <w:bCs/>
+        </w:rPr>
+        <w:t>pd.DataFrame</w:t>
+      </w:r>
+      <w:proofErr w:type="spellEnd"/>
+      <w:r>
+        <w:rPr>
+          <w:b/>
+          <w:bCs/>
+        </w:rPr>
+        <w:t>()</w:t>
       </w:r>
     </w:p>
     <w:p>
@@ -3240,8 +3593,13 @@
         <w:t xml:space="preserve">19/ </w:t>
       </w:r>
       <w:r>
-        <w:t>The number of columns in the DataFrame</w:t>
-      </w:r>
+        <w:t xml:space="preserve">The number of columns in the </w:t>
+      </w:r>
+      <w:proofErr w:type="spellStart"/>
+      <w:r>
+        <w:t>DataFrame</w:t>
+      </w:r>
+      <w:proofErr w:type="spellEnd"/>
     </w:p>
     <w:p>
       <w:r>
@@ -3493,8 +3851,17 @@
           <w:b/>
           <w:bCs/>
         </w:rPr>
-        <w:t>pip install statsmodels</w:t>
-      </w:r>
+        <w:t xml:space="preserve">pip install </w:t>
+      </w:r>
+      <w:proofErr w:type="spellStart"/>
+      <w:r>
+        <w:rPr>
+          <w:b/>
+          <w:bCs/>
+        </w:rPr>
+        <w:t>statsmodels</w:t>
+      </w:r>
+      <w:proofErr w:type="spellEnd"/>
     </w:p>
     <w:p>
       <w:pPr>
@@ -3511,8 +3878,33 @@
           <w:b/>
           <w:bCs/>
         </w:rPr>
-        <w:t>import statsmodels.api as sm</w:t>
-      </w:r>
+        <w:t xml:space="preserve">import </w:t>
+      </w:r>
+      <w:proofErr w:type="spellStart"/>
+      <w:r>
+        <w:rPr>
+          <w:b/>
+          <w:bCs/>
+        </w:rPr>
+        <w:t>statsmodels.api</w:t>
+      </w:r>
+      <w:proofErr w:type="spellEnd"/>
+      <w:r>
+        <w:rPr>
+          <w:b/>
+          <w:bCs/>
+        </w:rPr>
+        <w:t xml:space="preserve"> as </w:t>
+      </w:r>
+      <w:proofErr w:type="spellStart"/>
+      <w:r>
+        <w:rPr>
+          <w:b/>
+          <w:bCs/>
+        </w:rPr>
+        <w:t>sm</w:t>
+      </w:r>
+      <w:proofErr w:type="spellEnd"/>
     </w:p>
     <w:p>
       <w:r>
@@ -3644,12 +4036,21 @@
       <w:r>
         <w:t xml:space="preserve">11/ </w:t>
       </w:r>
-      <w:r>
-        <w:rPr>
-          <w:b/>
-          <w:bCs/>
-        </w:rPr>
-        <w:t>sm.OLS()</w:t>
+      <w:proofErr w:type="spellStart"/>
+      <w:r>
+        <w:rPr>
+          <w:b/>
+          <w:bCs/>
+        </w:rPr>
+        <w:t>sm.OLS</w:t>
+      </w:r>
+      <w:proofErr w:type="spellEnd"/>
+      <w:r>
+        <w:rPr>
+          <w:b/>
+          <w:bCs/>
+        </w:rPr>
+        <w:t>()</w:t>
       </w:r>
     </w:p>
     <w:p>
@@ -3748,8 +4149,13 @@
         <w:t xml:space="preserve">18/ </w:t>
       </w:r>
       <w:r>
-        <w:t>To gain practical experience using StatsModels</w:t>
-      </w:r>
+        <w:t xml:space="preserve">To gain practical experience using </w:t>
+      </w:r>
+      <w:proofErr w:type="spellStart"/>
+      <w:r>
+        <w:t>StatsModels</w:t>
+      </w:r>
+      <w:proofErr w:type="spellEnd"/>
     </w:p>
     <w:p>
       <w:r>
@@ -3815,7 +4221,15 @@
         <w:t xml:space="preserve">21/ </w:t>
       </w:r>
       <w:r>
-        <w:t>Installing StatsModels library and configuring the environment</w:t>
+        <w:t xml:space="preserve">Installing </w:t>
+      </w:r>
+      <w:proofErr w:type="spellStart"/>
+      <w:r>
+        <w:t>StatsModels</w:t>
+      </w:r>
+      <w:proofErr w:type="spellEnd"/>
+      <w:r>
+        <w:t xml:space="preserve"> library and configuring the environment</w:t>
       </w:r>
     </w:p>
     <w:p>
@@ -3823,8 +4237,13 @@
         <w:t xml:space="preserve">22/ </w:t>
       </w:r>
       <w:r>
-        <w:t>Estimating a linear regression model using StatsModels</w:t>
-      </w:r>
+        <w:t xml:space="preserve">Estimating a linear regression model using </w:t>
+      </w:r>
+      <w:proofErr w:type="spellStart"/>
+      <w:r>
+        <w:t>StatsModels</w:t>
+      </w:r>
+      <w:proofErr w:type="spellEnd"/>
     </w:p>
     <w:p>
       <w:r>
@@ -3839,8 +4258,13 @@
         <w:t xml:space="preserve">24/ </w:t>
       </w:r>
       <w:r>
-        <w:t>Time series analysis using StatsModels</w:t>
-      </w:r>
+        <w:t xml:space="preserve">Time series analysis using </w:t>
+      </w:r>
+      <w:proofErr w:type="spellStart"/>
+      <w:r>
+        <w:t>StatsModels</w:t>
+      </w:r>
+      <w:proofErr w:type="spellEnd"/>
     </w:p>
     <w:p>
       <w:r>
@@ -4005,8 +4429,17 @@
           <w:b/>
           <w:bCs/>
         </w:rPr>
-        <w:t>pip install statsmodels</w:t>
-      </w:r>
+        <w:t xml:space="preserve">pip install </w:t>
+      </w:r>
+      <w:proofErr w:type="spellStart"/>
+      <w:r>
+        <w:rPr>
+          <w:b/>
+          <w:bCs/>
+        </w:rPr>
+        <w:t>statsmodels</w:t>
+      </w:r>
+      <w:proofErr w:type="spellEnd"/>
     </w:p>
     <w:p>
       <w:r>
@@ -4028,6 +4461,7 @@
       <w:r>
         <w:t xml:space="preserve">35/ </w:t>
       </w:r>
+      <w:proofErr w:type="spellStart"/>
       <w:r>
         <w:rPr>
           <w:b/>
@@ -4035,6 +4469,7 @@
         </w:rPr>
         <w:t>statsmodels.api</w:t>
       </w:r>
+      <w:proofErr w:type="spellEnd"/>
     </w:p>
     <w:p>
       <w:r>
@@ -4091,6 +4526,7 @@
       <w:r>
         <w:t xml:space="preserve">37/ </w:t>
       </w:r>
+      <w:proofErr w:type="spellStart"/>
       <w:r>
         <w:rPr>
           <w:b/>
@@ -4098,6 +4534,7 @@
         </w:rPr>
         <w:t>statsmodels.graphics</w:t>
       </w:r>
+      <w:proofErr w:type="spellEnd"/>
     </w:p>
     <w:p>
       <w:r>
@@ -4184,7 +4621,15 @@
         <w:t xml:space="preserve">42/ </w:t>
       </w:r>
       <w:r>
-        <w:t>Setting up the environment and using StatsModels for statistical analysis</w:t>
+        <w:t xml:space="preserve">Setting up the environment and using </w:t>
+      </w:r>
+      <w:proofErr w:type="spellStart"/>
+      <w:r>
+        <w:t>StatsModels</w:t>
+      </w:r>
+      <w:proofErr w:type="spellEnd"/>
+      <w:r>
+        <w:t xml:space="preserve"> for statistical analysis</w:t>
       </w:r>
     </w:p>
     <w:p>
@@ -4205,6 +4650,9 @@
     <w:p/>
     <w:p>
       <w:r>
+        <w:rPr>
+          <w:noProof/>
+        </w:rPr>
         <w:drawing>
           <wp:inline distT="0" distB="0" distL="0" distR="0" wp14:anchorId="1FEDD4C2" wp14:editId="0207CA2E">
             <wp:extent cx="2695951" cy="1971950"/>
@@ -4244,6 +4692,9 @@
     </w:p>
     <w:p>
       <w:r>
+        <w:rPr>
+          <w:noProof/>
+        </w:rPr>
         <w:lastRenderedPageBreak/>
         <w:drawing>
           <wp:inline distT="0" distB="0" distL="0" distR="0" wp14:anchorId="6E8183D7" wp14:editId="1441D6FA">
@@ -4318,6 +4769,7 @@
       <w:r>
         <w:t xml:space="preserve">5/ </w:t>
       </w:r>
+      <w:proofErr w:type="spellStart"/>
       <w:r>
         <w:rPr>
           <w:b/>
@@ -4325,9 +4777,13 @@
         </w:rPr>
         <w:t>scipy.optimize</w:t>
       </w:r>
-    </w:p>
-    <w:p>
-      <w:r>
+      <w:proofErr w:type="spellEnd"/>
+    </w:p>
+    <w:p>
+      <w:r>
+        <w:rPr>
+          <w:noProof/>
+        </w:rPr>
         <w:lastRenderedPageBreak/>
         <w:drawing>
           <wp:inline distT="0" distB="0" distL="0" distR="0" wp14:anchorId="5CDBE616" wp14:editId="6A8510A6">
@@ -4395,8 +4851,13 @@
         <w:t xml:space="preserve">9/ </w:t>
       </w:r>
       <w:r>
-        <w:t>pip and conda</w:t>
-      </w:r>
+        <w:t xml:space="preserve">pip and </w:t>
+      </w:r>
+      <w:proofErr w:type="spellStart"/>
+      <w:r>
+        <w:t>conda</w:t>
+      </w:r>
+      <w:proofErr w:type="spellEnd"/>
     </w:p>
     <w:p>
       <w:r>
@@ -4408,6 +4869,9 @@
     </w:p>
     <w:p>
       <w:r>
+        <w:rPr>
+          <w:noProof/>
+        </w:rPr>
         <w:lastRenderedPageBreak/>
         <w:drawing>
           <wp:inline distT="0" distB="0" distL="0" distR="0" wp14:anchorId="3DD17039" wp14:editId="2A88BDD4">
@@ -4466,6 +4930,7 @@
       <w:r>
         <w:t xml:space="preserve">13/ </w:t>
       </w:r>
+      <w:proofErr w:type="spellStart"/>
       <w:r>
         <w:rPr>
           <w:b/>
@@ -4473,6 +4938,7 @@
         </w:rPr>
         <w:t>scipy.integrate</w:t>
       </w:r>
+      <w:proofErr w:type="spellEnd"/>
     </w:p>
     <w:p>
       <w:r>
@@ -4492,6 +4958,9 @@
     </w:p>
     <w:p>
       <w:r>
+        <w:rPr>
+          <w:noProof/>
+        </w:rPr>
         <w:lastRenderedPageBreak/>
         <w:drawing>
           <wp:inline distT="0" distB="0" distL="0" distR="0" wp14:anchorId="4BB824DD" wp14:editId="2C509AA3">
@@ -4534,6 +5003,7 @@
       <w:r>
         <w:t xml:space="preserve">16/ </w:t>
       </w:r>
+      <w:proofErr w:type="spellStart"/>
       <w:r>
         <w:rPr>
           <w:b/>
@@ -4541,6 +5011,7 @@
         </w:rPr>
         <w:t>scipy.linalg</w:t>
       </w:r>
+      <w:proofErr w:type="spellEnd"/>
     </w:p>
     <w:p>
       <w:r>
@@ -5190,6 +5661,7 @@
   <w:style w:type="character" w:default="1" w:styleId="DefaultParagraphFont">
     <w:name w:val="Default Paragraph Font"/>
     <w:uiPriority w:val="1"/>
+    <w:semiHidden/>
     <w:unhideWhenUsed/>
   </w:style>
   <w:style w:type="table" w:default="1" w:styleId="TableNormal">
